--- a/nxt-school-launch/NXT_Meta_Launch_1-pager.docx
+++ b/nxt-school-launch/NXT_Meta_Launch_1-pager.docx
@@ -57,7 +57,7 @@
           <w:sz w:val="17"/>
           <w:szCs w:val="17"/>
         </w:rPr>
-        <w:t xml:space="preserve">Tue 6 / Wed 7 Oct</w:t>
+        <w:t xml:space="preserve">Tue 6 / Wed 7 Oct → 8 Nov</w:t>
       </w:r>
       <w:r>
         <w:rPr>
@@ -77,7 +77,7 @@
           <w:sz w:val="17"/>
           <w:szCs w:val="17"/>
         </w:rPr>
-        <w:t xml:space="preserve">120,000 RSD/month (~4,000/day)</w:t>
+        <w:t xml:space="preserve">150,000 RSD</w:t>
       </w:r>
       <w:r>
         <w:rPr>
@@ -86,7 +86,7 @@
           <w:sz w:val="17"/>
           <w:szCs w:val="17"/>
         </w:rPr>
-        <w:t xml:space="preserve">, flex 100–150k · Month-1 goal: validate </w:t>
+        <w:t xml:space="preserve"> (floor 120k) · program starts </w:t>
       </w:r>
       <w:r>
         <w:rPr>
@@ -97,7 +97,7 @@
           <w:sz w:val="17"/>
           <w:szCs w:val="17"/>
         </w:rPr>
-        <w:t xml:space="preserve">demand, price, message &amp; grade mix</w:t>
+        <w:t xml:space="preserve">Mon 9 Nov</w:t>
       </w:r>
       <w:r>
         <w:rPr>
@@ -106,7 +106,27 @@
           <w:sz w:val="17"/>
           <w:szCs w:val="17"/>
         </w:rPr>
-        <w:t xml:space="preserve">.</w:t>
+        <w:t xml:space="preserve"> · goal: </w:t>
+      </w:r>
+      <w:r>
+        <w:rPr>
+          <w:rFonts w:ascii="Arial" w:cs="Arial" w:eastAsia="Arial" w:hAnsi="Arial"/>
+          <w:b/>
+          <w:bCs/>
+          <w:color w:val="475569"/>
+          <w:sz w:val="17"/>
+          <w:szCs w:val="17"/>
+        </w:rPr>
+        <w:t xml:space="preserve">30–40 enrolled</w:t>
+      </w:r>
+      <w:r>
+        <w:rPr>
+          <w:rFonts w:ascii="Arial" w:cs="Arial" w:eastAsia="Arial" w:hAnsi="Arial"/>
+          <w:color w:val="475569"/>
+          <w:sz w:val="17"/>
+          <w:szCs w:val="17"/>
+        </w:rPr>
+        <w:t xml:space="preserve"> in the November cohort; first 20–30 leads = validation.</w:t>
       </w:r>
     </w:p>
     <w:tbl>
@@ -139,9 +159,9 @@
             </w:tcBorders>
             <w:shd w:fill="EEF4FF" w:color="auto" w:val="clear"/>
             <w:tcMar>
-              <w:top w:type="dxa" w:w="60"/>
+              <w:top w:type="dxa" w:w="50"/>
               <w:left w:type="dxa" w:w="120"/>
-              <w:bottom w:type="dxa" w:w="60"/>
+              <w:bottom w:type="dxa" w:w="50"/>
               <w:right w:type="dxa" w:w="80"/>
             </w:tcMar>
           </w:tcPr>
@@ -166,8 +186,8 @@
                 <w:b/>
                 <w:bCs/>
                 <w:color w:val="0F172A"/>
-                <w:sz w:val="17"/>
-                <w:szCs w:val="17"/>
+                <w:sz w:val="16"/>
+                <w:szCs w:val="16"/>
               </w:rPr>
               <w:t xml:space="preserve">Lead = application_submit</w:t>
             </w:r>
@@ -184,9 +204,9 @@
             </w:tcBorders>
             <w:shd w:fill="EEF4FF" w:color="auto" w:val="clear"/>
             <w:tcMar>
-              <w:top w:type="dxa" w:w="60"/>
+              <w:top w:type="dxa" w:w="50"/>
               <w:left w:type="dxa" w:w="120"/>
-              <w:bottom w:type="dxa" w:w="60"/>
+              <w:bottom w:type="dxa" w:w="50"/>
               <w:right w:type="dxa" w:w="80"/>
             </w:tcMar>
           </w:tcPr>
@@ -201,7 +221,7 @@
                 <w:sz w:val="13"/>
                 <w:szCs w:val="13"/>
               </w:rPr>
-              <w:t xml:space="preserve">TARGET CPL</w:t>
+              <w:t xml:space="preserve">NOVEMBER TARGET</w:t>
             </w:r>
           </w:p>
           <w:p>
@@ -211,10 +231,10 @@
                 <w:b/>
                 <w:bCs/>
                 <w:color w:val="0F172A"/>
-                <w:sz w:val="17"/>
-                <w:szCs w:val="17"/>
-              </w:rPr>
-              <w:t xml:space="preserve">≤ 1,000 RSD</w:t>
+                <w:sz w:val="16"/>
+                <w:szCs w:val="16"/>
+              </w:rPr>
+              <w:t xml:space="preserve">30–40 enrolled ← 150–200 leads</w:t>
             </w:r>
           </w:p>
         </w:tc>
@@ -229,9 +249,9 @@
             </w:tcBorders>
             <w:shd w:fill="EEF4FF" w:color="auto" w:val="clear"/>
             <w:tcMar>
-              <w:top w:type="dxa" w:w="60"/>
+              <w:top w:type="dxa" w:w="50"/>
               <w:left w:type="dxa" w:w="120"/>
-              <w:bottom w:type="dxa" w:w="60"/>
+              <w:bottom w:type="dxa" w:w="50"/>
               <w:right w:type="dxa" w:w="80"/>
             </w:tcMar>
           </w:tcPr>
@@ -246,7 +266,7 @@
                 <w:sz w:val="13"/>
                 <w:szCs w:val="13"/>
               </w:rPr>
-              <w:t xml:space="preserve">MONTH 1 TARGET</w:t>
+              <w:t xml:space="preserve">TARGET CPL</w:t>
             </w:r>
           </w:p>
           <w:p>
@@ -256,10 +276,10 @@
                 <w:b/>
                 <w:bCs/>
                 <w:color w:val="0F172A"/>
-                <w:sz w:val="17"/>
-                <w:szCs w:val="17"/>
-              </w:rPr>
-              <w:t xml:space="preserve">~100 applications → 15–25 enrolled</w:t>
+                <w:sz w:val="16"/>
+                <w:szCs w:val="16"/>
+              </w:rPr>
+              <w:t xml:space="preserve">≤ 1,000 RSD (aim ~750)</w:t>
             </w:r>
           </w:p>
         </w:tc>
@@ -274,9 +294,9 @@
             </w:tcBorders>
             <w:shd w:fill="EEF4FF" w:color="auto" w:val="clear"/>
             <w:tcMar>
-              <w:top w:type="dxa" w:w="60"/>
+              <w:top w:type="dxa" w:w="50"/>
               <w:left w:type="dxa" w:w="120"/>
-              <w:bottom w:type="dxa" w:w="60"/>
+              <w:bottom w:type="dxa" w:w="50"/>
               <w:right w:type="dxa" w:w="80"/>
             </w:tcMar>
           </w:tcPr>
@@ -291,7 +311,7 @@
                 <w:sz w:val="13"/>
                 <w:szCs w:val="13"/>
               </w:rPr>
-              <w:t xml:space="preserve">PAYBACK</w:t>
+              <w:t xml:space="preserve">TRACK FROM DAY 1</w:t>
             </w:r>
           </w:p>
           <w:p>
@@ -301,10 +321,10 @@
                 <w:b/>
                 <w:bCs/>
                 <w:color w:val="0F172A"/>
-                <w:sz w:val="17"/>
-                <w:szCs w:val="17"/>
-              </w:rPr>
-              <w:t xml:space="preserve">~4 enrolled kids cover the month</w:t>
+                <w:sz w:val="16"/>
+                <w:szCs w:val="16"/>
+              </w:rPr>
+              <w:t xml:space="preserve">CPL · qualified · contacted · lead→enrol · CAC</w:t>
             </w:r>
           </w:p>
         </w:tc>
@@ -388,8 +408,8 @@
                 <w:b/>
                 <w:bCs/>
                 <w:color w:val="FFFFFF"/>
-                <w:sz w:val="15"/>
-                <w:szCs w:val="15"/>
+                <w:sz w:val="14"/>
+                <w:szCs w:val="14"/>
               </w:rPr>
               <w:t xml:space="preserve">Campaign (objective · conversion)</w:t>
             </w:r>
@@ -422,8 +442,8 @@
                 <w:b/>
                 <w:bCs/>
                 <w:color w:val="FFFFFF"/>
-                <w:sz w:val="15"/>
-                <w:szCs w:val="15"/>
+                <w:sz w:val="14"/>
+                <w:szCs w:val="14"/>
               </w:rPr>
               <w:t xml:space="preserve">Ad set · audience</w:t>
             </w:r>
@@ -456,8 +476,8 @@
                 <w:b/>
                 <w:bCs/>
                 <w:color w:val="FFFFFF"/>
-                <w:sz w:val="15"/>
-                <w:szCs w:val="15"/>
+                <w:sz w:val="14"/>
+                <w:szCs w:val="14"/>
               </w:rPr>
               <w:t xml:space="preserve">Ads</w:t>
             </w:r>
@@ -490,8 +510,8 @@
                 <w:b/>
                 <w:bCs/>
                 <w:color w:val="FFFFFF"/>
-                <w:sz w:val="15"/>
-                <w:szCs w:val="15"/>
+                <w:sz w:val="14"/>
+                <w:szCs w:val="14"/>
               </w:rPr>
               <w:t xml:space="preserve">Budget</w:t>
             </w:r>
@@ -524,8 +544,8 @@
                 <w:b/>
                 <w:bCs/>
                 <w:color w:val="FFFFFF"/>
-                <w:sz w:val="15"/>
-                <w:szCs w:val="15"/>
+                <w:sz w:val="14"/>
+                <w:szCs w:val="14"/>
               </w:rPr>
               <w:t xml:space="preserve">Live</w:t>
             </w:r>
@@ -563,16 +583,16 @@
                 <w:rFonts w:ascii="Arial" w:cs="Arial" w:eastAsia="Arial" w:hAnsi="Arial"/>
                 <w:b/>
                 <w:bCs/>
-                <w:sz w:val="15"/>
-                <w:szCs w:val="15"/>
+                <w:sz w:val="14"/>
+                <w:szCs w:val="14"/>
               </w:rPr>
               <w:t xml:space="preserve">1 · PROSPECTING</w:t>
             </w:r>
             <w:r>
               <w:rPr>
                 <w:rFonts w:ascii="Arial" w:cs="Arial" w:eastAsia="Arial" w:hAnsi="Arial"/>
-                <w:sz w:val="15"/>
-                <w:szCs w:val="15"/>
+                <w:sz w:val="14"/>
+                <w:szCs w:val="14"/>
               </w:rPr>
               <w:t xml:space="preserve"> · Leads (application_submit)</w:t>
             </w:r>
@@ -584,8 +604,8 @@
             <w:r>
               <w:rPr>
                 <w:rFonts w:ascii="Arial" w:cs="Arial" w:eastAsia="Arial" w:hAnsi="Arial"/>
-                <w:sz w:val="15"/>
-                <w:szCs w:val="15"/>
+                <w:sz w:val="14"/>
+                <w:szCs w:val="14"/>
               </w:rPr>
               <w:t xml:space="preserve">NXT_META_LEADS_PROSP_Launch_2610</w:t>
             </w:r>
@@ -618,18 +638,18 @@
                 <w:rFonts w:ascii="Arial" w:cs="Arial" w:eastAsia="Arial" w:hAnsi="Arial"/>
                 <w:b/>
                 <w:bCs/>
-                <w:sz w:val="15"/>
-                <w:szCs w:val="15"/>
+                <w:sz w:val="14"/>
+                <w:szCs w:val="14"/>
               </w:rPr>
               <w:t xml:space="preserve">1.1 Broad_NS15km_25-55</w:t>
             </w:r>
             <w:r>
               <w:rPr>
                 <w:rFonts w:ascii="Arial" w:cs="Arial" w:eastAsia="Arial" w:hAnsi="Arial"/>
-                <w:sz w:val="15"/>
-                <w:szCs w:val="15"/>
-              </w:rPr>
-              <w:t xml:space="preserve"> · Novi Sad +15 km · 25–55 · all genders · Advantage+ audience · excl. applicants · no Audience Network</w:t>
+                <w:sz w:val="14"/>
+                <w:szCs w:val="14"/>
+              </w:rPr>
+              <w:t xml:space="preserve"> · Novi Sad +15 km · 25–55 · Advantage+ audience · excl. applicants · no Audience Network</w:t>
             </w:r>
           </w:p>
         </w:tc>
@@ -658,8 +678,8 @@
             <w:r>
               <w:rPr>
                 <w:rFonts w:ascii="Arial" w:cs="Arial" w:eastAsia="Arial" w:hAnsi="Arial"/>
-                <w:sz w:val="15"/>
-                <w:szCs w:val="15"/>
+                <w:sz w:val="14"/>
+                <w:szCs w:val="14"/>
               </w:rPr>
               <w:t xml:space="preserve">P1–P6</w:t>
             </w:r>
@@ -692,18 +712,18 @@
                 <w:rFonts w:ascii="Arial" w:cs="Arial" w:eastAsia="Arial" w:hAnsi="Arial"/>
                 <w:b/>
                 <w:bCs/>
-                <w:sz w:val="15"/>
-                <w:szCs w:val="15"/>
-              </w:rPr>
-              <w:t xml:space="preserve">90,000</w:t>
-            </w:r>
-            <w:r>
-              <w:rPr>
-                <w:rFonts w:ascii="Arial" w:cs="Arial" w:eastAsia="Arial" w:hAnsi="Arial"/>
-                <w:sz w:val="15"/>
-                <w:szCs w:val="15"/>
-              </w:rPr>
-              <w:t xml:space="preserve"> (75%) · 3,000/day</w:t>
+                <w:sz w:val="14"/>
+                <w:szCs w:val="14"/>
+              </w:rPr>
+              <w:t xml:space="preserve">112,000</w:t>
+            </w:r>
+            <w:r>
+              <w:rPr>
+                <w:rFonts w:ascii="Arial" w:cs="Arial" w:eastAsia="Arial" w:hAnsi="Arial"/>
+                <w:sz w:val="14"/>
+                <w:szCs w:val="14"/>
+              </w:rPr>
+              <w:t xml:space="preserve"> (75%) · 3,000→3,700/day</w:t>
             </w:r>
           </w:p>
         </w:tc>
@@ -732,10 +752,10 @@
             <w:r>
               <w:rPr>
                 <w:rFonts w:ascii="Arial" w:cs="Arial" w:eastAsia="Arial" w:hAnsi="Arial"/>
-                <w:sz w:val="15"/>
-                <w:szCs w:val="15"/>
-              </w:rPr>
-              <w:t xml:space="preserve">6/7 Oct →</w:t>
+                <w:sz w:val="14"/>
+                <w:szCs w:val="14"/>
+              </w:rPr>
+              <w:t xml:space="preserve">6/7 Oct → 8 Nov</w:t>
             </w:r>
           </w:p>
         </w:tc>
@@ -771,16 +791,16 @@
                 <w:rFonts w:ascii="Arial" w:cs="Arial" w:eastAsia="Arial" w:hAnsi="Arial"/>
                 <w:b/>
                 <w:bCs/>
-                <w:sz w:val="15"/>
-                <w:szCs w:val="15"/>
+                <w:sz w:val="14"/>
+                <w:szCs w:val="14"/>
               </w:rPr>
               <w:t xml:space="preserve">2 · OPEN DAY</w:t>
             </w:r>
             <w:r>
               <w:rPr>
                 <w:rFonts w:ascii="Arial" w:cs="Arial" w:eastAsia="Arial" w:hAnsi="Arial"/>
-                <w:sz w:val="15"/>
-                <w:szCs w:val="15"/>
+                <w:sz w:val="14"/>
+                <w:szCs w:val="14"/>
               </w:rPr>
               <w:t xml:space="preserve"> · Leads (Open Day registration)</w:t>
             </w:r>
@@ -792,8 +812,8 @@
             <w:r>
               <w:rPr>
                 <w:rFonts w:ascii="Arial" w:cs="Arial" w:eastAsia="Arial" w:hAnsi="Arial"/>
-                <w:sz w:val="15"/>
-                <w:szCs w:val="15"/>
+                <w:sz w:val="14"/>
+                <w:szCs w:val="14"/>
               </w:rPr>
               <w:t xml:space="preserve">NXT_META_LEADS_OPENDAY_2610</w:t>
             </w:r>
@@ -826,16 +846,16 @@
                 <w:rFonts w:ascii="Arial" w:cs="Arial" w:eastAsia="Arial" w:hAnsi="Arial"/>
                 <w:b/>
                 <w:bCs/>
-                <w:sz w:val="15"/>
-                <w:szCs w:val="15"/>
+                <w:sz w:val="14"/>
+                <w:szCs w:val="14"/>
               </w:rPr>
               <w:t xml:space="preserve">2.1 BroadWarm_NS12km</w:t>
             </w:r>
             <w:r>
               <w:rPr>
                 <w:rFonts w:ascii="Arial" w:cs="Arial" w:eastAsia="Arial" w:hAnsi="Arial"/>
-                <w:sz w:val="15"/>
-                <w:szCs w:val="15"/>
+                <w:sz w:val="14"/>
+                <w:szCs w:val="14"/>
               </w:rPr>
               <w:t xml:space="preserve"> · Novi Sad +12 km · 25–55 + all warm audiences · excl. registrants</w:t>
             </w:r>
@@ -866,10 +886,10 @@
             <w:r>
               <w:rPr>
                 <w:rFonts w:ascii="Arial" w:cs="Arial" w:eastAsia="Arial" w:hAnsi="Arial"/>
-                <w:sz w:val="15"/>
-                <w:szCs w:val="15"/>
-              </w:rPr>
-              <w:t xml:space="preserve">O1–O2</w:t>
+                <w:sz w:val="14"/>
+                <w:szCs w:val="14"/>
+              </w:rPr>
+              <w:t xml:space="preserve">O1–O3</w:t>
             </w:r>
           </w:p>
         </w:tc>
@@ -900,18 +920,18 @@
                 <w:rFonts w:ascii="Arial" w:cs="Arial" w:eastAsia="Arial" w:hAnsi="Arial"/>
                 <w:b/>
                 <w:bCs/>
-                <w:sz w:val="15"/>
-                <w:szCs w:val="15"/>
-              </w:rPr>
-              <w:t xml:space="preserve">18,000</w:t>
-            </w:r>
-            <w:r>
-              <w:rPr>
-                <w:rFonts w:ascii="Arial" w:cs="Arial" w:eastAsia="Arial" w:hAnsi="Arial"/>
-                <w:sz w:val="15"/>
-                <w:szCs w:val="15"/>
-              </w:rPr>
-              <w:t xml:space="preserve"> (15%) · 1,500/day</w:t>
+                <w:sz w:val="14"/>
+                <w:szCs w:val="14"/>
+              </w:rPr>
+              <w:t xml:space="preserve">23,000</w:t>
+            </w:r>
+            <w:r>
+              <w:rPr>
+                <w:rFonts w:ascii="Arial" w:cs="Arial" w:eastAsia="Arial" w:hAnsi="Arial"/>
+                <w:sz w:val="14"/>
+                <w:szCs w:val="14"/>
+              </w:rPr>
+              <w:t xml:space="preserve"> (15%) · ~1,900/day</w:t>
             </w:r>
           </w:p>
         </w:tc>
@@ -940,8 +960,8 @@
             <w:r>
               <w:rPr>
                 <w:rFonts w:ascii="Arial" w:cs="Arial" w:eastAsia="Arial" w:hAnsi="Arial"/>
-                <w:sz w:val="15"/>
-                <w:szCs w:val="15"/>
+                <w:sz w:val="14"/>
+                <w:szCs w:val="14"/>
               </w:rPr>
               <w:t xml:space="preserve">12 → 23 Oct</w:t>
             </w:r>
@@ -979,16 +999,16 @@
                 <w:rFonts w:ascii="Arial" w:cs="Arial" w:eastAsia="Arial" w:hAnsi="Arial"/>
                 <w:b/>
                 <w:bCs/>
-                <w:sz w:val="15"/>
-                <w:szCs w:val="15"/>
+                <w:sz w:val="14"/>
+                <w:szCs w:val="14"/>
               </w:rPr>
               <w:t xml:space="preserve">3 · RETARGETING</w:t>
             </w:r>
             <w:r>
               <w:rPr>
                 <w:rFonts w:ascii="Arial" w:cs="Arial" w:eastAsia="Arial" w:hAnsi="Arial"/>
-                <w:sz w:val="15"/>
-                <w:szCs w:val="15"/>
+                <w:sz w:val="14"/>
+                <w:szCs w:val="14"/>
               </w:rPr>
               <w:t xml:space="preserve"> · Leads (application_submit)</w:t>
             </w:r>
@@ -1000,8 +1020,8 @@
             <w:r>
               <w:rPr>
                 <w:rFonts w:ascii="Arial" w:cs="Arial" w:eastAsia="Arial" w:hAnsi="Arial"/>
-                <w:sz w:val="15"/>
-                <w:szCs w:val="15"/>
+                <w:sz w:val="14"/>
+                <w:szCs w:val="14"/>
               </w:rPr>
               <w:t xml:space="preserve">NXT_META_LEADS_RT_2610</w:t>
             </w:r>
@@ -1034,18 +1054,18 @@
                 <w:rFonts w:ascii="Arial" w:cs="Arial" w:eastAsia="Arial" w:hAnsi="Arial"/>
                 <w:b/>
                 <w:bCs/>
-                <w:sz w:val="15"/>
-                <w:szCs w:val="15"/>
+                <w:sz w:val="14"/>
+                <w:szCs w:val="14"/>
               </w:rPr>
               <w:t xml:space="preserve">3.1 Warm_30d</w:t>
             </w:r>
             <w:r>
               <w:rPr>
                 <w:rFonts w:ascii="Arial" w:cs="Arial" w:eastAsia="Arial" w:hAnsi="Arial"/>
-                <w:sz w:val="15"/>
-                <w:szCs w:val="15"/>
-              </w:rPr>
-              <w:t xml:space="preserve"> · site visitors 30d · started form, no submit 14d · IG/FB engagers 60d · excl. applicants</w:t>
+                <w:sz w:val="14"/>
+                <w:szCs w:val="14"/>
+              </w:rPr>
+              <w:t xml:space="preserve"> · visitors 30d · started form 14d · IG/FB engagers 60d · excl. applicants · max 4 ads live</w:t>
             </w:r>
           </w:p>
         </w:tc>
@@ -1074,10 +1094,10 @@
             <w:r>
               <w:rPr>
                 <w:rFonts w:ascii="Arial" w:cs="Arial" w:eastAsia="Arial" w:hAnsi="Arial"/>
-                <w:sz w:val="15"/>
-                <w:szCs w:val="15"/>
-              </w:rPr>
-              <w:t xml:space="preserve">R1–R3</w:t>
+                <w:sz w:val="14"/>
+                <w:szCs w:val="14"/>
+              </w:rPr>
+              <w:t xml:space="preserve">R1–R7</w:t>
             </w:r>
           </w:p>
         </w:tc>
@@ -1108,18 +1128,18 @@
                 <w:rFonts w:ascii="Arial" w:cs="Arial" w:eastAsia="Arial" w:hAnsi="Arial"/>
                 <w:b/>
                 <w:bCs/>
-                <w:sz w:val="15"/>
-                <w:szCs w:val="15"/>
-              </w:rPr>
-              <w:t xml:space="preserve">12,000</w:t>
-            </w:r>
-            <w:r>
-              <w:rPr>
-                <w:rFonts w:ascii="Arial" w:cs="Arial" w:eastAsia="Arial" w:hAnsi="Arial"/>
-                <w:sz w:val="15"/>
-                <w:szCs w:val="15"/>
-              </w:rPr>
-              <w:t xml:space="preserve"> (10%) · ~500/day</w:t>
+                <w:sz w:val="14"/>
+                <w:szCs w:val="14"/>
+              </w:rPr>
+              <w:t xml:space="preserve">15,000</w:t>
+            </w:r>
+            <w:r>
+              <w:rPr>
+                <w:rFonts w:ascii="Arial" w:cs="Arial" w:eastAsia="Arial" w:hAnsi="Arial"/>
+                <w:sz w:val="14"/>
+                <w:szCs w:val="14"/>
+              </w:rPr>
+              <w:t xml:space="preserve"> (10%) · ~580/day</w:t>
             </w:r>
           </w:p>
         </w:tc>
@@ -1148,10 +1168,10 @@
             <w:r>
               <w:rPr>
                 <w:rFonts w:ascii="Arial" w:cs="Arial" w:eastAsia="Arial" w:hAnsi="Arial"/>
-                <w:sz w:val="15"/>
-                <w:szCs w:val="15"/>
-              </w:rPr>
-              <w:t xml:space="preserve">13 Oct →</w:t>
+                <w:sz w:val="14"/>
+                <w:szCs w:val="14"/>
+              </w:rPr>
+              <w:t xml:space="preserve">13 Oct → 8 Nov</w:t>
             </w:r>
           </w:p>
         </w:tc>
@@ -1187,8 +1207,8 @@
                 <w:rFonts w:ascii="Arial" w:cs="Arial" w:eastAsia="Arial" w:hAnsi="Arial"/>
                 <w:b/>
                 <w:bCs/>
-                <w:sz w:val="15"/>
-                <w:szCs w:val="15"/>
+                <w:sz w:val="14"/>
+                <w:szCs w:val="14"/>
               </w:rPr>
               <w:t xml:space="preserve">Total</w:t>
             </w:r>
@@ -1221,10 +1241,10 @@
                 <w:rFonts w:ascii="Arial" w:cs="Arial" w:eastAsia="Arial" w:hAnsi="Arial"/>
                 <w:b/>
                 <w:bCs/>
-                <w:sz w:val="15"/>
-                <w:szCs w:val="15"/>
-              </w:rPr>
-              <w:t xml:space="preserve">3 campaigns · 3 ad sets · 10 ads</w:t>
+                <w:sz w:val="14"/>
+                <w:szCs w:val="14"/>
+              </w:rPr>
+              <w:t xml:space="preserve">3 campaigns · 3 ad sets · 16 ads over 5 weeks</w:t>
             </w:r>
           </w:p>
         </w:tc>
@@ -1279,10 +1299,10 @@
                 <w:rFonts w:ascii="Arial" w:cs="Arial" w:eastAsia="Arial" w:hAnsi="Arial"/>
                 <w:b/>
                 <w:bCs/>
-                <w:sz w:val="15"/>
-                <w:szCs w:val="15"/>
-              </w:rPr>
-              <w:t xml:space="preserve">120,000 RSD</w:t>
+                <w:sz w:val="14"/>
+                <w:szCs w:val="14"/>
+              </w:rPr>
+              <w:t xml:space="preserve">150,000 RSD</w:t>
             </w:r>
           </w:p>
         </w:tc>
@@ -1337,7 +1357,7 @@
           <w:sz w:val="20"/>
           <w:szCs w:val="20"/>
         </w:rPr>
-        <w:t xml:space="preserve">Angles (why a parent clicks)</w:t>
+        <w:t xml:space="preserve">Angles — 1–4 + Offer run side by side from day 1; Open Day on dates</w:t>
       </w:r>
     </w:p>
     <w:tbl>
@@ -1353,10 +1373,10 @@
         </w:tblBorders>
       </w:tblPr>
       <w:tblGrid>
-        <w:gridCol w:w="3600"/>
-        <w:gridCol w:w="2900"/>
-        <w:gridCol w:w="2600"/>
-        <w:gridCol w:w="1446"/>
+        <w:gridCol w:w="1750"/>
+        <w:gridCol w:w="3650"/>
+        <w:gridCol w:w="4050"/>
+        <w:gridCol w:w="1096"/>
       </w:tblGrid>
       <w:tr>
         <w:trPr>
@@ -1364,7 +1384,7 @@
         </w:trPr>
         <w:tc>
           <w:tcPr>
-            <w:tcW w:type="dxa" w:w="3600"/>
+            <w:tcW w:type="dxa" w:w="1750"/>
             <w:tcBorders>
               <w:top w:val="single" w:color="D9E1EC" w:sz="4"/>
               <w:left w:val="single" w:color="D9E1EC" w:sz="4"/>
@@ -1389,8 +1409,8 @@
                 <w:b/>
                 <w:bCs/>
                 <w:color w:val="FFFFFF"/>
-                <w:sz w:val="15"/>
-                <w:szCs w:val="15"/>
+                <w:sz w:val="14"/>
+                <w:szCs w:val="14"/>
               </w:rPr>
               <w:t xml:space="preserve">Angle</w:t>
             </w:r>
@@ -1398,7 +1418,7 @@
         </w:tc>
         <w:tc>
           <w:tcPr>
-            <w:tcW w:type="dxa" w:w="2900"/>
+            <w:tcW w:type="dxa" w:w="3650"/>
             <w:tcBorders>
               <w:top w:val="single" w:color="D9E1EC" w:sz="4"/>
               <w:left w:val="single" w:color="D9E1EC" w:sz="4"/>
@@ -1423,8 +1443,8 @@
                 <w:b/>
                 <w:bCs/>
                 <w:color w:val="FFFFFF"/>
-                <w:sz w:val="15"/>
-                <w:szCs w:val="15"/>
+                <w:sz w:val="14"/>
+                <w:szCs w:val="14"/>
               </w:rPr>
               <w:t xml:space="preserve">Who × pain / desire</w:t>
             </w:r>
@@ -1432,7 +1452,7 @@
         </w:tc>
         <w:tc>
           <w:tcPr>
-            <w:tcW w:type="dxa" w:w="2600"/>
+            <w:tcW w:type="dxa" w:w="4050"/>
             <w:tcBorders>
               <w:top w:val="single" w:color="D9E1EC" w:sz="4"/>
               <w:left w:val="single" w:color="D9E1EC" w:sz="4"/>
@@ -1457,8 +1477,8 @@
                 <w:b/>
                 <w:bCs/>
                 <w:color w:val="FFFFFF"/>
-                <w:sz w:val="15"/>
-                <w:szCs w:val="15"/>
+                <w:sz w:val="14"/>
+                <w:szCs w:val="14"/>
               </w:rPr>
               <w:t xml:space="preserve">Proof we own</w:t>
             </w:r>
@@ -1466,7 +1486,7 @@
         </w:tc>
         <w:tc>
           <w:tcPr>
-            <w:tcW w:type="dxa" w:w="1446"/>
+            <w:tcW w:type="dxa" w:w="1096"/>
             <w:tcBorders>
               <w:top w:val="single" w:color="D9E1EC" w:sz="4"/>
               <w:left w:val="single" w:color="D9E1EC" w:sz="4"/>
@@ -1491,8 +1511,8 @@
                 <w:b/>
                 <w:bCs/>
                 <w:color w:val="FFFFFF"/>
-                <w:sz w:val="15"/>
-                <w:szCs w:val="15"/>
+                <w:sz w:val="14"/>
+                <w:szCs w:val="14"/>
               </w:rPr>
               <w:t xml:space="preserve">Creatives</w:t>
             </w:r>
@@ -1505,7 +1525,7 @@
         </w:trPr>
         <w:tc>
           <w:tcPr>
-            <w:tcW w:type="dxa" w:w="3600"/>
+            <w:tcW w:type="dxa" w:w="1750"/>
             <w:tcBorders>
               <w:top w:val="single" w:color="D9E1EC" w:sz="4"/>
               <w:left w:val="single" w:color="D9E1EC" w:sz="4"/>
@@ -1530,114 +1550,106 @@
                 <w:rFonts w:ascii="Arial" w:cs="Arial" w:eastAsia="Arial" w:hAnsi="Arial"/>
                 <w:b/>
                 <w:bCs/>
-                <w:sz w:val="15"/>
-                <w:szCs w:val="15"/>
-              </w:rPr>
-              <w:t xml:space="preserve">A · Problem</w:t>
-            </w:r>
-            <w:r>
-              <w:rPr>
-                <w:rFonts w:ascii="Arial" w:cs="Arial" w:eastAsia="Arial" w:hAnsi="Arial"/>
-                <w:sz w:val="15"/>
-                <w:szCs w:val="15"/>
-              </w:rPr>
-              <w:t xml:space="preserve"> — "Less scrolling. More creating."</w:t>
-            </w:r>
-          </w:p>
-        </w:tc>
-        <w:tc>
-          <w:tcPr>
-            <w:tcW w:type="dxa" w:w="2900"/>
-            <w:tcBorders>
-              <w:top w:val="single" w:color="D9E1EC" w:sz="4"/>
-              <w:left w:val="single" w:color="D9E1EC" w:sz="4"/>
-              <w:bottom w:val="single" w:color="D9E1EC" w:sz="4"/>
-              <w:right w:val="single" w:color="D9E1EC" w:sz="4"/>
-            </w:tcBorders>
-            <w:shd w:fill="FFFFFF" w:color="auto" w:val="clear"/>
-            <w:tcMar>
-              <w:top w:type="dxa" w:w="22"/>
-              <w:left w:type="dxa" w:w="70"/>
-              <w:bottom w:type="dxa" w:w="22"/>
-              <w:right w:type="dxa" w:w="70"/>
-            </w:tcMar>
-            <w:vAlign w:val="center"/>
-          </w:tcPr>
-          <w:p>
-            <w:pPr>
-              <w:spacing w:after="0" w:line="212"/>
-            </w:pPr>
-            <w:r>
-              <w:rPr>
-                <w:rFonts w:ascii="Arial" w:cs="Arial" w:eastAsia="Arial" w:hAnsi="Arial"/>
-                <w:sz w:val="15"/>
-                <w:szCs w:val="15"/>
-              </w:rPr>
-              <w:t xml:space="preserve">Parents of 1st–6th graders × "stalno je na telefonu"</w:t>
-            </w:r>
-          </w:p>
-        </w:tc>
-        <w:tc>
-          <w:tcPr>
-            <w:tcW w:type="dxa" w:w="2600"/>
-            <w:tcBorders>
-              <w:top w:val="single" w:color="D9E1EC" w:sz="4"/>
-              <w:left w:val="single" w:color="D9E1EC" w:sz="4"/>
-              <w:bottom w:val="single" w:color="D9E1EC" w:sz="4"/>
-              <w:right w:val="single" w:color="D9E1EC" w:sz="4"/>
-            </w:tcBorders>
-            <w:shd w:fill="FFFFFF" w:color="auto" w:val="clear"/>
-            <w:tcMar>
-              <w:top w:type="dxa" w:w="22"/>
-              <w:left w:type="dxa" w:w="70"/>
-              <w:bottom w:type="dxa" w:w="22"/>
-              <w:right w:type="dxa" w:w="70"/>
-            </w:tcMar>
-            <w:vAlign w:val="center"/>
-          </w:tcPr>
-          <w:p>
-            <w:pPr>
-              <w:spacing w:after="0" w:line="212"/>
-            </w:pPr>
-            <w:r>
-              <w:rPr>
-                <w:rFonts w:ascii="Arial" w:cs="Arial" w:eastAsia="Arial" w:hAnsi="Arial"/>
-                <w:sz w:val="15"/>
-                <w:szCs w:val="15"/>
-              </w:rPr>
-              <w:t xml:space="preserve">Kids make real projects → portfolio + Demo Day</w:t>
-            </w:r>
-          </w:p>
-        </w:tc>
-        <w:tc>
-          <w:tcPr>
-            <w:tcW w:type="dxa" w:w="1446"/>
-            <w:tcBorders>
-              <w:top w:val="single" w:color="D9E1EC" w:sz="4"/>
-              <w:left w:val="single" w:color="D9E1EC" w:sz="4"/>
-              <w:bottom w:val="single" w:color="D9E1EC" w:sz="4"/>
-              <w:right w:val="single" w:color="D9E1EC" w:sz="4"/>
-            </w:tcBorders>
-            <w:shd w:fill="FFFFFF" w:color="auto" w:val="clear"/>
-            <w:tcMar>
-              <w:top w:type="dxa" w:w="22"/>
-              <w:left w:type="dxa" w:w="70"/>
-              <w:bottom w:type="dxa" w:w="22"/>
-              <w:right w:type="dxa" w:w="70"/>
-            </w:tcMar>
-            <w:vAlign w:val="center"/>
-          </w:tcPr>
-          <w:p>
-            <w:pPr>
-              <w:spacing w:after="0" w:line="212"/>
-            </w:pPr>
-            <w:r>
-              <w:rPr>
-                <w:rFonts w:ascii="Arial" w:cs="Arial" w:eastAsia="Arial" w:hAnsi="Arial"/>
-                <w:sz w:val="15"/>
-                <w:szCs w:val="15"/>
-              </w:rPr>
-              <w:t xml:space="preserve">C3 (+ C1 copy test)</w:t>
+                <w:sz w:val="14"/>
+                <w:szCs w:val="14"/>
+              </w:rPr>
+              <w:t xml:space="preserve">1 · Hero</w:t>
+            </w:r>
+          </w:p>
+        </w:tc>
+        <w:tc>
+          <w:tcPr>
+            <w:tcW w:type="dxa" w:w="3650"/>
+            <w:tcBorders>
+              <w:top w:val="single" w:color="D9E1EC" w:sz="4"/>
+              <w:left w:val="single" w:color="D9E1EC" w:sz="4"/>
+              <w:bottom w:val="single" w:color="D9E1EC" w:sz="4"/>
+              <w:right w:val="single" w:color="D9E1EC" w:sz="4"/>
+            </w:tcBorders>
+            <w:shd w:fill="FFFFFF" w:color="auto" w:val="clear"/>
+            <w:tcMar>
+              <w:top w:type="dxa" w:w="22"/>
+              <w:left w:type="dxa" w:w="70"/>
+              <w:bottom w:type="dxa" w:w="22"/>
+              <w:right w:type="dxa" w:w="70"/>
+            </w:tcMar>
+            <w:vAlign w:val="center"/>
+          </w:tcPr>
+          <w:p>
+            <w:pPr>
+              <w:spacing w:after="0" w:line="212"/>
+            </w:pPr>
+            <w:r>
+              <w:rPr>
+                <w:rFonts w:ascii="Arial" w:cs="Arial" w:eastAsia="Arial" w:hAnsi="Arial"/>
+                <w:sz w:val="14"/>
+                <w:szCs w:val="14"/>
+              </w:rPr>
+              <w:t xml:space="preserve">Future-minded parents × "will school prepare my kid?"</w:t>
+            </w:r>
+          </w:p>
+        </w:tc>
+        <w:tc>
+          <w:tcPr>
+            <w:tcW w:type="dxa" w:w="4050"/>
+            <w:tcBorders>
+              <w:top w:val="single" w:color="D9E1EC" w:sz="4"/>
+              <w:left w:val="single" w:color="D9E1EC" w:sz="4"/>
+              <w:bottom w:val="single" w:color="D9E1EC" w:sz="4"/>
+              <w:right w:val="single" w:color="D9E1EC" w:sz="4"/>
+            </w:tcBorders>
+            <w:shd w:fill="FFFFFF" w:color="auto" w:val="clear"/>
+            <w:tcMar>
+              <w:top w:type="dxa" w:w="22"/>
+              <w:left w:type="dxa" w:w="70"/>
+              <w:bottom w:type="dxa" w:w="22"/>
+              <w:right w:type="dxa" w:w="70"/>
+            </w:tcMar>
+            <w:vAlign w:val="center"/>
+          </w:tcPr>
+          <w:p>
+            <w:pPr>
+              <w:spacing w:after="0" w:line="212"/>
+            </w:pPr>
+            <w:r>
+              <w:rPr>
+                <w:rFonts w:ascii="Arial" w:cs="Arial" w:eastAsia="Arial" w:hAnsi="Arial"/>
+                <w:sz w:val="14"/>
+                <w:szCs w:val="14"/>
+              </w:rPr>
+              <w:t xml:space="preserve">Projects, not tools · 4 levels · My NXT Portfolio</w:t>
+            </w:r>
+          </w:p>
+        </w:tc>
+        <w:tc>
+          <w:tcPr>
+            <w:tcW w:type="dxa" w:w="1096"/>
+            <w:tcBorders>
+              <w:top w:val="single" w:color="D9E1EC" w:sz="4"/>
+              <w:left w:val="single" w:color="D9E1EC" w:sz="4"/>
+              <w:bottom w:val="single" w:color="D9E1EC" w:sz="4"/>
+              <w:right w:val="single" w:color="D9E1EC" w:sz="4"/>
+            </w:tcBorders>
+            <w:shd w:fill="FFFFFF" w:color="auto" w:val="clear"/>
+            <w:tcMar>
+              <w:top w:type="dxa" w:w="22"/>
+              <w:left w:type="dxa" w:w="70"/>
+              <w:bottom w:type="dxa" w:w="22"/>
+              <w:right w:type="dxa" w:w="70"/>
+            </w:tcMar>
+            <w:vAlign w:val="center"/>
+          </w:tcPr>
+          <w:p>
+            <w:pPr>
+              <w:spacing w:after="0" w:line="212"/>
+            </w:pPr>
+            <w:r>
+              <w:rPr>
+                <w:rFonts w:ascii="Arial" w:cs="Arial" w:eastAsia="Arial" w:hAnsi="Arial"/>
+                <w:sz w:val="14"/>
+                <w:szCs w:val="14"/>
+              </w:rPr>
+              <w:t xml:space="preserve">C1, C2</w:t>
             </w:r>
           </w:p>
         </w:tc>
@@ -1648,7 +1660,7 @@
         </w:trPr>
         <w:tc>
           <w:tcPr>
-            <w:tcW w:type="dxa" w:w="3600"/>
+            <w:tcW w:type="dxa" w:w="1750"/>
             <w:tcBorders>
               <w:top w:val="single" w:color="D9E1EC" w:sz="4"/>
               <w:left w:val="single" w:color="D9E1EC" w:sz="4"/>
@@ -1673,114 +1685,106 @@
                 <w:rFonts w:ascii="Arial" w:cs="Arial" w:eastAsia="Arial" w:hAnsi="Arial"/>
                 <w:b/>
                 <w:bCs/>
-                <w:sz w:val="15"/>
-                <w:szCs w:val="15"/>
-              </w:rPr>
-              <w:t xml:space="preserve">B · Future skills / AI</w:t>
-            </w:r>
-            <w:r>
-              <w:rPr>
-                <w:rFonts w:ascii="Arial" w:cs="Arial" w:eastAsia="Arial" w:hAnsi="Arial"/>
-                <w:sz w:val="15"/>
-                <w:szCs w:val="15"/>
-              </w:rPr>
-              <w:t xml:space="preserve"> — "Veštine za svet u kojem će odrastati."</w:t>
-            </w:r>
-          </w:p>
-        </w:tc>
-        <w:tc>
-          <w:tcPr>
-            <w:tcW w:type="dxa" w:w="2900"/>
-            <w:tcBorders>
-              <w:top w:val="single" w:color="D9E1EC" w:sz="4"/>
-              <w:left w:val="single" w:color="D9E1EC" w:sz="4"/>
-              <w:bottom w:val="single" w:color="D9E1EC" w:sz="4"/>
-              <w:right w:val="single" w:color="D9E1EC" w:sz="4"/>
-            </w:tcBorders>
-            <w:shd w:fill="FFFFFF" w:color="auto" w:val="clear"/>
-            <w:tcMar>
-              <w:top w:type="dxa" w:w="22"/>
-              <w:left w:type="dxa" w:w="70"/>
-              <w:bottom w:type="dxa" w:w="22"/>
-              <w:right w:type="dxa" w:w="70"/>
-            </w:tcMar>
-            <w:vAlign w:val="center"/>
-          </w:tcPr>
-          <w:p>
-            <w:pPr>
-              <w:spacing w:after="0" w:line="212"/>
-            </w:pPr>
-            <w:r>
-              <w:rPr>
-                <w:rFonts w:ascii="Arial" w:cs="Arial" w:eastAsia="Arial" w:hAnsi="Arial"/>
-                <w:sz w:val="15"/>
-                <w:szCs w:val="15"/>
-              </w:rPr>
-              <w:t xml:space="preserve">Parents worried about AI &amp; the future × "will school prepare my kid?"</w:t>
-            </w:r>
-          </w:p>
-        </w:tc>
-        <w:tc>
-          <w:tcPr>
-            <w:tcW w:type="dxa" w:w="2600"/>
-            <w:tcBorders>
-              <w:top w:val="single" w:color="D9E1EC" w:sz="4"/>
-              <w:left w:val="single" w:color="D9E1EC" w:sz="4"/>
-              <w:bottom w:val="single" w:color="D9E1EC" w:sz="4"/>
-              <w:right w:val="single" w:color="D9E1EC" w:sz="4"/>
-            </w:tcBorders>
-            <w:shd w:fill="FFFFFF" w:color="auto" w:val="clear"/>
-            <w:tcMar>
-              <w:top w:type="dxa" w:w="22"/>
-              <w:left w:type="dxa" w:w="70"/>
-              <w:bottom w:type="dxa" w:w="22"/>
-              <w:right w:type="dxa" w:w="70"/>
-            </w:tcMar>
-            <w:vAlign w:val="center"/>
-          </w:tcPr>
-          <w:p>
-            <w:pPr>
-              <w:spacing w:after="0" w:line="212"/>
-            </w:pPr>
-            <w:r>
-              <w:rPr>
-                <w:rFonts w:ascii="Arial" w:cs="Arial" w:eastAsia="Arial" w:hAnsi="Arial"/>
-                <w:sz w:val="15"/>
-                <w:szCs w:val="15"/>
-              </w:rPr>
-              <w:t xml:space="preserve">English + AI + digital + media literacy in one program</w:t>
-            </w:r>
-          </w:p>
-        </w:tc>
-        <w:tc>
-          <w:tcPr>
-            <w:tcW w:type="dxa" w:w="1446"/>
-            <w:tcBorders>
-              <w:top w:val="single" w:color="D9E1EC" w:sz="4"/>
-              <w:left w:val="single" w:color="D9E1EC" w:sz="4"/>
-              <w:bottom w:val="single" w:color="D9E1EC" w:sz="4"/>
-              <w:right w:val="single" w:color="D9E1EC" w:sz="4"/>
-            </w:tcBorders>
-            <w:shd w:fill="FFFFFF" w:color="auto" w:val="clear"/>
-            <w:tcMar>
-              <w:top w:type="dxa" w:w="22"/>
-              <w:left w:type="dxa" w:w="70"/>
-              <w:bottom w:type="dxa" w:w="22"/>
-              <w:right w:type="dxa" w:w="70"/>
-            </w:tcMar>
-            <w:vAlign w:val="center"/>
-          </w:tcPr>
-          <w:p>
-            <w:pPr>
-              <w:spacing w:after="0" w:line="212"/>
-            </w:pPr>
-            <w:r>
-              <w:rPr>
-                <w:rFonts w:ascii="Arial" w:cs="Arial" w:eastAsia="Arial" w:hAnsi="Arial"/>
-                <w:sz w:val="15"/>
-                <w:szCs w:val="15"/>
-              </w:rPr>
-              <w:t xml:space="preserve">C1, C2, C4</w:t>
+                <w:sz w:val="14"/>
+                <w:szCs w:val="14"/>
+              </w:rPr>
+              <w:t xml:space="preserve">2 · Less scrolling</w:t>
+            </w:r>
+          </w:p>
+        </w:tc>
+        <w:tc>
+          <w:tcPr>
+            <w:tcW w:type="dxa" w:w="3650"/>
+            <w:tcBorders>
+              <w:top w:val="single" w:color="D9E1EC" w:sz="4"/>
+              <w:left w:val="single" w:color="D9E1EC" w:sz="4"/>
+              <w:bottom w:val="single" w:color="D9E1EC" w:sz="4"/>
+              <w:right w:val="single" w:color="D9E1EC" w:sz="4"/>
+            </w:tcBorders>
+            <w:shd w:fill="FFFFFF" w:color="auto" w:val="clear"/>
+            <w:tcMar>
+              <w:top w:type="dxa" w:w="22"/>
+              <w:left w:type="dxa" w:w="70"/>
+              <w:bottom w:type="dxa" w:w="22"/>
+              <w:right w:type="dxa" w:w="70"/>
+            </w:tcMar>
+            <w:vAlign w:val="center"/>
+          </w:tcPr>
+          <w:p>
+            <w:pPr>
+              <w:spacing w:after="0" w:line="212"/>
+            </w:pPr>
+            <w:r>
+              <w:rPr>
+                <w:rFonts w:ascii="Arial" w:cs="Arial" w:eastAsia="Arial" w:hAnsi="Arial"/>
+                <w:sz w:val="14"/>
+                <w:szCs w:val="14"/>
+              </w:rPr>
+              <w:t xml:space="preserve">Parents of 1st–6th graders × "stalno je na telefonu"</w:t>
+            </w:r>
+          </w:p>
+        </w:tc>
+        <w:tc>
+          <w:tcPr>
+            <w:tcW w:type="dxa" w:w="4050"/>
+            <w:tcBorders>
+              <w:top w:val="single" w:color="D9E1EC" w:sz="4"/>
+              <w:left w:val="single" w:color="D9E1EC" w:sz="4"/>
+              <w:bottom w:val="single" w:color="D9E1EC" w:sz="4"/>
+              <w:right w:val="single" w:color="D9E1EC" w:sz="4"/>
+            </w:tcBorders>
+            <w:shd w:fill="FFFFFF" w:color="auto" w:val="clear"/>
+            <w:tcMar>
+              <w:top w:type="dxa" w:w="22"/>
+              <w:left w:type="dxa" w:w="70"/>
+              <w:bottom w:type="dxa" w:w="22"/>
+              <w:right w:type="dxa" w:w="70"/>
+            </w:tcMar>
+            <w:vAlign w:val="center"/>
+          </w:tcPr>
+          <w:p>
+            <w:pPr>
+              <w:spacing w:after="0" w:line="212"/>
+            </w:pPr>
+            <w:r>
+              <w:rPr>
+                <w:rFonts w:ascii="Arial" w:cs="Arial" w:eastAsia="Arial" w:hAnsi="Arial"/>
+                <w:sz w:val="14"/>
+                <w:szCs w:val="14"/>
+              </w:rPr>
+              <w:t xml:space="preserve">Each class ends with something made · "Ekran je alat"</w:t>
+            </w:r>
+          </w:p>
+        </w:tc>
+        <w:tc>
+          <w:tcPr>
+            <w:tcW w:type="dxa" w:w="1096"/>
+            <w:tcBorders>
+              <w:top w:val="single" w:color="D9E1EC" w:sz="4"/>
+              <w:left w:val="single" w:color="D9E1EC" w:sz="4"/>
+              <w:bottom w:val="single" w:color="D9E1EC" w:sz="4"/>
+              <w:right w:val="single" w:color="D9E1EC" w:sz="4"/>
+            </w:tcBorders>
+            <w:shd w:fill="FFFFFF" w:color="auto" w:val="clear"/>
+            <w:tcMar>
+              <w:top w:type="dxa" w:w="22"/>
+              <w:left w:type="dxa" w:w="70"/>
+              <w:bottom w:type="dxa" w:w="22"/>
+              <w:right w:type="dxa" w:w="70"/>
+            </w:tcMar>
+            <w:vAlign w:val="center"/>
+          </w:tcPr>
+          <w:p>
+            <w:pPr>
+              <w:spacing w:after="0" w:line="212"/>
+            </w:pPr>
+            <w:r>
+              <w:rPr>
+                <w:rFonts w:ascii="Arial" w:cs="Arial" w:eastAsia="Arial" w:hAnsi="Arial"/>
+                <w:sz w:val="14"/>
+                <w:szCs w:val="14"/>
+              </w:rPr>
+              <w:t xml:space="preserve">C3</w:t>
             </w:r>
           </w:p>
         </w:tc>
@@ -1791,7 +1795,7 @@
         </w:trPr>
         <w:tc>
           <w:tcPr>
-            <w:tcW w:type="dxa" w:w="3600"/>
+            <w:tcW w:type="dxa" w:w="1750"/>
             <w:tcBorders>
               <w:top w:val="single" w:color="D9E1EC" w:sz="4"/>
               <w:left w:val="single" w:color="D9E1EC" w:sz="4"/>
@@ -1816,114 +1820,106 @@
                 <w:rFonts w:ascii="Arial" w:cs="Arial" w:eastAsia="Arial" w:hAnsi="Arial"/>
                 <w:b/>
                 <w:bCs/>
-                <w:sz w:val="15"/>
-                <w:szCs w:val="15"/>
-              </w:rPr>
-              <w:t xml:space="preserve">C · Founding offer</w:t>
-            </w:r>
-            <w:r>
-              <w:rPr>
-                <w:rFonts w:ascii="Arial" w:cs="Arial" w:eastAsia="Arial" w:hAnsi="Arial"/>
-                <w:sz w:val="15"/>
-                <w:szCs w:val="15"/>
-              </w:rPr>
-              <w:t xml:space="preserve"> — "Upisujemo prvu generaciju."</w:t>
-            </w:r>
-          </w:p>
-        </w:tc>
-        <w:tc>
-          <w:tcPr>
-            <w:tcW w:type="dxa" w:w="2900"/>
-            <w:tcBorders>
-              <w:top w:val="single" w:color="D9E1EC" w:sz="4"/>
-              <w:left w:val="single" w:color="D9E1EC" w:sz="4"/>
-              <w:bottom w:val="single" w:color="D9E1EC" w:sz="4"/>
-              <w:right w:val="single" w:color="D9E1EC" w:sz="4"/>
-            </w:tcBorders>
-            <w:shd w:fill="FFFFFF" w:color="auto" w:val="clear"/>
-            <w:tcMar>
-              <w:top w:type="dxa" w:w="22"/>
-              <w:left w:type="dxa" w:w="70"/>
-              <w:bottom w:type="dxa" w:w="22"/>
-              <w:right w:type="dxa" w:w="70"/>
-            </w:tcMar>
-            <w:vAlign w:val="center"/>
-          </w:tcPr>
-          <w:p>
-            <w:pPr>
-              <w:spacing w:after="0" w:line="212"/>
-            </w:pPr>
-            <w:r>
-              <w:rPr>
-                <w:rFonts w:ascii="Arial" w:cs="Arial" w:eastAsia="Arial" w:hAnsi="Arial"/>
-                <w:sz w:val="15"/>
-                <w:szCs w:val="15"/>
-              </w:rPr>
-              <w:t xml:space="preserve">Warm, price-aware parents × "is it worth it, why now?"</w:t>
-            </w:r>
-          </w:p>
-        </w:tc>
-        <w:tc>
-          <w:tcPr>
-            <w:tcW w:type="dxa" w:w="2600"/>
-            <w:tcBorders>
-              <w:top w:val="single" w:color="D9E1EC" w:sz="4"/>
-              <w:left w:val="single" w:color="D9E1EC" w:sz="4"/>
-              <w:bottom w:val="single" w:color="D9E1EC" w:sz="4"/>
-              <w:right w:val="single" w:color="D9E1EC" w:sz="4"/>
-            </w:tcBorders>
-            <w:shd w:fill="FFFFFF" w:color="auto" w:val="clear"/>
-            <w:tcMar>
-              <w:top w:type="dxa" w:w="22"/>
-              <w:left w:type="dxa" w:w="70"/>
-              <w:bottom w:type="dxa" w:w="22"/>
-              <w:right w:type="dxa" w:w="70"/>
-            </w:tcMar>
-            <w:vAlign w:val="center"/>
-          </w:tcPr>
-          <w:p>
-            <w:pPr>
-              <w:spacing w:after="0" w:line="212"/>
-            </w:pPr>
-            <w:r>
-              <w:rPr>
-                <w:rFonts w:ascii="Arial" w:cs="Arial" w:eastAsia="Arial" w:hAnsi="Arial"/>
-                <w:sz w:val="15"/>
-                <w:szCs w:val="15"/>
-              </w:rPr>
-              <w:t xml:space="preserve">5,900 vs 6,400 RSD · groups of 8–10</w:t>
-            </w:r>
-          </w:p>
-        </w:tc>
-        <w:tc>
-          <w:tcPr>
-            <w:tcW w:type="dxa" w:w="1446"/>
-            <w:tcBorders>
-              <w:top w:val="single" w:color="D9E1EC" w:sz="4"/>
-              <w:left w:val="single" w:color="D9E1EC" w:sz="4"/>
-              <w:bottom w:val="single" w:color="D9E1EC" w:sz="4"/>
-              <w:right w:val="single" w:color="D9E1EC" w:sz="4"/>
-            </w:tcBorders>
-            <w:shd w:fill="FFFFFF" w:color="auto" w:val="clear"/>
-            <w:tcMar>
-              <w:top w:type="dxa" w:w="22"/>
-              <w:left w:type="dxa" w:w="70"/>
-              <w:bottom w:type="dxa" w:w="22"/>
-              <w:right w:type="dxa" w:w="70"/>
-            </w:tcMar>
-            <w:vAlign w:val="center"/>
-          </w:tcPr>
-          <w:p>
-            <w:pPr>
-              <w:spacing w:after="0" w:line="212"/>
-            </w:pPr>
-            <w:r>
-              <w:rPr>
-                <w:rFonts w:ascii="Arial" w:cs="Arial" w:eastAsia="Arial" w:hAnsi="Arial"/>
-                <w:sz w:val="15"/>
-                <w:szCs w:val="15"/>
-              </w:rPr>
-              <w:t xml:space="preserve">C5, FAQ</w:t>
+                <w:sz w:val="14"/>
+                <w:szCs w:val="14"/>
+              </w:rPr>
+              <w:t xml:space="preserve">3 · English</w:t>
+            </w:r>
+          </w:p>
+        </w:tc>
+        <w:tc>
+          <w:tcPr>
+            <w:tcW w:type="dxa" w:w="3650"/>
+            <w:tcBorders>
+              <w:top w:val="single" w:color="D9E1EC" w:sz="4"/>
+              <w:left w:val="single" w:color="D9E1EC" w:sz="4"/>
+              <w:bottom w:val="single" w:color="D9E1EC" w:sz="4"/>
+              <w:right w:val="single" w:color="D9E1EC" w:sz="4"/>
+            </w:tcBorders>
+            <w:shd w:fill="FFFFFF" w:color="auto" w:val="clear"/>
+            <w:tcMar>
+              <w:top w:type="dxa" w:w="22"/>
+              <w:left w:type="dxa" w:w="70"/>
+              <w:bottom w:type="dxa" w:w="22"/>
+              <w:right w:type="dxa" w:w="70"/>
+            </w:tcMar>
+            <w:vAlign w:val="center"/>
+          </w:tcPr>
+          <w:p>
+            <w:pPr>
+              <w:spacing w:after="0" w:line="212"/>
+            </w:pPr>
+            <w:r>
+              <w:rPr>
+                <w:rFonts w:ascii="Arial" w:cs="Arial" w:eastAsia="Arial" w:hAnsi="Arial"/>
+                <w:sz w:val="14"/>
+                <w:szCs w:val="14"/>
+              </w:rPr>
+              <w:t xml:space="preserve">English-aware parents × "zna reči, ali ne priča"</w:t>
+            </w:r>
+          </w:p>
+        </w:tc>
+        <w:tc>
+          <w:tcPr>
+            <w:tcW w:type="dxa" w:w="4050"/>
+            <w:tcBorders>
+              <w:top w:val="single" w:color="D9E1EC" w:sz="4"/>
+              <w:left w:val="single" w:color="D9E1EC" w:sz="4"/>
+              <w:bottom w:val="single" w:color="D9E1EC" w:sz="4"/>
+              <w:right w:val="single" w:color="D9E1EC" w:sz="4"/>
+            </w:tcBorders>
+            <w:shd w:fill="FFFFFF" w:color="auto" w:val="clear"/>
+            <w:tcMar>
+              <w:top w:type="dxa" w:w="22"/>
+              <w:left w:type="dxa" w:w="70"/>
+              <w:bottom w:type="dxa" w:w="22"/>
+              <w:right w:type="dxa" w:w="70"/>
+            </w:tcMar>
+            <w:vAlign w:val="center"/>
+          </w:tcPr>
+          <w:p>
+            <w:pPr>
+              <w:spacing w:after="0" w:line="212"/>
+            </w:pPr>
+            <w:r>
+              <w:rPr>
+                <w:rFonts w:ascii="Arial" w:cs="Arial" w:eastAsia="Arial" w:hAnsi="Arial"/>
+                <w:sz w:val="14"/>
+                <w:szCs w:val="14"/>
+              </w:rPr>
+              <w:t xml:space="preserve">Working language, grows with the group · Serbian if needed</w:t>
+            </w:r>
+          </w:p>
+        </w:tc>
+        <w:tc>
+          <w:tcPr>
+            <w:tcW w:type="dxa" w:w="1096"/>
+            <w:tcBorders>
+              <w:top w:val="single" w:color="D9E1EC" w:sz="4"/>
+              <w:left w:val="single" w:color="D9E1EC" w:sz="4"/>
+              <w:bottom w:val="single" w:color="D9E1EC" w:sz="4"/>
+              <w:right w:val="single" w:color="D9E1EC" w:sz="4"/>
+            </w:tcBorders>
+            <w:shd w:fill="FFFFFF" w:color="auto" w:val="clear"/>
+            <w:tcMar>
+              <w:top w:type="dxa" w:w="22"/>
+              <w:left w:type="dxa" w:w="70"/>
+              <w:bottom w:type="dxa" w:w="22"/>
+              <w:right w:type="dxa" w:w="70"/>
+            </w:tcMar>
+            <w:vAlign w:val="center"/>
+          </w:tcPr>
+          <w:p>
+            <w:pPr>
+              <w:spacing w:after="0" w:line="212"/>
+            </w:pPr>
+            <w:r>
+              <w:rPr>
+                <w:rFonts w:ascii="Arial" w:cs="Arial" w:eastAsia="Arial" w:hAnsi="Arial"/>
+                <w:sz w:val="14"/>
+                <w:szCs w:val="14"/>
+              </w:rPr>
+              <w:t xml:space="preserve">C4</w:t>
             </w:r>
           </w:p>
         </w:tc>
@@ -1934,7 +1930,7 @@
         </w:trPr>
         <w:tc>
           <w:tcPr>
-            <w:tcW w:type="dxa" w:w="3600"/>
+            <w:tcW w:type="dxa" w:w="1750"/>
             <w:tcBorders>
               <w:top w:val="single" w:color="D9E1EC" w:sz="4"/>
               <w:left w:val="single" w:color="D9E1EC" w:sz="4"/>
@@ -1959,112 +1955,374 @@
                 <w:rFonts w:ascii="Arial" w:cs="Arial" w:eastAsia="Arial" w:hAnsi="Arial"/>
                 <w:b/>
                 <w:bCs/>
-                <w:sz w:val="15"/>
-                <w:szCs w:val="15"/>
+                <w:sz w:val="14"/>
+                <w:szCs w:val="14"/>
+              </w:rPr>
+              <w:t xml:space="preserve">4 · AI + digital</w:t>
+            </w:r>
+          </w:p>
+        </w:tc>
+        <w:tc>
+          <w:tcPr>
+            <w:tcW w:type="dxa" w:w="3650"/>
+            <w:tcBorders>
+              <w:top w:val="single" w:color="D9E1EC" w:sz="4"/>
+              <w:left w:val="single" w:color="D9E1EC" w:sz="4"/>
+              <w:bottom w:val="single" w:color="D9E1EC" w:sz="4"/>
+              <w:right w:val="single" w:color="D9E1EC" w:sz="4"/>
+            </w:tcBorders>
+            <w:shd w:fill="FFFFFF" w:color="auto" w:val="clear"/>
+            <w:tcMar>
+              <w:top w:type="dxa" w:w="22"/>
+              <w:left w:type="dxa" w:w="70"/>
+              <w:bottom w:type="dxa" w:w="22"/>
+              <w:right w:type="dxa" w:w="70"/>
+            </w:tcMar>
+            <w:vAlign w:val="center"/>
+          </w:tcPr>
+          <w:p>
+            <w:pPr>
+              <w:spacing w:after="0" w:line="212"/>
+            </w:pPr>
+            <w:r>
+              <w:rPr>
+                <w:rFonts w:ascii="Arial" w:cs="Arial" w:eastAsia="Arial" w:hAnsi="Arial"/>
+                <w:sz w:val="14"/>
+                <w:szCs w:val="14"/>
+              </w:rPr>
+              <w:t xml:space="preserve">AI-worried parents × "koristi AI — a razmišlja li?"</w:t>
+            </w:r>
+          </w:p>
+        </w:tc>
+        <w:tc>
+          <w:tcPr>
+            <w:tcW w:type="dxa" w:w="4050"/>
+            <w:tcBorders>
+              <w:top w:val="single" w:color="D9E1EC" w:sz="4"/>
+              <w:left w:val="single" w:color="D9E1EC" w:sz="4"/>
+              <w:bottom w:val="single" w:color="D9E1EC" w:sz="4"/>
+              <w:right w:val="single" w:color="D9E1EC" w:sz="4"/>
+            </w:tcBorders>
+            <w:shd w:fill="FFFFFF" w:color="auto" w:val="clear"/>
+            <w:tcMar>
+              <w:top w:type="dxa" w:w="22"/>
+              <w:left w:type="dxa" w:w="70"/>
+              <w:bottom w:type="dxa" w:w="22"/>
+              <w:right w:type="dxa" w:w="70"/>
+            </w:tcMar>
+            <w:vAlign w:val="center"/>
+          </w:tcPr>
+          <w:p>
+            <w:pPr>
+              <w:spacing w:after="0" w:line="212"/>
+            </w:pPr>
+            <w:r>
+              <w:rPr>
+                <w:rFonts w:ascii="Arial" w:cs="Arial" w:eastAsia="Arial" w:hAnsi="Arial"/>
+                <w:sz w:val="14"/>
+                <w:szCs w:val="14"/>
+              </w:rPr>
+              <w:t xml:space="preserve">Ask → Check → Improve → Decide · safety in every project</w:t>
+            </w:r>
+          </w:p>
+        </w:tc>
+        <w:tc>
+          <w:tcPr>
+            <w:tcW w:type="dxa" w:w="1096"/>
+            <w:tcBorders>
+              <w:top w:val="single" w:color="D9E1EC" w:sz="4"/>
+              <w:left w:val="single" w:color="D9E1EC" w:sz="4"/>
+              <w:bottom w:val="single" w:color="D9E1EC" w:sz="4"/>
+              <w:right w:val="single" w:color="D9E1EC" w:sz="4"/>
+            </w:tcBorders>
+            <w:shd w:fill="FFFFFF" w:color="auto" w:val="clear"/>
+            <w:tcMar>
+              <w:top w:type="dxa" w:w="22"/>
+              <w:left w:type="dxa" w:w="70"/>
+              <w:bottom w:type="dxa" w:w="22"/>
+              <w:right w:type="dxa" w:w="70"/>
+            </w:tcMar>
+            <w:vAlign w:val="center"/>
+          </w:tcPr>
+          <w:p>
+            <w:pPr>
+              <w:spacing w:after="0" w:line="212"/>
+            </w:pPr>
+            <w:r>
+              <w:rPr>
+                <w:rFonts w:ascii="Arial" w:cs="Arial" w:eastAsia="Arial" w:hAnsi="Arial"/>
+                <w:sz w:val="14"/>
+                <w:szCs w:val="14"/>
+              </w:rPr>
+              <w:t xml:space="preserve">C7, Reel</w:t>
+            </w:r>
+          </w:p>
+        </w:tc>
+      </w:tr>
+      <w:tr>
+        <w:trPr>
+          <w:cantSplit/>
+        </w:trPr>
+        <w:tc>
+          <w:tcPr>
+            <w:tcW w:type="dxa" w:w="1750"/>
+            <w:tcBorders>
+              <w:top w:val="single" w:color="D9E1EC" w:sz="4"/>
+              <w:left w:val="single" w:color="D9E1EC" w:sz="4"/>
+              <w:bottom w:val="single" w:color="D9E1EC" w:sz="4"/>
+              <w:right w:val="single" w:color="D9E1EC" w:sz="4"/>
+            </w:tcBorders>
+            <w:shd w:fill="F1F5F9" w:color="auto" w:val="clear"/>
+            <w:tcMar>
+              <w:top w:type="dxa" w:w="22"/>
+              <w:left w:type="dxa" w:w="70"/>
+              <w:bottom w:type="dxa" w:w="22"/>
+              <w:right w:type="dxa" w:w="70"/>
+            </w:tcMar>
+            <w:vAlign w:val="center"/>
+          </w:tcPr>
+          <w:p>
+            <w:pPr>
+              <w:spacing w:after="0" w:line="212"/>
+            </w:pPr>
+            <w:r>
+              <w:rPr>
+                <w:rFonts w:ascii="Arial" w:cs="Arial" w:eastAsia="Arial" w:hAnsi="Arial"/>
+                <w:b/>
+                <w:bCs/>
+                <w:sz w:val="14"/>
+                <w:szCs w:val="14"/>
+              </w:rPr>
+              <w:t xml:space="preserve">Offer · Founding</w:t>
+            </w:r>
+          </w:p>
+        </w:tc>
+        <w:tc>
+          <w:tcPr>
+            <w:tcW w:type="dxa" w:w="3650"/>
+            <w:tcBorders>
+              <w:top w:val="single" w:color="D9E1EC" w:sz="4"/>
+              <w:left w:val="single" w:color="D9E1EC" w:sz="4"/>
+              <w:bottom w:val="single" w:color="D9E1EC" w:sz="4"/>
+              <w:right w:val="single" w:color="D9E1EC" w:sz="4"/>
+            </w:tcBorders>
+            <w:shd w:fill="FFFFFF" w:color="auto" w:val="clear"/>
+            <w:tcMar>
+              <w:top w:type="dxa" w:w="22"/>
+              <w:left w:type="dxa" w:w="70"/>
+              <w:bottom w:type="dxa" w:w="22"/>
+              <w:right w:type="dxa" w:w="70"/>
+            </w:tcMar>
+            <w:vAlign w:val="center"/>
+          </w:tcPr>
+          <w:p>
+            <w:pPr>
+              <w:spacing w:after="0" w:line="212"/>
+            </w:pPr>
+            <w:r>
+              <w:rPr>
+                <w:rFonts w:ascii="Arial" w:cs="Arial" w:eastAsia="Arial" w:hAnsi="Arial"/>
+                <w:sz w:val="14"/>
+                <w:szCs w:val="14"/>
+              </w:rPr>
+              <w:t xml:space="preserve">Warm, price-aware × "is it worth it, why now?"</w:t>
+            </w:r>
+          </w:p>
+        </w:tc>
+        <w:tc>
+          <w:tcPr>
+            <w:tcW w:type="dxa" w:w="4050"/>
+            <w:tcBorders>
+              <w:top w:val="single" w:color="D9E1EC" w:sz="4"/>
+              <w:left w:val="single" w:color="D9E1EC" w:sz="4"/>
+              <w:bottom w:val="single" w:color="D9E1EC" w:sz="4"/>
+              <w:right w:val="single" w:color="D9E1EC" w:sz="4"/>
+            </w:tcBorders>
+            <w:shd w:fill="FFFFFF" w:color="auto" w:val="clear"/>
+            <w:tcMar>
+              <w:top w:type="dxa" w:w="22"/>
+              <w:left w:type="dxa" w:w="70"/>
+              <w:bottom w:type="dxa" w:w="22"/>
+              <w:right w:type="dxa" w:w="70"/>
+            </w:tcMar>
+            <w:vAlign w:val="center"/>
+          </w:tcPr>
+          <w:p>
+            <w:pPr>
+              <w:spacing w:after="0" w:line="212"/>
+            </w:pPr>
+            <w:r>
+              <w:rPr>
+                <w:rFonts w:ascii="Arial" w:cs="Arial" w:eastAsia="Arial" w:hAnsi="Arial"/>
+                <w:sz w:val="14"/>
+                <w:szCs w:val="14"/>
+              </w:rPr>
+              <w:t xml:space="preserve">5,900 vs 6,400 · start 9 Nov · Showcase · no entrance test</w:t>
+            </w:r>
+          </w:p>
+        </w:tc>
+        <w:tc>
+          <w:tcPr>
+            <w:tcW w:type="dxa" w:w="1096"/>
+            <w:tcBorders>
+              <w:top w:val="single" w:color="D9E1EC" w:sz="4"/>
+              <w:left w:val="single" w:color="D9E1EC" w:sz="4"/>
+              <w:bottom w:val="single" w:color="D9E1EC" w:sz="4"/>
+              <w:right w:val="single" w:color="D9E1EC" w:sz="4"/>
+            </w:tcBorders>
+            <w:shd w:fill="FFFFFF" w:color="auto" w:val="clear"/>
+            <w:tcMar>
+              <w:top w:type="dxa" w:w="22"/>
+              <w:left w:type="dxa" w:w="70"/>
+              <w:bottom w:type="dxa" w:w="22"/>
+              <w:right w:type="dxa" w:w="70"/>
+            </w:tcMar>
+            <w:vAlign w:val="center"/>
+          </w:tcPr>
+          <w:p>
+            <w:pPr>
+              <w:spacing w:after="0" w:line="212"/>
+            </w:pPr>
+            <w:r>
+              <w:rPr>
+                <w:rFonts w:ascii="Arial" w:cs="Arial" w:eastAsia="Arial" w:hAnsi="Arial"/>
+                <w:sz w:val="14"/>
+                <w:szCs w:val="14"/>
+              </w:rPr>
+              <w:t xml:space="preserve">C5, FAQ, R6</w:t>
+            </w:r>
+          </w:p>
+        </w:tc>
+      </w:tr>
+      <w:tr>
+        <w:trPr>
+          <w:cantSplit/>
+        </w:trPr>
+        <w:tc>
+          <w:tcPr>
+            <w:tcW w:type="dxa" w:w="1750"/>
+            <w:tcBorders>
+              <w:top w:val="single" w:color="D9E1EC" w:sz="4"/>
+              <w:left w:val="single" w:color="D9E1EC" w:sz="4"/>
+              <w:bottom w:val="single" w:color="D9E1EC" w:sz="4"/>
+              <w:right w:val="single" w:color="D9E1EC" w:sz="4"/>
+            </w:tcBorders>
+            <w:shd w:fill="F1F5F9" w:color="auto" w:val="clear"/>
+            <w:tcMar>
+              <w:top w:type="dxa" w:w="22"/>
+              <w:left w:type="dxa" w:w="70"/>
+              <w:bottom w:type="dxa" w:w="22"/>
+              <w:right w:type="dxa" w:w="70"/>
+            </w:tcMar>
+            <w:vAlign w:val="center"/>
+          </w:tcPr>
+          <w:p>
+            <w:pPr>
+              <w:spacing w:after="0" w:line="212"/>
+            </w:pPr>
+            <w:r>
+              <w:rPr>
+                <w:rFonts w:ascii="Arial" w:cs="Arial" w:eastAsia="Arial" w:hAnsi="Arial"/>
+                <w:b/>
+                <w:bCs/>
+                <w:sz w:val="14"/>
+                <w:szCs w:val="14"/>
               </w:rPr>
               <w:t xml:space="preserve">D · Open Day</w:t>
             </w:r>
-            <w:r>
-              <w:rPr>
-                <w:rFonts w:ascii="Arial" w:cs="Arial" w:eastAsia="Arial" w:hAnsi="Arial"/>
-                <w:sz w:val="15"/>
-                <w:szCs w:val="15"/>
-              </w:rPr>
-              <w:t xml:space="preserve"> — "Neka dete isproba."</w:t>
-            </w:r>
-          </w:p>
-        </w:tc>
-        <w:tc>
-          <w:tcPr>
-            <w:tcW w:type="dxa" w:w="2900"/>
-            <w:tcBorders>
-              <w:top w:val="single" w:color="D9E1EC" w:sz="4"/>
-              <w:left w:val="single" w:color="D9E1EC" w:sz="4"/>
-              <w:bottom w:val="single" w:color="D9E1EC" w:sz="4"/>
-              <w:right w:val="single" w:color="D9E1EC" w:sz="4"/>
-            </w:tcBorders>
-            <w:shd w:fill="FFFFFF" w:color="auto" w:val="clear"/>
-            <w:tcMar>
-              <w:top w:type="dxa" w:w="22"/>
-              <w:left w:type="dxa" w:w="70"/>
-              <w:bottom w:type="dxa" w:w="22"/>
-              <w:right w:type="dxa" w:w="70"/>
-            </w:tcMar>
-            <w:vAlign w:val="center"/>
-          </w:tcPr>
-          <w:p>
-            <w:pPr>
-              <w:spacing w:after="0" w:line="212"/>
-            </w:pPr>
-            <w:r>
-              <w:rPr>
-                <w:rFonts w:ascii="Arial" w:cs="Arial" w:eastAsia="Arial" w:hAnsi="Arial"/>
-                <w:sz w:val="15"/>
-                <w:szCs w:val="15"/>
-              </w:rPr>
-              <w:t xml:space="preserve">Undecided parents × "want to see it first"</w:t>
-            </w:r>
-          </w:p>
-        </w:tc>
-        <w:tc>
-          <w:tcPr>
-            <w:tcW w:type="dxa" w:w="2600"/>
-            <w:tcBorders>
-              <w:top w:val="single" w:color="D9E1EC" w:sz="4"/>
-              <w:left w:val="single" w:color="D9E1EC" w:sz="4"/>
-              <w:bottom w:val="single" w:color="D9E1EC" w:sz="4"/>
-              <w:right w:val="single" w:color="D9E1EC" w:sz="4"/>
-            </w:tcBorders>
-            <w:shd w:fill="FFFFFF" w:color="auto" w:val="clear"/>
-            <w:tcMar>
-              <w:top w:type="dxa" w:w="22"/>
-              <w:left w:type="dxa" w:w="70"/>
-              <w:bottom w:type="dxa" w:w="22"/>
-              <w:right w:type="dxa" w:w="70"/>
-            </w:tcMar>
-            <w:vAlign w:val="center"/>
-          </w:tcPr>
-          <w:p>
-            <w:pPr>
-              <w:spacing w:after="0" w:line="212"/>
-            </w:pPr>
-            <w:r>
-              <w:rPr>
-                <w:rFonts w:ascii="Arial" w:cs="Arial" w:eastAsia="Arial" w:hAnsi="Arial"/>
-                <w:sz w:val="15"/>
-                <w:szCs w:val="15"/>
-              </w:rPr>
-              <w:t xml:space="preserve">Free mini-workshops, meet the teachers</w:t>
-            </w:r>
-          </w:p>
-        </w:tc>
-        <w:tc>
-          <w:tcPr>
-            <w:tcW w:type="dxa" w:w="1446"/>
-            <w:tcBorders>
-              <w:top w:val="single" w:color="D9E1EC" w:sz="4"/>
-              <w:left w:val="single" w:color="D9E1EC" w:sz="4"/>
-              <w:bottom w:val="single" w:color="D9E1EC" w:sz="4"/>
-              <w:right w:val="single" w:color="D9E1EC" w:sz="4"/>
-            </w:tcBorders>
-            <w:shd w:fill="FFFFFF" w:color="auto" w:val="clear"/>
-            <w:tcMar>
-              <w:top w:type="dxa" w:w="22"/>
-              <w:left w:type="dxa" w:w="70"/>
-              <w:bottom w:type="dxa" w:w="22"/>
-              <w:right w:type="dxa" w:w="70"/>
-            </w:tcMar>
-            <w:vAlign w:val="center"/>
-          </w:tcPr>
-          <w:p>
-            <w:pPr>
-              <w:spacing w:after="0" w:line="212"/>
-            </w:pPr>
-            <w:r>
-              <w:rPr>
-                <w:rFonts w:ascii="Arial" w:cs="Arial" w:eastAsia="Arial" w:hAnsi="Arial"/>
-                <w:sz w:val="15"/>
-                <w:szCs w:val="15"/>
+          </w:p>
+        </w:tc>
+        <w:tc>
+          <w:tcPr>
+            <w:tcW w:type="dxa" w:w="3650"/>
+            <w:tcBorders>
+              <w:top w:val="single" w:color="D9E1EC" w:sz="4"/>
+              <w:left w:val="single" w:color="D9E1EC" w:sz="4"/>
+              <w:bottom w:val="single" w:color="D9E1EC" w:sz="4"/>
+              <w:right w:val="single" w:color="D9E1EC" w:sz="4"/>
+            </w:tcBorders>
+            <w:shd w:fill="FFFFFF" w:color="auto" w:val="clear"/>
+            <w:tcMar>
+              <w:top w:type="dxa" w:w="22"/>
+              <w:left w:type="dxa" w:w="70"/>
+              <w:bottom w:type="dxa" w:w="22"/>
+              <w:right w:type="dxa" w:w="70"/>
+            </w:tcMar>
+            <w:vAlign w:val="center"/>
+          </w:tcPr>
+          <w:p>
+            <w:pPr>
+              <w:spacing w:after="0" w:line="212"/>
+            </w:pPr>
+            <w:r>
+              <w:rPr>
+                <w:rFonts w:ascii="Arial" w:cs="Arial" w:eastAsia="Arial" w:hAnsi="Arial"/>
+                <w:sz w:val="14"/>
+                <w:szCs w:val="14"/>
+              </w:rPr>
+              <w:t xml:space="preserve">Undecided × "want to see it first"</w:t>
+            </w:r>
+          </w:p>
+        </w:tc>
+        <w:tc>
+          <w:tcPr>
+            <w:tcW w:type="dxa" w:w="4050"/>
+            <w:tcBorders>
+              <w:top w:val="single" w:color="D9E1EC" w:sz="4"/>
+              <w:left w:val="single" w:color="D9E1EC" w:sz="4"/>
+              <w:bottom w:val="single" w:color="D9E1EC" w:sz="4"/>
+              <w:right w:val="single" w:color="D9E1EC" w:sz="4"/>
+            </w:tcBorders>
+            <w:shd w:fill="FFFFFF" w:color="auto" w:val="clear"/>
+            <w:tcMar>
+              <w:top w:type="dxa" w:w="22"/>
+              <w:left w:type="dxa" w:w="70"/>
+              <w:bottom w:type="dxa" w:w="22"/>
+              <w:right w:type="dxa" w:w="70"/>
+            </w:tcMar>
+            <w:vAlign w:val="center"/>
+          </w:tcPr>
+          <w:p>
+            <w:pPr>
+              <w:spacing w:after="0" w:line="212"/>
+            </w:pPr>
+            <w:r>
+              <w:rPr>
+                <w:rFonts w:ascii="Arial" w:cs="Arial" w:eastAsia="Arial" w:hAnsi="Arial"/>
+                <w:sz w:val="14"/>
+                <w:szCs w:val="14"/>
+              </w:rPr>
+              <w:t xml:space="preserve">~90 min: kids’ mini challenge, parents meet the team</w:t>
+            </w:r>
+          </w:p>
+        </w:tc>
+        <w:tc>
+          <w:tcPr>
+            <w:tcW w:type="dxa" w:w="1096"/>
+            <w:tcBorders>
+              <w:top w:val="single" w:color="D9E1EC" w:sz="4"/>
+              <w:left w:val="single" w:color="D9E1EC" w:sz="4"/>
+              <w:bottom w:val="single" w:color="D9E1EC" w:sz="4"/>
+              <w:right w:val="single" w:color="D9E1EC" w:sz="4"/>
+            </w:tcBorders>
+            <w:shd w:fill="FFFFFF" w:color="auto" w:val="clear"/>
+            <w:tcMar>
+              <w:top w:type="dxa" w:w="22"/>
+              <w:left w:type="dxa" w:w="70"/>
+              <w:bottom w:type="dxa" w:w="22"/>
+              <w:right w:type="dxa" w:w="70"/>
+            </w:tcMar>
+            <w:vAlign w:val="center"/>
+          </w:tcPr>
+          <w:p>
+            <w:pPr>
+              <w:spacing w:after="0" w:line="212"/>
+            </w:pPr>
+            <w:r>
+              <w:rPr>
+                <w:rFonts w:ascii="Arial" w:cs="Arial" w:eastAsia="Arial" w:hAnsi="Arial"/>
+                <w:sz w:val="14"/>
+                <w:szCs w:val="14"/>
               </w:rPr>
               <w:t xml:space="preserve">C6</w:t>
             </w:r>
@@ -2097,7 +2355,7 @@
           <w:sz w:val="20"/>
           <w:szCs w:val="20"/>
         </w:rPr>
-        <w:t xml:space="preserve">Ads (creative × angle)</w:t>
+        <w:t xml:space="preserve">Ads — creative × angle × when</w:t>
       </w:r>
     </w:p>
     <w:tbl>
@@ -2113,11 +2371,11 @@
         </w:tblBorders>
       </w:tblPr>
       <w:tblGrid>
-        <w:gridCol w:w="800"/>
-        <w:gridCol w:w="4500"/>
-        <w:gridCol w:w="600"/>
-        <w:gridCol w:w="3700"/>
-        <w:gridCol w:w="946"/>
+        <w:gridCol w:w="1250"/>
+        <w:gridCol w:w="3500"/>
+        <w:gridCol w:w="650"/>
+        <w:gridCol w:w="3450"/>
+        <w:gridCol w:w="1696"/>
       </w:tblGrid>
       <w:tr>
         <w:trPr>
@@ -2125,7 +2383,7 @@
         </w:trPr>
         <w:tc>
           <w:tcPr>
-            <w:tcW w:type="dxa" w:w="800"/>
+            <w:tcW w:type="dxa" w:w="1250"/>
             <w:tcBorders>
               <w:top w:val="single" w:color="D9E1EC" w:sz="4"/>
               <w:left w:val="single" w:color="D9E1EC" w:sz="4"/>
@@ -2150,16 +2408,16 @@
                 <w:b/>
                 <w:bCs/>
                 <w:color w:val="FFFFFF"/>
-                <w:sz w:val="15"/>
-                <w:szCs w:val="15"/>
-              </w:rPr>
-              <w:t xml:space="preserve">Ad</w:t>
-            </w:r>
-          </w:p>
-        </w:tc>
-        <w:tc>
-          <w:tcPr>
-            <w:tcW w:type="dxa" w:w="4500"/>
+                <w:sz w:val="14"/>
+                <w:szCs w:val="14"/>
+              </w:rPr>
+              <w:t xml:space="preserve">Ad (P = 1.1 · O = 2.1 · R = 3.1)</w:t>
+            </w:r>
+          </w:p>
+        </w:tc>
+        <w:tc>
+          <w:tcPr>
+            <w:tcW w:type="dxa" w:w="3500"/>
             <w:tcBorders>
               <w:top w:val="single" w:color="D9E1EC" w:sz="4"/>
               <w:left w:val="single" w:color="D9E1EC" w:sz="4"/>
@@ -2184,8 +2442,8 @@
                 <w:b/>
                 <w:bCs/>
                 <w:color w:val="FFFFFF"/>
-                <w:sz w:val="15"/>
-                <w:szCs w:val="15"/>
+                <w:sz w:val="14"/>
+                <w:szCs w:val="14"/>
               </w:rPr>
               <w:t xml:space="preserve">Creative · on-image hook</w:t>
             </w:r>
@@ -2193,7 +2451,7 @@
         </w:tc>
         <w:tc>
           <w:tcPr>
-            <w:tcW w:type="dxa" w:w="600"/>
+            <w:tcW w:type="dxa" w:w="650"/>
             <w:tcBorders>
               <w:top w:val="single" w:color="D9E1EC" w:sz="4"/>
               <w:left w:val="single" w:color="D9E1EC" w:sz="4"/>
@@ -2218,8 +2476,8 @@
                 <w:b/>
                 <w:bCs/>
                 <w:color w:val="FFFFFF"/>
-                <w:sz w:val="15"/>
-                <w:szCs w:val="15"/>
+                <w:sz w:val="14"/>
+                <w:szCs w:val="14"/>
               </w:rPr>
               <w:t xml:space="preserve">Angle</w:t>
             </w:r>
@@ -2227,7 +2485,7 @@
         </w:tc>
         <w:tc>
           <w:tcPr>
-            <w:tcW w:type="dxa" w:w="3700"/>
+            <w:tcW w:type="dxa" w:w="3450"/>
             <w:tcBorders>
               <w:top w:val="single" w:color="D9E1EC" w:sz="4"/>
               <w:left w:val="single" w:color="D9E1EC" w:sz="4"/>
@@ -2252,8 +2510,8 @@
                 <w:b/>
                 <w:bCs/>
                 <w:color w:val="FFFFFF"/>
-                <w:sz w:val="15"/>
-                <w:szCs w:val="15"/>
+                <w:sz w:val="14"/>
+                <w:szCs w:val="14"/>
               </w:rPr>
               <w:t xml:space="preserve">Copy opener (SR)</w:t>
             </w:r>
@@ -2261,7 +2519,7 @@
         </w:tc>
         <w:tc>
           <w:tcPr>
-            <w:tcW w:type="dxa" w:w="946"/>
+            <w:tcW w:type="dxa" w:w="1696"/>
             <w:tcBorders>
               <w:top w:val="single" w:color="D9E1EC" w:sz="4"/>
               <w:left w:val="single" w:color="D9E1EC" w:sz="4"/>
@@ -2286,10 +2544,10 @@
                 <w:b/>
                 <w:bCs/>
                 <w:color w:val="FFFFFF"/>
-                <w:sz w:val="15"/>
-                <w:szCs w:val="15"/>
-              </w:rPr>
-              <w:t xml:space="preserve">Ad set</w:t>
+                <w:sz w:val="14"/>
+                <w:szCs w:val="14"/>
+              </w:rPr>
+              <w:t xml:space="preserve">When · format</w:t>
             </w:r>
           </w:p>
         </w:tc>
@@ -2300,7 +2558,7 @@
         </w:trPr>
         <w:tc>
           <w:tcPr>
-            <w:tcW w:type="dxa" w:w="800"/>
+            <w:tcW w:type="dxa" w:w="1250"/>
             <w:tcBorders>
               <w:top w:val="single" w:color="D9E1EC" w:sz="4"/>
               <w:left w:val="single" w:color="D9E1EC" w:sz="4"/>
@@ -2325,8 +2583,8 @@
                 <w:rFonts w:ascii="Arial" w:cs="Arial" w:eastAsia="Arial" w:hAnsi="Arial"/>
                 <w:b/>
                 <w:bCs/>
-                <w:sz w:val="15"/>
-                <w:szCs w:val="15"/>
+                <w:sz w:val="14"/>
+                <w:szCs w:val="14"/>
               </w:rPr>
               <w:t xml:space="preserve">P1</w:t>
             </w:r>
@@ -2334,41 +2592,41 @@
         </w:tc>
         <w:tc>
           <w:tcPr>
-            <w:tcW w:type="dxa" w:w="4500"/>
-            <w:tcBorders>
-              <w:top w:val="single" w:color="D9E1EC" w:sz="4"/>
-              <w:left w:val="single" w:color="D9E1EC" w:sz="4"/>
-              <w:bottom w:val="single" w:color="D9E1EC" w:sz="4"/>
-              <w:right w:val="single" w:color="D9E1EC" w:sz="4"/>
-            </w:tcBorders>
-            <w:shd w:fill="FFFFFF" w:color="auto" w:val="clear"/>
-            <w:tcMar>
-              <w:top w:type="dxa" w:w="22"/>
-              <w:left w:type="dxa" w:w="70"/>
-              <w:bottom w:type="dxa" w:w="22"/>
-              <w:right w:type="dxa" w:w="70"/>
-            </w:tcMar>
-            <w:vAlign w:val="center"/>
-          </w:tcPr>
-          <w:p>
-            <w:pPr>
-              <w:spacing w:after="0" w:line="212"/>
-            </w:pPr>
-            <w:r>
-              <w:rPr>
-                <w:rFonts w:ascii="Arial" w:cs="Arial" w:eastAsia="Arial" w:hAnsi="Arial"/>
-                <w:b/>
-                <w:bCs/>
-                <w:sz w:val="15"/>
-                <w:szCs w:val="15"/>
+            <w:tcW w:type="dxa" w:w="3500"/>
+            <w:tcBorders>
+              <w:top w:val="single" w:color="D9E1EC" w:sz="4"/>
+              <w:left w:val="single" w:color="D9E1EC" w:sz="4"/>
+              <w:bottom w:val="single" w:color="D9E1EC" w:sz="4"/>
+              <w:right w:val="single" w:color="D9E1EC" w:sz="4"/>
+            </w:tcBorders>
+            <w:shd w:fill="FFFFFF" w:color="auto" w:val="clear"/>
+            <w:tcMar>
+              <w:top w:type="dxa" w:w="22"/>
+              <w:left w:type="dxa" w:w="70"/>
+              <w:bottom w:type="dxa" w:w="22"/>
+              <w:right w:type="dxa" w:w="70"/>
+            </w:tcMar>
+            <w:vAlign w:val="center"/>
+          </w:tcPr>
+          <w:p>
+            <w:pPr>
+              <w:spacing w:after="0" w:line="212"/>
+            </w:pPr>
+            <w:r>
+              <w:rPr>
+                <w:rFonts w:ascii="Arial" w:cs="Arial" w:eastAsia="Arial" w:hAnsi="Arial"/>
+                <w:b/>
+                <w:bCs/>
+                <w:sz w:val="14"/>
+                <w:szCs w:val="14"/>
               </w:rPr>
               <w:t xml:space="preserve">C1 Hero</w:t>
             </w:r>
             <w:r>
               <w:rPr>
                 <w:rFonts w:ascii="Arial" w:cs="Arial" w:eastAsia="Arial" w:hAnsi="Arial"/>
-                <w:sz w:val="15"/>
-                <w:szCs w:val="15"/>
+                <w:sz w:val="14"/>
+                <w:szCs w:val="14"/>
               </w:rPr>
               <w:t xml:space="preserve"> · "Veštine za svet u kojem će odrastati."</w:t>
             </w:r>
@@ -2376,97 +2634,97 @@
         </w:tc>
         <w:tc>
           <w:tcPr>
-            <w:tcW w:type="dxa" w:w="600"/>
-            <w:tcBorders>
-              <w:top w:val="single" w:color="D9E1EC" w:sz="4"/>
-              <w:left w:val="single" w:color="D9E1EC" w:sz="4"/>
-              <w:bottom w:val="single" w:color="D9E1EC" w:sz="4"/>
-              <w:right w:val="single" w:color="D9E1EC" w:sz="4"/>
-            </w:tcBorders>
-            <w:shd w:fill="FFFFFF" w:color="auto" w:val="clear"/>
-            <w:tcMar>
-              <w:top w:type="dxa" w:w="22"/>
-              <w:left w:type="dxa" w:w="70"/>
-              <w:bottom w:type="dxa" w:w="22"/>
-              <w:right w:type="dxa" w:w="70"/>
-            </w:tcMar>
-            <w:vAlign w:val="center"/>
-          </w:tcPr>
-          <w:p>
-            <w:pPr>
-              <w:spacing w:after="0" w:line="212"/>
-            </w:pPr>
-            <w:r>
-              <w:rPr>
-                <w:rFonts w:ascii="Arial" w:cs="Arial" w:eastAsia="Arial" w:hAnsi="Arial"/>
-                <w:sz w:val="15"/>
-                <w:szCs w:val="15"/>
-              </w:rPr>
-              <w:t xml:space="preserve">B</w:t>
-            </w:r>
-          </w:p>
-        </w:tc>
-        <w:tc>
-          <w:tcPr>
-            <w:tcW w:type="dxa" w:w="3700"/>
-            <w:tcBorders>
-              <w:top w:val="single" w:color="D9E1EC" w:sz="4"/>
-              <w:left w:val="single" w:color="D9E1EC" w:sz="4"/>
-              <w:bottom w:val="single" w:color="D9E1EC" w:sz="4"/>
-              <w:right w:val="single" w:color="D9E1EC" w:sz="4"/>
-            </w:tcBorders>
-            <w:shd w:fill="FFFFFF" w:color="auto" w:val="clear"/>
-            <w:tcMar>
-              <w:top w:type="dxa" w:w="22"/>
-              <w:left w:type="dxa" w:w="70"/>
-              <w:bottom w:type="dxa" w:w="22"/>
-              <w:right w:type="dxa" w:w="70"/>
-            </w:tcMar>
-            <w:vAlign w:val="center"/>
-          </w:tcPr>
-          <w:p>
-            <w:pPr>
-              <w:spacing w:after="0" w:line="212"/>
-            </w:pPr>
-            <w:r>
-              <w:rPr>
-                <w:rFonts w:ascii="Arial" w:cs="Arial" w:eastAsia="Arial" w:hAnsi="Arial"/>
-                <w:sz w:val="15"/>
-                <w:szCs w:val="15"/>
-              </w:rPr>
-              <w:t xml:space="preserve">Vaše dete će odrastati uz AI. Pitanje je da li će znati da ga koristi pametno.</w:t>
-            </w:r>
-          </w:p>
-        </w:tc>
-        <w:tc>
-          <w:tcPr>
-            <w:tcW w:type="dxa" w:w="946"/>
-            <w:tcBorders>
-              <w:top w:val="single" w:color="D9E1EC" w:sz="4"/>
-              <w:left w:val="single" w:color="D9E1EC" w:sz="4"/>
-              <w:bottom w:val="single" w:color="D9E1EC" w:sz="4"/>
-              <w:right w:val="single" w:color="D9E1EC" w:sz="4"/>
-            </w:tcBorders>
-            <w:shd w:fill="FFFFFF" w:color="auto" w:val="clear"/>
-            <w:tcMar>
-              <w:top w:type="dxa" w:w="22"/>
-              <w:left w:type="dxa" w:w="70"/>
-              <w:bottom w:type="dxa" w:w="22"/>
-              <w:right w:type="dxa" w:w="70"/>
-            </w:tcMar>
-            <w:vAlign w:val="center"/>
-          </w:tcPr>
-          <w:p>
-            <w:pPr>
-              <w:spacing w:after="0" w:line="212"/>
-            </w:pPr>
-            <w:r>
-              <w:rPr>
-                <w:rFonts w:ascii="Arial" w:cs="Arial" w:eastAsia="Arial" w:hAnsi="Arial"/>
-                <w:sz w:val="15"/>
-                <w:szCs w:val="15"/>
-              </w:rPr>
-              <w:t xml:space="preserve">1.1</w:t>
+            <w:tcW w:type="dxa" w:w="650"/>
+            <w:tcBorders>
+              <w:top w:val="single" w:color="D9E1EC" w:sz="4"/>
+              <w:left w:val="single" w:color="D9E1EC" w:sz="4"/>
+              <w:bottom w:val="single" w:color="D9E1EC" w:sz="4"/>
+              <w:right w:val="single" w:color="D9E1EC" w:sz="4"/>
+            </w:tcBorders>
+            <w:shd w:fill="FFFFFF" w:color="auto" w:val="clear"/>
+            <w:tcMar>
+              <w:top w:type="dxa" w:w="22"/>
+              <w:left w:type="dxa" w:w="70"/>
+              <w:bottom w:type="dxa" w:w="22"/>
+              <w:right w:type="dxa" w:w="70"/>
+            </w:tcMar>
+            <w:vAlign w:val="center"/>
+          </w:tcPr>
+          <w:p>
+            <w:pPr>
+              <w:spacing w:after="0" w:line="212"/>
+            </w:pPr>
+            <w:r>
+              <w:rPr>
+                <w:rFonts w:ascii="Arial" w:cs="Arial" w:eastAsia="Arial" w:hAnsi="Arial"/>
+                <w:sz w:val="14"/>
+                <w:szCs w:val="14"/>
+              </w:rPr>
+              <w:t xml:space="preserve">1</w:t>
+            </w:r>
+          </w:p>
+        </w:tc>
+        <w:tc>
+          <w:tcPr>
+            <w:tcW w:type="dxa" w:w="3450"/>
+            <w:tcBorders>
+              <w:top w:val="single" w:color="D9E1EC" w:sz="4"/>
+              <w:left w:val="single" w:color="D9E1EC" w:sz="4"/>
+              <w:bottom w:val="single" w:color="D9E1EC" w:sz="4"/>
+              <w:right w:val="single" w:color="D9E1EC" w:sz="4"/>
+            </w:tcBorders>
+            <w:shd w:fill="FFFFFF" w:color="auto" w:val="clear"/>
+            <w:tcMar>
+              <w:top w:type="dxa" w:w="22"/>
+              <w:left w:type="dxa" w:w="70"/>
+              <w:bottom w:type="dxa" w:w="22"/>
+              <w:right w:type="dxa" w:w="70"/>
+            </w:tcMar>
+            <w:vAlign w:val="center"/>
+          </w:tcPr>
+          <w:p>
+            <w:pPr>
+              <w:spacing w:after="0" w:line="212"/>
+            </w:pPr>
+            <w:r>
+              <w:rPr>
+                <w:rFonts w:ascii="Arial" w:cs="Arial" w:eastAsia="Arial" w:hAnsi="Arial"/>
+                <w:sz w:val="14"/>
+                <w:szCs w:val="14"/>
+              </w:rPr>
+              <w:t xml:space="preserve">Deca koja danas kreću u školu odrastaće u svetu…</w:t>
+            </w:r>
+          </w:p>
+        </w:tc>
+        <w:tc>
+          <w:tcPr>
+            <w:tcW w:type="dxa" w:w="1696"/>
+            <w:tcBorders>
+              <w:top w:val="single" w:color="D9E1EC" w:sz="4"/>
+              <w:left w:val="single" w:color="D9E1EC" w:sz="4"/>
+              <w:bottom w:val="single" w:color="D9E1EC" w:sz="4"/>
+              <w:right w:val="single" w:color="D9E1EC" w:sz="4"/>
+            </w:tcBorders>
+            <w:shd w:fill="E8F2FF" w:color="auto" w:val="clear"/>
+            <w:tcMar>
+              <w:top w:type="dxa" w:w="22"/>
+              <w:left w:type="dxa" w:w="70"/>
+              <w:bottom w:type="dxa" w:w="22"/>
+              <w:right w:type="dxa" w:w="70"/>
+            </w:tcMar>
+            <w:vAlign w:val="center"/>
+          </w:tcPr>
+          <w:p>
+            <w:pPr>
+              <w:spacing w:after="0" w:line="212"/>
+            </w:pPr>
+            <w:r>
+              <w:rPr>
+                <w:rFonts w:ascii="Arial" w:cs="Arial" w:eastAsia="Arial" w:hAnsi="Arial"/>
+                <w:sz w:val="14"/>
+                <w:szCs w:val="14"/>
+              </w:rPr>
+              <w:t xml:space="preserve">W1 · static → photo W2</w:t>
             </w:r>
           </w:p>
         </w:tc>
@@ -2477,7 +2735,7 @@
         </w:trPr>
         <w:tc>
           <w:tcPr>
-            <w:tcW w:type="dxa" w:w="800"/>
+            <w:tcW w:type="dxa" w:w="1250"/>
             <w:tcBorders>
               <w:top w:val="single" w:color="D9E1EC" w:sz="4"/>
               <w:left w:val="single" w:color="D9E1EC" w:sz="4"/>
@@ -2502,8 +2760,8 @@
                 <w:rFonts w:ascii="Arial" w:cs="Arial" w:eastAsia="Arial" w:hAnsi="Arial"/>
                 <w:b/>
                 <w:bCs/>
-                <w:sz w:val="15"/>
-                <w:szCs w:val="15"/>
+                <w:sz w:val="14"/>
+                <w:szCs w:val="14"/>
               </w:rPr>
               <w:t xml:space="preserve">P2</w:t>
             </w:r>
@@ -2511,105 +2769,105 @@
         </w:tc>
         <w:tc>
           <w:tcPr>
-            <w:tcW w:type="dxa" w:w="4500"/>
-            <w:tcBorders>
-              <w:top w:val="single" w:color="D9E1EC" w:sz="4"/>
-              <w:left w:val="single" w:color="D9E1EC" w:sz="4"/>
-              <w:bottom w:val="single" w:color="D9E1EC" w:sz="4"/>
-              <w:right w:val="single" w:color="D9E1EC" w:sz="4"/>
-            </w:tcBorders>
-            <w:shd w:fill="FFFFFF" w:color="auto" w:val="clear"/>
-            <w:tcMar>
-              <w:top w:type="dxa" w:w="22"/>
-              <w:left w:type="dxa" w:w="70"/>
-              <w:bottom w:type="dxa" w:w="22"/>
-              <w:right w:type="dxa" w:w="70"/>
-            </w:tcMar>
-            <w:vAlign w:val="center"/>
-          </w:tcPr>
-          <w:p>
-            <w:pPr>
-              <w:spacing w:after="0" w:line="212"/>
-            </w:pPr>
-            <w:r>
-              <w:rPr>
-                <w:rFonts w:ascii="Arial" w:cs="Arial" w:eastAsia="Arial" w:hAnsi="Arial"/>
-                <w:b/>
-                <w:bCs/>
-                <w:sz w:val="15"/>
-                <w:szCs w:val="15"/>
-              </w:rPr>
-              <w:t xml:space="preserve">C1 Hero</w:t>
-            </w:r>
-            <w:r>
-              <w:rPr>
-                <w:rFonts w:ascii="Arial" w:cs="Arial" w:eastAsia="Arial" w:hAnsi="Arial"/>
-                <w:sz w:val="15"/>
-                <w:szCs w:val="15"/>
-              </w:rPr>
-              <w:t xml:space="preserve"> · same visual (copy test vs P1)</w:t>
-            </w:r>
-          </w:p>
-        </w:tc>
-        <w:tc>
-          <w:tcPr>
-            <w:tcW w:type="dxa" w:w="600"/>
-            <w:tcBorders>
-              <w:top w:val="single" w:color="D9E1EC" w:sz="4"/>
-              <w:left w:val="single" w:color="D9E1EC" w:sz="4"/>
-              <w:bottom w:val="single" w:color="D9E1EC" w:sz="4"/>
-              <w:right w:val="single" w:color="D9E1EC" w:sz="4"/>
-            </w:tcBorders>
-            <w:shd w:fill="FFFFFF" w:color="auto" w:val="clear"/>
-            <w:tcMar>
-              <w:top w:type="dxa" w:w="22"/>
-              <w:left w:type="dxa" w:w="70"/>
-              <w:bottom w:type="dxa" w:w="22"/>
-              <w:right w:type="dxa" w:w="70"/>
-            </w:tcMar>
-            <w:vAlign w:val="center"/>
-          </w:tcPr>
-          <w:p>
-            <w:pPr>
-              <w:spacing w:after="0" w:line="212"/>
-            </w:pPr>
-            <w:r>
-              <w:rPr>
-                <w:rFonts w:ascii="Arial" w:cs="Arial" w:eastAsia="Arial" w:hAnsi="Arial"/>
-                <w:sz w:val="15"/>
-                <w:szCs w:val="15"/>
-              </w:rPr>
-              <w:t xml:space="preserve">A</w:t>
-            </w:r>
-          </w:p>
-        </w:tc>
-        <w:tc>
-          <w:tcPr>
-            <w:tcW w:type="dxa" w:w="3700"/>
-            <w:tcBorders>
-              <w:top w:val="single" w:color="D9E1EC" w:sz="4"/>
-              <w:left w:val="single" w:color="D9E1EC" w:sz="4"/>
-              <w:bottom w:val="single" w:color="D9E1EC" w:sz="4"/>
-              <w:right w:val="single" w:color="D9E1EC" w:sz="4"/>
-            </w:tcBorders>
-            <w:shd w:fill="FFFFFF" w:color="auto" w:val="clear"/>
-            <w:tcMar>
-              <w:top w:type="dxa" w:w="22"/>
-              <w:left w:type="dxa" w:w="70"/>
-              <w:bottom w:type="dxa" w:w="22"/>
-              <w:right w:type="dxa" w:w="70"/>
-            </w:tcMar>
-            <w:vAlign w:val="center"/>
-          </w:tcPr>
-          <w:p>
-            <w:pPr>
-              <w:spacing w:after="0" w:line="212"/>
-            </w:pPr>
-            <w:r>
-              <w:rPr>
-                <w:rFonts w:ascii="Arial" w:cs="Arial" w:eastAsia="Arial" w:hAnsi="Arial"/>
-                <w:sz w:val="15"/>
-                <w:szCs w:val="15"/>
+            <w:tcW w:type="dxa" w:w="3500"/>
+            <w:tcBorders>
+              <w:top w:val="single" w:color="D9E1EC" w:sz="4"/>
+              <w:left w:val="single" w:color="D9E1EC" w:sz="4"/>
+              <w:bottom w:val="single" w:color="D9E1EC" w:sz="4"/>
+              <w:right w:val="single" w:color="D9E1EC" w:sz="4"/>
+            </w:tcBorders>
+            <w:shd w:fill="FFFFFF" w:color="auto" w:val="clear"/>
+            <w:tcMar>
+              <w:top w:type="dxa" w:w="22"/>
+              <w:left w:type="dxa" w:w="70"/>
+              <w:bottom w:type="dxa" w:w="22"/>
+              <w:right w:type="dxa" w:w="70"/>
+            </w:tcMar>
+            <w:vAlign w:val="center"/>
+          </w:tcPr>
+          <w:p>
+            <w:pPr>
+              <w:spacing w:after="0" w:line="212"/>
+            </w:pPr>
+            <w:r>
+              <w:rPr>
+                <w:rFonts w:ascii="Arial" w:cs="Arial" w:eastAsia="Arial" w:hAnsi="Arial"/>
+                <w:b/>
+                <w:bCs/>
+                <w:sz w:val="14"/>
+                <w:szCs w:val="14"/>
+              </w:rPr>
+              <w:t xml:space="preserve">C3 Less scrolling</w:t>
+            </w:r>
+            <w:r>
+              <w:rPr>
+                <w:rFonts w:ascii="Arial" w:cs="Arial" w:eastAsia="Arial" w:hAnsi="Arial"/>
+                <w:sz w:val="14"/>
+                <w:szCs w:val="14"/>
+              </w:rPr>
+              <w:t xml:space="preserve"> · screen time vs "NXT ova nedelja ✓"</w:t>
+            </w:r>
+          </w:p>
+        </w:tc>
+        <w:tc>
+          <w:tcPr>
+            <w:tcW w:type="dxa" w:w="650"/>
+            <w:tcBorders>
+              <w:top w:val="single" w:color="D9E1EC" w:sz="4"/>
+              <w:left w:val="single" w:color="D9E1EC" w:sz="4"/>
+              <w:bottom w:val="single" w:color="D9E1EC" w:sz="4"/>
+              <w:right w:val="single" w:color="D9E1EC" w:sz="4"/>
+            </w:tcBorders>
+            <w:shd w:fill="FFFFFF" w:color="auto" w:val="clear"/>
+            <w:tcMar>
+              <w:top w:type="dxa" w:w="22"/>
+              <w:left w:type="dxa" w:w="70"/>
+              <w:bottom w:type="dxa" w:w="22"/>
+              <w:right w:type="dxa" w:w="70"/>
+            </w:tcMar>
+            <w:vAlign w:val="center"/>
+          </w:tcPr>
+          <w:p>
+            <w:pPr>
+              <w:spacing w:after="0" w:line="212"/>
+            </w:pPr>
+            <w:r>
+              <w:rPr>
+                <w:rFonts w:ascii="Arial" w:cs="Arial" w:eastAsia="Arial" w:hAnsi="Arial"/>
+                <w:sz w:val="14"/>
+                <w:szCs w:val="14"/>
+              </w:rPr>
+              <w:t xml:space="preserve">2</w:t>
+            </w:r>
+          </w:p>
+        </w:tc>
+        <w:tc>
+          <w:tcPr>
+            <w:tcW w:type="dxa" w:w="3450"/>
+            <w:tcBorders>
+              <w:top w:val="single" w:color="D9E1EC" w:sz="4"/>
+              <w:left w:val="single" w:color="D9E1EC" w:sz="4"/>
+              <w:bottom w:val="single" w:color="D9E1EC" w:sz="4"/>
+              <w:right w:val="single" w:color="D9E1EC" w:sz="4"/>
+            </w:tcBorders>
+            <w:shd w:fill="FFFFFF" w:color="auto" w:val="clear"/>
+            <w:tcMar>
+              <w:top w:type="dxa" w:w="22"/>
+              <w:left w:type="dxa" w:w="70"/>
+              <w:bottom w:type="dxa" w:w="22"/>
+              <w:right w:type="dxa" w:w="70"/>
+            </w:tcMar>
+            <w:vAlign w:val="center"/>
+          </w:tcPr>
+          <w:p>
+            <w:pPr>
+              <w:spacing w:after="0" w:line="212"/>
+            </w:pPr>
+            <w:r>
+              <w:rPr>
+                <w:rFonts w:ascii="Arial" w:cs="Arial" w:eastAsia="Arial" w:hAnsi="Arial"/>
+                <w:sz w:val="14"/>
+                <w:szCs w:val="14"/>
               </w:rPr>
               <w:t xml:space="preserve">Vaše dete već zna da skroluje. Kod nas uči da stvara.</w:t>
             </w:r>
@@ -2617,33 +2875,33 @@
         </w:tc>
         <w:tc>
           <w:tcPr>
-            <w:tcW w:type="dxa" w:w="946"/>
-            <w:tcBorders>
-              <w:top w:val="single" w:color="D9E1EC" w:sz="4"/>
-              <w:left w:val="single" w:color="D9E1EC" w:sz="4"/>
-              <w:bottom w:val="single" w:color="D9E1EC" w:sz="4"/>
-              <w:right w:val="single" w:color="D9E1EC" w:sz="4"/>
-            </w:tcBorders>
-            <w:shd w:fill="FFFFFF" w:color="auto" w:val="clear"/>
-            <w:tcMar>
-              <w:top w:type="dxa" w:w="22"/>
-              <w:left w:type="dxa" w:w="70"/>
-              <w:bottom w:type="dxa" w:w="22"/>
-              <w:right w:type="dxa" w:w="70"/>
-            </w:tcMar>
-            <w:vAlign w:val="center"/>
-          </w:tcPr>
-          <w:p>
-            <w:pPr>
-              <w:spacing w:after="0" w:line="212"/>
-            </w:pPr>
-            <w:r>
-              <w:rPr>
-                <w:rFonts w:ascii="Arial" w:cs="Arial" w:eastAsia="Arial" w:hAnsi="Arial"/>
-                <w:sz w:val="15"/>
-                <w:szCs w:val="15"/>
-              </w:rPr>
-              <w:t xml:space="preserve">1.1</w:t>
+            <w:tcW w:type="dxa" w:w="1696"/>
+            <w:tcBorders>
+              <w:top w:val="single" w:color="D9E1EC" w:sz="4"/>
+              <w:left w:val="single" w:color="D9E1EC" w:sz="4"/>
+              <w:bottom w:val="single" w:color="D9E1EC" w:sz="4"/>
+              <w:right w:val="single" w:color="D9E1EC" w:sz="4"/>
+            </w:tcBorders>
+            <w:shd w:fill="E8F2FF" w:color="auto" w:val="clear"/>
+            <w:tcMar>
+              <w:top w:type="dxa" w:w="22"/>
+              <w:left w:type="dxa" w:w="70"/>
+              <w:bottom w:type="dxa" w:w="22"/>
+              <w:right w:type="dxa" w:w="70"/>
+            </w:tcMar>
+            <w:vAlign w:val="center"/>
+          </w:tcPr>
+          <w:p>
+            <w:pPr>
+              <w:spacing w:after="0" w:line="212"/>
+            </w:pPr>
+            <w:r>
+              <w:rPr>
+                <w:rFonts w:ascii="Arial" w:cs="Arial" w:eastAsia="Arial" w:hAnsi="Arial"/>
+                <w:sz w:val="14"/>
+                <w:szCs w:val="14"/>
+              </w:rPr>
+              <w:t xml:space="preserve">From W1 · static</w:t>
             </w:r>
           </w:p>
         </w:tc>
@@ -2654,7 +2912,7 @@
         </w:trPr>
         <w:tc>
           <w:tcPr>
-            <w:tcW w:type="dxa" w:w="800"/>
+            <w:tcW w:type="dxa" w:w="1250"/>
             <w:tcBorders>
               <w:top w:val="single" w:color="D9E1EC" w:sz="4"/>
               <w:left w:val="single" w:color="D9E1EC" w:sz="4"/>
@@ -2679,8 +2937,8 @@
                 <w:rFonts w:ascii="Arial" w:cs="Arial" w:eastAsia="Arial" w:hAnsi="Arial"/>
                 <w:b/>
                 <w:bCs/>
-                <w:sz w:val="15"/>
-                <w:szCs w:val="15"/>
+                <w:sz w:val="14"/>
+                <w:szCs w:val="14"/>
               </w:rPr>
               <w:t xml:space="preserve">P3</w:t>
             </w:r>
@@ -2688,139 +2946,139 @@
         </w:tc>
         <w:tc>
           <w:tcPr>
-            <w:tcW w:type="dxa" w:w="4500"/>
-            <w:tcBorders>
-              <w:top w:val="single" w:color="D9E1EC" w:sz="4"/>
-              <w:left w:val="single" w:color="D9E1EC" w:sz="4"/>
-              <w:bottom w:val="single" w:color="D9E1EC" w:sz="4"/>
-              <w:right w:val="single" w:color="D9E1EC" w:sz="4"/>
-            </w:tcBorders>
-            <w:shd w:fill="FFFFFF" w:color="auto" w:val="clear"/>
-            <w:tcMar>
-              <w:top w:type="dxa" w:w="22"/>
-              <w:left w:type="dxa" w:w="70"/>
-              <w:bottom w:type="dxa" w:w="22"/>
-              <w:right w:type="dxa" w:w="70"/>
-            </w:tcMar>
-            <w:vAlign w:val="center"/>
-          </w:tcPr>
-          <w:p>
-            <w:pPr>
-              <w:spacing w:after="0" w:line="212"/>
-            </w:pPr>
-            <w:r>
-              <w:rPr>
-                <w:rFonts w:ascii="Arial" w:cs="Arial" w:eastAsia="Arial" w:hAnsi="Arial"/>
-                <w:b/>
-                <w:bCs/>
-                <w:sz w:val="15"/>
-                <w:szCs w:val="15"/>
-              </w:rPr>
-              <w:t xml:space="preserve">C2 Future Skills</w:t>
-            </w:r>
-            <w:r>
-              <w:rPr>
-                <w:rFonts w:ascii="Arial" w:cs="Arial" w:eastAsia="Arial" w:hAnsi="Arial"/>
-                <w:sz w:val="15"/>
-                <w:szCs w:val="15"/>
-              </w:rPr>
-              <w:t xml:space="preserve"> · "Šta će vaše dete zaista naučiti?" + 6 skill tiles</w:t>
-            </w:r>
-          </w:p>
-        </w:tc>
-        <w:tc>
-          <w:tcPr>
-            <w:tcW w:type="dxa" w:w="600"/>
-            <w:tcBorders>
-              <w:top w:val="single" w:color="D9E1EC" w:sz="4"/>
-              <w:left w:val="single" w:color="D9E1EC" w:sz="4"/>
-              <w:bottom w:val="single" w:color="D9E1EC" w:sz="4"/>
-              <w:right w:val="single" w:color="D9E1EC" w:sz="4"/>
-            </w:tcBorders>
-            <w:shd w:fill="FFFFFF" w:color="auto" w:val="clear"/>
-            <w:tcMar>
-              <w:top w:type="dxa" w:w="22"/>
-              <w:left w:type="dxa" w:w="70"/>
-              <w:bottom w:type="dxa" w:w="22"/>
-              <w:right w:type="dxa" w:w="70"/>
-            </w:tcMar>
-            <w:vAlign w:val="center"/>
-          </w:tcPr>
-          <w:p>
-            <w:pPr>
-              <w:spacing w:after="0" w:line="212"/>
-            </w:pPr>
-            <w:r>
-              <w:rPr>
-                <w:rFonts w:ascii="Arial" w:cs="Arial" w:eastAsia="Arial" w:hAnsi="Arial"/>
-                <w:sz w:val="15"/>
-                <w:szCs w:val="15"/>
-              </w:rPr>
-              <w:t xml:space="preserve">B</w:t>
-            </w:r>
-          </w:p>
-        </w:tc>
-        <w:tc>
-          <w:tcPr>
-            <w:tcW w:type="dxa" w:w="3700"/>
-            <w:tcBorders>
-              <w:top w:val="single" w:color="D9E1EC" w:sz="4"/>
-              <w:left w:val="single" w:color="D9E1EC" w:sz="4"/>
-              <w:bottom w:val="single" w:color="D9E1EC" w:sz="4"/>
-              <w:right w:val="single" w:color="D9E1EC" w:sz="4"/>
-            </w:tcBorders>
-            <w:shd w:fill="FFFFFF" w:color="auto" w:val="clear"/>
-            <w:tcMar>
-              <w:top w:type="dxa" w:w="22"/>
-              <w:left w:type="dxa" w:w="70"/>
-              <w:bottom w:type="dxa" w:w="22"/>
-              <w:right w:type="dxa" w:w="70"/>
-            </w:tcMar>
-            <w:vAlign w:val="center"/>
-          </w:tcPr>
-          <w:p>
-            <w:pPr>
-              <w:spacing w:after="0" w:line="212"/>
-            </w:pPr>
-            <w:r>
-              <w:rPr>
-                <w:rFonts w:ascii="Arial" w:cs="Arial" w:eastAsia="Arial" w:hAnsi="Arial"/>
-                <w:sz w:val="15"/>
-                <w:szCs w:val="15"/>
-              </w:rPr>
-              <w:t xml:space="preserve">Engleski, AI, digitalne veštine i kreativnost — u jednom programu.</w:t>
-            </w:r>
-          </w:p>
-        </w:tc>
-        <w:tc>
-          <w:tcPr>
-            <w:tcW w:type="dxa" w:w="946"/>
-            <w:tcBorders>
-              <w:top w:val="single" w:color="D9E1EC" w:sz="4"/>
-              <w:left w:val="single" w:color="D9E1EC" w:sz="4"/>
-              <w:bottom w:val="single" w:color="D9E1EC" w:sz="4"/>
-              <w:right w:val="single" w:color="D9E1EC" w:sz="4"/>
-            </w:tcBorders>
-            <w:shd w:fill="FFFFFF" w:color="auto" w:val="clear"/>
-            <w:tcMar>
-              <w:top w:type="dxa" w:w="22"/>
-              <w:left w:type="dxa" w:w="70"/>
-              <w:bottom w:type="dxa" w:w="22"/>
-              <w:right w:type="dxa" w:w="70"/>
-            </w:tcMar>
-            <w:vAlign w:val="center"/>
-          </w:tcPr>
-          <w:p>
-            <w:pPr>
-              <w:spacing w:after="0" w:line="212"/>
-            </w:pPr>
-            <w:r>
-              <w:rPr>
-                <w:rFonts w:ascii="Arial" w:cs="Arial" w:eastAsia="Arial" w:hAnsi="Arial"/>
-                <w:sz w:val="15"/>
-                <w:szCs w:val="15"/>
-              </w:rPr>
-              <w:t xml:space="preserve">1.1</w:t>
+            <w:tcW w:type="dxa" w:w="3500"/>
+            <w:tcBorders>
+              <w:top w:val="single" w:color="D9E1EC" w:sz="4"/>
+              <w:left w:val="single" w:color="D9E1EC" w:sz="4"/>
+              <w:bottom w:val="single" w:color="D9E1EC" w:sz="4"/>
+              <w:right w:val="single" w:color="D9E1EC" w:sz="4"/>
+            </w:tcBorders>
+            <w:shd w:fill="FFFFFF" w:color="auto" w:val="clear"/>
+            <w:tcMar>
+              <w:top w:type="dxa" w:w="22"/>
+              <w:left w:type="dxa" w:w="70"/>
+              <w:bottom w:type="dxa" w:w="22"/>
+              <w:right w:type="dxa" w:w="70"/>
+            </w:tcMar>
+            <w:vAlign w:val="center"/>
+          </w:tcPr>
+          <w:p>
+            <w:pPr>
+              <w:spacing w:after="0" w:line="212"/>
+            </w:pPr>
+            <w:r>
+              <w:rPr>
+                <w:rFonts w:ascii="Arial" w:cs="Arial" w:eastAsia="Arial" w:hAnsi="Arial"/>
+                <w:b/>
+                <w:bCs/>
+                <w:sz w:val="14"/>
+                <w:szCs w:val="14"/>
+              </w:rPr>
+              <w:t xml:space="preserve">C4 English</w:t>
+            </w:r>
+            <w:r>
+              <w:rPr>
+                <w:rFonts w:ascii="Arial" w:cs="Arial" w:eastAsia="Arial" w:hAnsi="Arial"/>
+                <w:sz w:val="14"/>
+                <w:szCs w:val="14"/>
+              </w:rPr>
+              <w:t xml:space="preserve"> · "English is not a subject here" + kids’ chat</w:t>
+            </w:r>
+          </w:p>
+        </w:tc>
+        <w:tc>
+          <w:tcPr>
+            <w:tcW w:type="dxa" w:w="650"/>
+            <w:tcBorders>
+              <w:top w:val="single" w:color="D9E1EC" w:sz="4"/>
+              <w:left w:val="single" w:color="D9E1EC" w:sz="4"/>
+              <w:bottom w:val="single" w:color="D9E1EC" w:sz="4"/>
+              <w:right w:val="single" w:color="D9E1EC" w:sz="4"/>
+            </w:tcBorders>
+            <w:shd w:fill="FFFFFF" w:color="auto" w:val="clear"/>
+            <w:tcMar>
+              <w:top w:type="dxa" w:w="22"/>
+              <w:left w:type="dxa" w:w="70"/>
+              <w:bottom w:type="dxa" w:w="22"/>
+              <w:right w:type="dxa" w:w="70"/>
+            </w:tcMar>
+            <w:vAlign w:val="center"/>
+          </w:tcPr>
+          <w:p>
+            <w:pPr>
+              <w:spacing w:after="0" w:line="212"/>
+            </w:pPr>
+            <w:r>
+              <w:rPr>
+                <w:rFonts w:ascii="Arial" w:cs="Arial" w:eastAsia="Arial" w:hAnsi="Arial"/>
+                <w:sz w:val="14"/>
+                <w:szCs w:val="14"/>
+              </w:rPr>
+              <w:t xml:space="preserve">3</w:t>
+            </w:r>
+          </w:p>
+        </w:tc>
+        <w:tc>
+          <w:tcPr>
+            <w:tcW w:type="dxa" w:w="3450"/>
+            <w:tcBorders>
+              <w:top w:val="single" w:color="D9E1EC" w:sz="4"/>
+              <w:left w:val="single" w:color="D9E1EC" w:sz="4"/>
+              <w:bottom w:val="single" w:color="D9E1EC" w:sz="4"/>
+              <w:right w:val="single" w:color="D9E1EC" w:sz="4"/>
+            </w:tcBorders>
+            <w:shd w:fill="FFFFFF" w:color="auto" w:val="clear"/>
+            <w:tcMar>
+              <w:top w:type="dxa" w:w="22"/>
+              <w:left w:type="dxa" w:w="70"/>
+              <w:bottom w:type="dxa" w:w="22"/>
+              <w:right w:type="dxa" w:w="70"/>
+            </w:tcMar>
+            <w:vAlign w:val="center"/>
+          </w:tcPr>
+          <w:p>
+            <w:pPr>
+              <w:spacing w:after="0" w:line="212"/>
+            </w:pPr>
+            <w:r>
+              <w:rPr>
+                <w:rFonts w:ascii="Arial" w:cs="Arial" w:eastAsia="Arial" w:hAnsi="Arial"/>
+                <w:sz w:val="14"/>
+                <w:szCs w:val="14"/>
+              </w:rPr>
+              <w:t xml:space="preserve">English is not a subject here. It’s the language we use.</w:t>
+            </w:r>
+          </w:p>
+        </w:tc>
+        <w:tc>
+          <w:tcPr>
+            <w:tcW w:type="dxa" w:w="1696"/>
+            <w:tcBorders>
+              <w:top w:val="single" w:color="D9E1EC" w:sz="4"/>
+              <w:left w:val="single" w:color="D9E1EC" w:sz="4"/>
+              <w:bottom w:val="single" w:color="D9E1EC" w:sz="4"/>
+              <w:right w:val="single" w:color="D9E1EC" w:sz="4"/>
+            </w:tcBorders>
+            <w:shd w:fill="E8F2FF" w:color="auto" w:val="clear"/>
+            <w:tcMar>
+              <w:top w:type="dxa" w:w="22"/>
+              <w:left w:type="dxa" w:w="70"/>
+              <w:bottom w:type="dxa" w:w="22"/>
+              <w:right w:type="dxa" w:w="70"/>
+            </w:tcMar>
+            <w:vAlign w:val="center"/>
+          </w:tcPr>
+          <w:p>
+            <w:pPr>
+              <w:spacing w:after="0" w:line="212"/>
+            </w:pPr>
+            <w:r>
+              <w:rPr>
+                <w:rFonts w:ascii="Arial" w:cs="Arial" w:eastAsia="Arial" w:hAnsi="Arial"/>
+                <w:sz w:val="14"/>
+                <w:szCs w:val="14"/>
+              </w:rPr>
+              <w:t xml:space="preserve">From W1 · static</w:t>
             </w:r>
           </w:p>
         </w:tc>
@@ -2831,7 +3089,7 @@
         </w:trPr>
         <w:tc>
           <w:tcPr>
-            <w:tcW w:type="dxa" w:w="800"/>
+            <w:tcW w:type="dxa" w:w="1250"/>
             <w:tcBorders>
               <w:top w:val="single" w:color="D9E1EC" w:sz="4"/>
               <w:left w:val="single" w:color="D9E1EC" w:sz="4"/>
@@ -2856,8 +3114,8 @@
                 <w:rFonts w:ascii="Arial" w:cs="Arial" w:eastAsia="Arial" w:hAnsi="Arial"/>
                 <w:b/>
                 <w:bCs/>
-                <w:sz w:val="15"/>
-                <w:szCs w:val="15"/>
+                <w:sz w:val="14"/>
+                <w:szCs w:val="14"/>
               </w:rPr>
               <w:t xml:space="preserve">P4</w:t>
             </w:r>
@@ -2865,139 +3123,139 @@
         </w:tc>
         <w:tc>
           <w:tcPr>
-            <w:tcW w:type="dxa" w:w="4500"/>
-            <w:tcBorders>
-              <w:top w:val="single" w:color="D9E1EC" w:sz="4"/>
-              <w:left w:val="single" w:color="D9E1EC" w:sz="4"/>
-              <w:bottom w:val="single" w:color="D9E1EC" w:sz="4"/>
-              <w:right w:val="single" w:color="D9E1EC" w:sz="4"/>
-            </w:tcBorders>
-            <w:shd w:fill="FFFFFF" w:color="auto" w:val="clear"/>
-            <w:tcMar>
-              <w:top w:type="dxa" w:w="22"/>
-              <w:left w:type="dxa" w:w="70"/>
-              <w:bottom w:type="dxa" w:w="22"/>
-              <w:right w:type="dxa" w:w="70"/>
-            </w:tcMar>
-            <w:vAlign w:val="center"/>
-          </w:tcPr>
-          <w:p>
-            <w:pPr>
-              <w:spacing w:after="0" w:line="212"/>
-            </w:pPr>
-            <w:r>
-              <w:rPr>
-                <w:rFonts w:ascii="Arial" w:cs="Arial" w:eastAsia="Arial" w:hAnsi="Arial"/>
-                <w:b/>
-                <w:bCs/>
-                <w:sz w:val="15"/>
-                <w:szCs w:val="15"/>
-              </w:rPr>
-              <w:t xml:space="preserve">C3 Less scrolling</w:t>
-            </w:r>
-            <w:r>
-              <w:rPr>
-                <w:rFonts w:ascii="Arial" w:cs="Arial" w:eastAsia="Arial" w:hAnsi="Arial"/>
-                <w:sz w:val="15"/>
-                <w:szCs w:val="15"/>
-              </w:rPr>
-              <w:t xml:space="preserve"> · screen-time alert vs "NXT ova nedelja: ✓ animacija ✓ prezentacija"</w:t>
-            </w:r>
-          </w:p>
-        </w:tc>
-        <w:tc>
-          <w:tcPr>
-            <w:tcW w:type="dxa" w:w="600"/>
-            <w:tcBorders>
-              <w:top w:val="single" w:color="D9E1EC" w:sz="4"/>
-              <w:left w:val="single" w:color="D9E1EC" w:sz="4"/>
-              <w:bottom w:val="single" w:color="D9E1EC" w:sz="4"/>
-              <w:right w:val="single" w:color="D9E1EC" w:sz="4"/>
-            </w:tcBorders>
-            <w:shd w:fill="FFFFFF" w:color="auto" w:val="clear"/>
-            <w:tcMar>
-              <w:top w:type="dxa" w:w="22"/>
-              <w:left w:type="dxa" w:w="70"/>
-              <w:bottom w:type="dxa" w:w="22"/>
-              <w:right w:type="dxa" w:w="70"/>
-            </w:tcMar>
-            <w:vAlign w:val="center"/>
-          </w:tcPr>
-          <w:p>
-            <w:pPr>
-              <w:spacing w:after="0" w:line="212"/>
-            </w:pPr>
-            <w:r>
-              <w:rPr>
-                <w:rFonts w:ascii="Arial" w:cs="Arial" w:eastAsia="Arial" w:hAnsi="Arial"/>
-                <w:sz w:val="15"/>
-                <w:szCs w:val="15"/>
-              </w:rPr>
-              <w:t xml:space="preserve">A</w:t>
-            </w:r>
-          </w:p>
-        </w:tc>
-        <w:tc>
-          <w:tcPr>
-            <w:tcW w:type="dxa" w:w="3700"/>
-            <w:tcBorders>
-              <w:top w:val="single" w:color="D9E1EC" w:sz="4"/>
-              <w:left w:val="single" w:color="D9E1EC" w:sz="4"/>
-              <w:bottom w:val="single" w:color="D9E1EC" w:sz="4"/>
-              <w:right w:val="single" w:color="D9E1EC" w:sz="4"/>
-            </w:tcBorders>
-            <w:shd w:fill="FFFFFF" w:color="auto" w:val="clear"/>
-            <w:tcMar>
-              <w:top w:type="dxa" w:w="22"/>
-              <w:left w:type="dxa" w:w="70"/>
-              <w:bottom w:type="dxa" w:w="22"/>
-              <w:right w:type="dxa" w:w="70"/>
-            </w:tcMar>
-            <w:vAlign w:val="center"/>
-          </w:tcPr>
-          <w:p>
-            <w:pPr>
-              <w:spacing w:after="0" w:line="212"/>
-            </w:pPr>
-            <w:r>
-              <w:rPr>
-                <w:rFonts w:ascii="Arial" w:cs="Arial" w:eastAsia="Arial" w:hAnsi="Arial"/>
-                <w:sz w:val="15"/>
-                <w:szCs w:val="15"/>
-              </w:rPr>
-              <w:t xml:space="preserve">Vaše dete već zna da skroluje. Kod nas uči da stvara.</w:t>
-            </w:r>
-          </w:p>
-        </w:tc>
-        <w:tc>
-          <w:tcPr>
-            <w:tcW w:type="dxa" w:w="946"/>
-            <w:tcBorders>
-              <w:top w:val="single" w:color="D9E1EC" w:sz="4"/>
-              <w:left w:val="single" w:color="D9E1EC" w:sz="4"/>
-              <w:bottom w:val="single" w:color="D9E1EC" w:sz="4"/>
-              <w:right w:val="single" w:color="D9E1EC" w:sz="4"/>
-            </w:tcBorders>
-            <w:shd w:fill="FFFFFF" w:color="auto" w:val="clear"/>
-            <w:tcMar>
-              <w:top w:type="dxa" w:w="22"/>
-              <w:left w:type="dxa" w:w="70"/>
-              <w:bottom w:type="dxa" w:w="22"/>
-              <w:right w:type="dxa" w:w="70"/>
-            </w:tcMar>
-            <w:vAlign w:val="center"/>
-          </w:tcPr>
-          <w:p>
-            <w:pPr>
-              <w:spacing w:after="0" w:line="212"/>
-            </w:pPr>
-            <w:r>
-              <w:rPr>
-                <w:rFonts w:ascii="Arial" w:cs="Arial" w:eastAsia="Arial" w:hAnsi="Arial"/>
-                <w:sz w:val="15"/>
-                <w:szCs w:val="15"/>
-              </w:rPr>
-              <w:t xml:space="preserve">1.1</w:t>
+            <w:tcW w:type="dxa" w:w="3500"/>
+            <w:tcBorders>
+              <w:top w:val="single" w:color="D9E1EC" w:sz="4"/>
+              <w:left w:val="single" w:color="D9E1EC" w:sz="4"/>
+              <w:bottom w:val="single" w:color="D9E1EC" w:sz="4"/>
+              <w:right w:val="single" w:color="D9E1EC" w:sz="4"/>
+            </w:tcBorders>
+            <w:shd w:fill="FFFFFF" w:color="auto" w:val="clear"/>
+            <w:tcMar>
+              <w:top w:type="dxa" w:w="22"/>
+              <w:left w:type="dxa" w:w="70"/>
+              <w:bottom w:type="dxa" w:w="22"/>
+              <w:right w:type="dxa" w:w="70"/>
+            </w:tcMar>
+            <w:vAlign w:val="center"/>
+          </w:tcPr>
+          <w:p>
+            <w:pPr>
+              <w:spacing w:after="0" w:line="212"/>
+            </w:pPr>
+            <w:r>
+              <w:rPr>
+                <w:rFonts w:ascii="Arial" w:cs="Arial" w:eastAsia="Arial" w:hAnsi="Arial"/>
+                <w:b/>
+                <w:bCs/>
+                <w:sz w:val="14"/>
+                <w:szCs w:val="14"/>
+              </w:rPr>
+              <w:t xml:space="preserve">C7 AI literacy</w:t>
+            </w:r>
+            <w:r>
+              <w:rPr>
+                <w:rFonts w:ascii="Arial" w:cs="Arial" w:eastAsia="Arial" w:hAnsi="Arial"/>
+                <w:sz w:val="14"/>
+                <w:szCs w:val="14"/>
+              </w:rPr>
+              <w:t xml:space="preserve"> · "…nije AI literacy" + Ask → Decide</w:t>
+            </w:r>
+          </w:p>
+        </w:tc>
+        <w:tc>
+          <w:tcPr>
+            <w:tcW w:type="dxa" w:w="650"/>
+            <w:tcBorders>
+              <w:top w:val="single" w:color="D9E1EC" w:sz="4"/>
+              <w:left w:val="single" w:color="D9E1EC" w:sz="4"/>
+              <w:bottom w:val="single" w:color="D9E1EC" w:sz="4"/>
+              <w:right w:val="single" w:color="D9E1EC" w:sz="4"/>
+            </w:tcBorders>
+            <w:shd w:fill="FFFFFF" w:color="auto" w:val="clear"/>
+            <w:tcMar>
+              <w:top w:type="dxa" w:w="22"/>
+              <w:left w:type="dxa" w:w="70"/>
+              <w:bottom w:type="dxa" w:w="22"/>
+              <w:right w:type="dxa" w:w="70"/>
+            </w:tcMar>
+            <w:vAlign w:val="center"/>
+          </w:tcPr>
+          <w:p>
+            <w:pPr>
+              <w:spacing w:after="0" w:line="212"/>
+            </w:pPr>
+            <w:r>
+              <w:rPr>
+                <w:rFonts w:ascii="Arial" w:cs="Arial" w:eastAsia="Arial" w:hAnsi="Arial"/>
+                <w:sz w:val="14"/>
+                <w:szCs w:val="14"/>
+              </w:rPr>
+              <w:t xml:space="preserve">4</w:t>
+            </w:r>
+          </w:p>
+        </w:tc>
+        <w:tc>
+          <w:tcPr>
+            <w:tcW w:type="dxa" w:w="3450"/>
+            <w:tcBorders>
+              <w:top w:val="single" w:color="D9E1EC" w:sz="4"/>
+              <w:left w:val="single" w:color="D9E1EC" w:sz="4"/>
+              <w:bottom w:val="single" w:color="D9E1EC" w:sz="4"/>
+              <w:right w:val="single" w:color="D9E1EC" w:sz="4"/>
+            </w:tcBorders>
+            <w:shd w:fill="FFFFFF" w:color="auto" w:val="clear"/>
+            <w:tcMar>
+              <w:top w:type="dxa" w:w="22"/>
+              <w:left w:type="dxa" w:w="70"/>
+              <w:bottom w:type="dxa" w:w="22"/>
+              <w:right w:type="dxa" w:w="70"/>
+            </w:tcMar>
+            <w:vAlign w:val="center"/>
+          </w:tcPr>
+          <w:p>
+            <w:pPr>
+              <w:spacing w:after="0" w:line="212"/>
+            </w:pPr>
+            <w:r>
+              <w:rPr>
+                <w:rFonts w:ascii="Arial" w:cs="Arial" w:eastAsia="Arial" w:hAnsi="Arial"/>
+                <w:sz w:val="14"/>
+                <w:szCs w:val="14"/>
+              </w:rPr>
+              <w:t xml:space="preserve">Znati da pitaš ChatGPT nešto nije AI literacy.</w:t>
+            </w:r>
+          </w:p>
+        </w:tc>
+        <w:tc>
+          <w:tcPr>
+            <w:tcW w:type="dxa" w:w="1696"/>
+            <w:tcBorders>
+              <w:top w:val="single" w:color="D9E1EC" w:sz="4"/>
+              <w:left w:val="single" w:color="D9E1EC" w:sz="4"/>
+              <w:bottom w:val="single" w:color="D9E1EC" w:sz="4"/>
+              <w:right w:val="single" w:color="D9E1EC" w:sz="4"/>
+            </w:tcBorders>
+            <w:shd w:fill="E8F2FF" w:color="auto" w:val="clear"/>
+            <w:tcMar>
+              <w:top w:type="dxa" w:w="22"/>
+              <w:left w:type="dxa" w:w="70"/>
+              <w:bottom w:type="dxa" w:w="22"/>
+              <w:right w:type="dxa" w:w="70"/>
+            </w:tcMar>
+            <w:vAlign w:val="center"/>
+          </w:tcPr>
+          <w:p>
+            <w:pPr>
+              <w:spacing w:after="0" w:line="212"/>
+            </w:pPr>
+            <w:r>
+              <w:rPr>
+                <w:rFonts w:ascii="Arial" w:cs="Arial" w:eastAsia="Arial" w:hAnsi="Arial"/>
+                <w:sz w:val="14"/>
+                <w:szCs w:val="14"/>
+              </w:rPr>
+              <w:t xml:space="preserve">From W1 · static</w:t>
             </w:r>
           </w:p>
         </w:tc>
@@ -3008,7 +3266,7 @@
         </w:trPr>
         <w:tc>
           <w:tcPr>
-            <w:tcW w:type="dxa" w:w="800"/>
+            <w:tcW w:type="dxa" w:w="1250"/>
             <w:tcBorders>
               <w:top w:val="single" w:color="D9E1EC" w:sz="4"/>
               <w:left w:val="single" w:color="D9E1EC" w:sz="4"/>
@@ -3033,148 +3291,148 @@
                 <w:rFonts w:ascii="Arial" w:cs="Arial" w:eastAsia="Arial" w:hAnsi="Arial"/>
                 <w:b/>
                 <w:bCs/>
-                <w:sz w:val="15"/>
-                <w:szCs w:val="15"/>
-              </w:rPr>
-              <w:t xml:space="preserve">P5</w:t>
-            </w:r>
-          </w:p>
-        </w:tc>
-        <w:tc>
-          <w:tcPr>
-            <w:tcW w:type="dxa" w:w="4500"/>
-            <w:tcBorders>
-              <w:top w:val="single" w:color="D9E1EC" w:sz="4"/>
-              <w:left w:val="single" w:color="D9E1EC" w:sz="4"/>
-              <w:bottom w:val="single" w:color="D9E1EC" w:sz="4"/>
-              <w:right w:val="single" w:color="D9E1EC" w:sz="4"/>
-            </w:tcBorders>
-            <w:shd w:fill="FFFFFF" w:color="auto" w:val="clear"/>
-            <w:tcMar>
-              <w:top w:type="dxa" w:w="22"/>
-              <w:left w:type="dxa" w:w="70"/>
-              <w:bottom w:type="dxa" w:w="22"/>
-              <w:right w:type="dxa" w:w="70"/>
-            </w:tcMar>
-            <w:vAlign w:val="center"/>
-          </w:tcPr>
-          <w:p>
-            <w:pPr>
-              <w:spacing w:after="0" w:line="212"/>
-            </w:pPr>
-            <w:r>
-              <w:rPr>
-                <w:rFonts w:ascii="Arial" w:cs="Arial" w:eastAsia="Arial" w:hAnsi="Arial"/>
-                <w:b/>
-                <w:bCs/>
-                <w:sz w:val="15"/>
-                <w:szCs w:val="15"/>
-              </w:rPr>
-              <w:t xml:space="preserve">C4 English + AI</w:t>
-            </w:r>
-            <w:r>
-              <w:rPr>
-                <w:rFonts w:ascii="Arial" w:cs="Arial" w:eastAsia="Arial" w:hAnsi="Arial"/>
-                <w:sz w:val="15"/>
-                <w:szCs w:val="15"/>
-              </w:rPr>
-              <w:t xml:space="preserve"> · "English is not a subject here. It's the language we use." + kids' chat</w:t>
-            </w:r>
-          </w:p>
-        </w:tc>
-        <w:tc>
-          <w:tcPr>
-            <w:tcW w:type="dxa" w:w="600"/>
-            <w:tcBorders>
-              <w:top w:val="single" w:color="D9E1EC" w:sz="4"/>
-              <w:left w:val="single" w:color="D9E1EC" w:sz="4"/>
-              <w:bottom w:val="single" w:color="D9E1EC" w:sz="4"/>
-              <w:right w:val="single" w:color="D9E1EC" w:sz="4"/>
-            </w:tcBorders>
-            <w:shd w:fill="FFFFFF" w:color="auto" w:val="clear"/>
-            <w:tcMar>
-              <w:top w:type="dxa" w:w="22"/>
-              <w:left w:type="dxa" w:w="70"/>
-              <w:bottom w:type="dxa" w:w="22"/>
-              <w:right w:type="dxa" w:w="70"/>
-            </w:tcMar>
-            <w:vAlign w:val="center"/>
-          </w:tcPr>
-          <w:p>
-            <w:pPr>
-              <w:spacing w:after="0" w:line="212"/>
-            </w:pPr>
-            <w:r>
-              <w:rPr>
-                <w:rFonts w:ascii="Arial" w:cs="Arial" w:eastAsia="Arial" w:hAnsi="Arial"/>
-                <w:sz w:val="15"/>
-                <w:szCs w:val="15"/>
-              </w:rPr>
-              <w:t xml:space="preserve">B</w:t>
-            </w:r>
-          </w:p>
-        </w:tc>
-        <w:tc>
-          <w:tcPr>
-            <w:tcW w:type="dxa" w:w="3700"/>
-            <w:tcBorders>
-              <w:top w:val="single" w:color="D9E1EC" w:sz="4"/>
-              <w:left w:val="single" w:color="D9E1EC" w:sz="4"/>
-              <w:bottom w:val="single" w:color="D9E1EC" w:sz="4"/>
-              <w:right w:val="single" w:color="D9E1EC" w:sz="4"/>
-            </w:tcBorders>
-            <w:shd w:fill="FFFFFF" w:color="auto" w:val="clear"/>
-            <w:tcMar>
-              <w:top w:type="dxa" w:w="22"/>
-              <w:left w:type="dxa" w:w="70"/>
-              <w:bottom w:type="dxa" w:w="22"/>
-              <w:right w:type="dxa" w:w="70"/>
-            </w:tcMar>
-            <w:vAlign w:val="center"/>
-          </w:tcPr>
-          <w:p>
-            <w:pPr>
-              <w:spacing w:after="0" w:line="212"/>
-            </w:pPr>
-            <w:r>
-              <w:rPr>
-                <w:rFonts w:ascii="Arial" w:cs="Arial" w:eastAsia="Arial" w:hAnsi="Arial"/>
-                <w:sz w:val="15"/>
-                <w:szCs w:val="15"/>
-              </w:rPr>
-              <w:t xml:space="preserve">Engleski ovde nije predmet. To je jezik kojim radimo.</w:t>
-            </w:r>
-          </w:p>
-        </w:tc>
-        <w:tc>
-          <w:tcPr>
-            <w:tcW w:type="dxa" w:w="946"/>
-            <w:tcBorders>
-              <w:top w:val="single" w:color="D9E1EC" w:sz="4"/>
-              <w:left w:val="single" w:color="D9E1EC" w:sz="4"/>
-              <w:bottom w:val="single" w:color="D9E1EC" w:sz="4"/>
-              <w:right w:val="single" w:color="D9E1EC" w:sz="4"/>
-            </w:tcBorders>
-            <w:shd w:fill="FFFFFF" w:color="auto" w:val="clear"/>
-            <w:tcMar>
-              <w:top w:type="dxa" w:w="22"/>
-              <w:left w:type="dxa" w:w="70"/>
-              <w:bottom w:type="dxa" w:w="22"/>
-              <w:right w:type="dxa" w:w="70"/>
-            </w:tcMar>
-            <w:vAlign w:val="center"/>
-          </w:tcPr>
-          <w:p>
-            <w:pPr>
-              <w:spacing w:after="0" w:line="212"/>
-            </w:pPr>
-            <w:r>
-              <w:rPr>
-                <w:rFonts w:ascii="Arial" w:cs="Arial" w:eastAsia="Arial" w:hAnsi="Arial"/>
-                <w:sz w:val="15"/>
-                <w:szCs w:val="15"/>
-              </w:rPr>
-              <w:t xml:space="preserve">1.1</w:t>
+                <w:sz w:val="14"/>
+                <w:szCs w:val="14"/>
+              </w:rPr>
+              <w:t xml:space="preserve">P5 / R1</w:t>
+            </w:r>
+          </w:p>
+        </w:tc>
+        <w:tc>
+          <w:tcPr>
+            <w:tcW w:type="dxa" w:w="3500"/>
+            <w:tcBorders>
+              <w:top w:val="single" w:color="D9E1EC" w:sz="4"/>
+              <w:left w:val="single" w:color="D9E1EC" w:sz="4"/>
+              <w:bottom w:val="single" w:color="D9E1EC" w:sz="4"/>
+              <w:right w:val="single" w:color="D9E1EC" w:sz="4"/>
+            </w:tcBorders>
+            <w:shd w:fill="FFFFFF" w:color="auto" w:val="clear"/>
+            <w:tcMar>
+              <w:top w:type="dxa" w:w="22"/>
+              <w:left w:type="dxa" w:w="70"/>
+              <w:bottom w:type="dxa" w:w="22"/>
+              <w:right w:type="dxa" w:w="70"/>
+            </w:tcMar>
+            <w:vAlign w:val="center"/>
+          </w:tcPr>
+          <w:p>
+            <w:pPr>
+              <w:spacing w:after="0" w:line="212"/>
+            </w:pPr>
+            <w:r>
+              <w:rPr>
+                <w:rFonts w:ascii="Arial" w:cs="Arial" w:eastAsia="Arial" w:hAnsi="Arial"/>
+                <w:b/>
+                <w:bCs/>
+                <w:sz w:val="14"/>
+                <w:szCs w:val="14"/>
+              </w:rPr>
+              <w:t xml:space="preserve">C5 Founding</w:t>
+            </w:r>
+            <w:r>
+              <w:rPr>
+                <w:rFonts w:ascii="Arial" w:cs="Arial" w:eastAsia="Arial" w:hAnsi="Arial"/>
+                <w:sz w:val="14"/>
+                <w:szCs w:val="14"/>
+              </w:rPr>
+              <w:t xml:space="preserve"> · 5.900 RSD · "početak 9. novembra"</w:t>
+            </w:r>
+          </w:p>
+        </w:tc>
+        <w:tc>
+          <w:tcPr>
+            <w:tcW w:type="dxa" w:w="650"/>
+            <w:tcBorders>
+              <w:top w:val="single" w:color="D9E1EC" w:sz="4"/>
+              <w:left w:val="single" w:color="D9E1EC" w:sz="4"/>
+              <w:bottom w:val="single" w:color="D9E1EC" w:sz="4"/>
+              <w:right w:val="single" w:color="D9E1EC" w:sz="4"/>
+            </w:tcBorders>
+            <w:shd w:fill="FFFFFF" w:color="auto" w:val="clear"/>
+            <w:tcMar>
+              <w:top w:type="dxa" w:w="22"/>
+              <w:left w:type="dxa" w:w="70"/>
+              <w:bottom w:type="dxa" w:w="22"/>
+              <w:right w:type="dxa" w:w="70"/>
+            </w:tcMar>
+            <w:vAlign w:val="center"/>
+          </w:tcPr>
+          <w:p>
+            <w:pPr>
+              <w:spacing w:after="0" w:line="212"/>
+            </w:pPr>
+            <w:r>
+              <w:rPr>
+                <w:rFonts w:ascii="Arial" w:cs="Arial" w:eastAsia="Arial" w:hAnsi="Arial"/>
+                <w:sz w:val="14"/>
+                <w:szCs w:val="14"/>
+              </w:rPr>
+              <w:t xml:space="preserve">Offer</w:t>
+            </w:r>
+          </w:p>
+        </w:tc>
+        <w:tc>
+          <w:tcPr>
+            <w:tcW w:type="dxa" w:w="3450"/>
+            <w:tcBorders>
+              <w:top w:val="single" w:color="D9E1EC" w:sz="4"/>
+              <w:left w:val="single" w:color="D9E1EC" w:sz="4"/>
+              <w:bottom w:val="single" w:color="D9E1EC" w:sz="4"/>
+              <w:right w:val="single" w:color="D9E1EC" w:sz="4"/>
+            </w:tcBorders>
+            <w:shd w:fill="FFFFFF" w:color="auto" w:val="clear"/>
+            <w:tcMar>
+              <w:top w:type="dxa" w:w="22"/>
+              <w:left w:type="dxa" w:w="70"/>
+              <w:bottom w:type="dxa" w:w="22"/>
+              <w:right w:type="dxa" w:w="70"/>
+            </w:tcMar>
+            <w:vAlign w:val="center"/>
+          </w:tcPr>
+          <w:p>
+            <w:pPr>
+              <w:spacing w:after="0" w:line="212"/>
+            </w:pPr>
+            <w:r>
+              <w:rPr>
+                <w:rFonts w:ascii="Arial" w:cs="Arial" w:eastAsia="Arial" w:hAnsi="Arial"/>
+                <w:sz w:val="14"/>
+                <w:szCs w:val="14"/>
+              </w:rPr>
+              <w:t xml:space="preserve">Upisujemo prvu, founding generaciju. Početak: 9. novembar.</w:t>
+            </w:r>
+          </w:p>
+        </w:tc>
+        <w:tc>
+          <w:tcPr>
+            <w:tcW w:type="dxa" w:w="1696"/>
+            <w:tcBorders>
+              <w:top w:val="single" w:color="D9E1EC" w:sz="4"/>
+              <w:left w:val="single" w:color="D9E1EC" w:sz="4"/>
+              <w:bottom w:val="single" w:color="D9E1EC" w:sz="4"/>
+              <w:right w:val="single" w:color="D9E1EC" w:sz="4"/>
+            </w:tcBorders>
+            <w:shd w:fill="E8F2FF" w:color="auto" w:val="clear"/>
+            <w:tcMar>
+              <w:top w:type="dxa" w:w="22"/>
+              <w:left w:type="dxa" w:w="70"/>
+              <w:bottom w:type="dxa" w:w="22"/>
+              <w:right w:type="dxa" w:w="70"/>
+            </w:tcMar>
+            <w:vAlign w:val="center"/>
+          </w:tcPr>
+          <w:p>
+            <w:pPr>
+              <w:spacing w:after="0" w:line="212"/>
+            </w:pPr>
+            <w:r>
+              <w:rPr>
+                <w:rFonts w:ascii="Arial" w:cs="Arial" w:eastAsia="Arial" w:hAnsi="Arial"/>
+                <w:sz w:val="14"/>
+                <w:szCs w:val="14"/>
+              </w:rPr>
+              <w:t xml:space="preserve">W1 (R1 W2) · static</w:t>
             </w:r>
           </w:p>
         </w:tc>
@@ -3185,7 +3443,7 @@
         </w:trPr>
         <w:tc>
           <w:tcPr>
-            <w:tcW w:type="dxa" w:w="800"/>
+            <w:tcW w:type="dxa" w:w="1250"/>
             <w:tcBorders>
               <w:top w:val="single" w:color="D9E1EC" w:sz="4"/>
               <w:left w:val="single" w:color="D9E1EC" w:sz="4"/>
@@ -3210,148 +3468,148 @@
                 <w:rFonts w:ascii="Arial" w:cs="Arial" w:eastAsia="Arial" w:hAnsi="Arial"/>
                 <w:b/>
                 <w:bCs/>
-                <w:sz w:val="15"/>
-                <w:szCs w:val="15"/>
-              </w:rPr>
-              <w:t xml:space="preserve">P6 / R1</w:t>
-            </w:r>
-          </w:p>
-        </w:tc>
-        <w:tc>
-          <w:tcPr>
-            <w:tcW w:type="dxa" w:w="4500"/>
-            <w:tcBorders>
-              <w:top w:val="single" w:color="D9E1EC" w:sz="4"/>
-              <w:left w:val="single" w:color="D9E1EC" w:sz="4"/>
-              <w:bottom w:val="single" w:color="D9E1EC" w:sz="4"/>
-              <w:right w:val="single" w:color="D9E1EC" w:sz="4"/>
-            </w:tcBorders>
-            <w:shd w:fill="FFFFFF" w:color="auto" w:val="clear"/>
-            <w:tcMar>
-              <w:top w:type="dxa" w:w="22"/>
-              <w:left w:type="dxa" w:w="70"/>
-              <w:bottom w:type="dxa" w:w="22"/>
-              <w:right w:type="dxa" w:w="70"/>
-            </w:tcMar>
-            <w:vAlign w:val="center"/>
-          </w:tcPr>
-          <w:p>
-            <w:pPr>
-              <w:spacing w:after="0" w:line="212"/>
-            </w:pPr>
-            <w:r>
-              <w:rPr>
-                <w:rFonts w:ascii="Arial" w:cs="Arial" w:eastAsia="Arial" w:hAnsi="Arial"/>
-                <w:b/>
-                <w:bCs/>
-                <w:sz w:val="15"/>
-                <w:szCs w:val="15"/>
-              </w:rPr>
-              <w:t xml:space="preserve">C5 Founding</w:t>
-            </w:r>
-            <w:r>
-              <w:rPr>
-                <w:rFonts w:ascii="Arial" w:cs="Arial" w:eastAsia="Arial" w:hAnsi="Arial"/>
-                <w:sz w:val="15"/>
-                <w:szCs w:val="15"/>
-              </w:rPr>
-              <w:t xml:space="preserve"> · "Upisujemo prvu generaciju" + 5.900 RSD price card</w:t>
-            </w:r>
-          </w:p>
-        </w:tc>
-        <w:tc>
-          <w:tcPr>
-            <w:tcW w:type="dxa" w:w="600"/>
-            <w:tcBorders>
-              <w:top w:val="single" w:color="D9E1EC" w:sz="4"/>
-              <w:left w:val="single" w:color="D9E1EC" w:sz="4"/>
-              <w:bottom w:val="single" w:color="D9E1EC" w:sz="4"/>
-              <w:right w:val="single" w:color="D9E1EC" w:sz="4"/>
-            </w:tcBorders>
-            <w:shd w:fill="FFFFFF" w:color="auto" w:val="clear"/>
-            <w:tcMar>
-              <w:top w:type="dxa" w:w="22"/>
-              <w:left w:type="dxa" w:w="70"/>
-              <w:bottom w:type="dxa" w:w="22"/>
-              <w:right w:type="dxa" w:w="70"/>
-            </w:tcMar>
-            <w:vAlign w:val="center"/>
-          </w:tcPr>
-          <w:p>
-            <w:pPr>
-              <w:spacing w:after="0" w:line="212"/>
-            </w:pPr>
-            <w:r>
-              <w:rPr>
-                <w:rFonts w:ascii="Arial" w:cs="Arial" w:eastAsia="Arial" w:hAnsi="Arial"/>
-                <w:sz w:val="15"/>
-                <w:szCs w:val="15"/>
-              </w:rPr>
-              <w:t xml:space="preserve">C</w:t>
-            </w:r>
-          </w:p>
-        </w:tc>
-        <w:tc>
-          <w:tcPr>
-            <w:tcW w:type="dxa" w:w="3700"/>
-            <w:tcBorders>
-              <w:top w:val="single" w:color="D9E1EC" w:sz="4"/>
-              <w:left w:val="single" w:color="D9E1EC" w:sz="4"/>
-              <w:bottom w:val="single" w:color="D9E1EC" w:sz="4"/>
-              <w:right w:val="single" w:color="D9E1EC" w:sz="4"/>
-            </w:tcBorders>
-            <w:shd w:fill="FFFFFF" w:color="auto" w:val="clear"/>
-            <w:tcMar>
-              <w:top w:type="dxa" w:w="22"/>
-              <w:left w:type="dxa" w:w="70"/>
-              <w:bottom w:type="dxa" w:w="22"/>
-              <w:right w:type="dxa" w:w="70"/>
-            </w:tcMar>
-            <w:vAlign w:val="center"/>
-          </w:tcPr>
-          <w:p>
-            <w:pPr>
-              <w:spacing w:after="0" w:line="212"/>
-            </w:pPr>
-            <w:r>
-              <w:rPr>
-                <w:rFonts w:ascii="Arial" w:cs="Arial" w:eastAsia="Arial" w:hAnsi="Arial"/>
-                <w:sz w:val="15"/>
-                <w:szCs w:val="15"/>
-              </w:rPr>
-              <w:t xml:space="preserve">Upisujemo prvu, founding generaciju NXT School u Novom Sadu.</w:t>
-            </w:r>
-          </w:p>
-        </w:tc>
-        <w:tc>
-          <w:tcPr>
-            <w:tcW w:type="dxa" w:w="946"/>
-            <w:tcBorders>
-              <w:top w:val="single" w:color="D9E1EC" w:sz="4"/>
-              <w:left w:val="single" w:color="D9E1EC" w:sz="4"/>
-              <w:bottom w:val="single" w:color="D9E1EC" w:sz="4"/>
-              <w:right w:val="single" w:color="D9E1EC" w:sz="4"/>
-            </w:tcBorders>
-            <w:shd w:fill="FFFFFF" w:color="auto" w:val="clear"/>
-            <w:tcMar>
-              <w:top w:type="dxa" w:w="22"/>
-              <w:left w:type="dxa" w:w="70"/>
-              <w:bottom w:type="dxa" w:w="22"/>
-              <w:right w:type="dxa" w:w="70"/>
-            </w:tcMar>
-            <w:vAlign w:val="center"/>
-          </w:tcPr>
-          <w:p>
-            <w:pPr>
-              <w:spacing w:after="0" w:line="212"/>
-            </w:pPr>
-            <w:r>
-              <w:rPr>
-                <w:rFonts w:ascii="Arial" w:cs="Arial" w:eastAsia="Arial" w:hAnsi="Arial"/>
-                <w:sz w:val="15"/>
-                <w:szCs w:val="15"/>
-              </w:rPr>
-              <w:t xml:space="preserve">1.1 · 3.1</w:t>
+                <w:sz w:val="14"/>
+                <w:szCs w:val="14"/>
+              </w:rPr>
+              <w:t xml:space="preserve">P6</w:t>
+            </w:r>
+          </w:p>
+        </w:tc>
+        <w:tc>
+          <w:tcPr>
+            <w:tcW w:type="dxa" w:w="3500"/>
+            <w:tcBorders>
+              <w:top w:val="single" w:color="D9E1EC" w:sz="4"/>
+              <w:left w:val="single" w:color="D9E1EC" w:sz="4"/>
+              <w:bottom w:val="single" w:color="D9E1EC" w:sz="4"/>
+              <w:right w:val="single" w:color="D9E1EC" w:sz="4"/>
+            </w:tcBorders>
+            <w:shd w:fill="FFFFFF" w:color="auto" w:val="clear"/>
+            <w:tcMar>
+              <w:top w:type="dxa" w:w="22"/>
+              <w:left w:type="dxa" w:w="70"/>
+              <w:bottom w:type="dxa" w:w="22"/>
+              <w:right w:type="dxa" w:w="70"/>
+            </w:tcMar>
+            <w:vAlign w:val="center"/>
+          </w:tcPr>
+          <w:p>
+            <w:pPr>
+              <w:spacing w:after="0" w:line="212"/>
+            </w:pPr>
+            <w:r>
+              <w:rPr>
+                <w:rFonts w:ascii="Arial" w:cs="Arial" w:eastAsia="Arial" w:hAnsi="Arial"/>
+                <w:b/>
+                <w:bCs/>
+                <w:sz w:val="14"/>
+                <w:szCs w:val="14"/>
+              </w:rPr>
+              <w:t xml:space="preserve">Reel "Pitali smo decu…"</w:t>
+            </w:r>
+            <w:r>
+              <w:rPr>
+                <w:rFonts w:ascii="Arial" w:cs="Arial" w:eastAsia="Arial" w:hAnsi="Arial"/>
+                <w:sz w:val="14"/>
+                <w:szCs w:val="14"/>
+              </w:rPr>
+              <w:t xml:space="preserve"> · AI: pametniji ili lenjiji?</w:t>
+            </w:r>
+          </w:p>
+        </w:tc>
+        <w:tc>
+          <w:tcPr>
+            <w:tcW w:type="dxa" w:w="650"/>
+            <w:tcBorders>
+              <w:top w:val="single" w:color="D9E1EC" w:sz="4"/>
+              <w:left w:val="single" w:color="D9E1EC" w:sz="4"/>
+              <w:bottom w:val="single" w:color="D9E1EC" w:sz="4"/>
+              <w:right w:val="single" w:color="D9E1EC" w:sz="4"/>
+            </w:tcBorders>
+            <w:shd w:fill="FFFFFF" w:color="auto" w:val="clear"/>
+            <w:tcMar>
+              <w:top w:type="dxa" w:w="22"/>
+              <w:left w:type="dxa" w:w="70"/>
+              <w:bottom w:type="dxa" w:w="22"/>
+              <w:right w:type="dxa" w:w="70"/>
+            </w:tcMar>
+            <w:vAlign w:val="center"/>
+          </w:tcPr>
+          <w:p>
+            <w:pPr>
+              <w:spacing w:after="0" w:line="212"/>
+            </w:pPr>
+            <w:r>
+              <w:rPr>
+                <w:rFonts w:ascii="Arial" w:cs="Arial" w:eastAsia="Arial" w:hAnsi="Arial"/>
+                <w:sz w:val="14"/>
+                <w:szCs w:val="14"/>
+              </w:rPr>
+              <w:t xml:space="preserve">4 · 1</w:t>
+            </w:r>
+          </w:p>
+        </w:tc>
+        <w:tc>
+          <w:tcPr>
+            <w:tcW w:type="dxa" w:w="3450"/>
+            <w:tcBorders>
+              <w:top w:val="single" w:color="D9E1EC" w:sz="4"/>
+              <w:left w:val="single" w:color="D9E1EC" w:sz="4"/>
+              <w:bottom w:val="single" w:color="D9E1EC" w:sz="4"/>
+              <w:right w:val="single" w:color="D9E1EC" w:sz="4"/>
+            </w:tcBorders>
+            <w:shd w:fill="FFFFFF" w:color="auto" w:val="clear"/>
+            <w:tcMar>
+              <w:top w:type="dxa" w:w="22"/>
+              <w:left w:type="dxa" w:w="70"/>
+              <w:bottom w:type="dxa" w:w="22"/>
+              <w:right w:type="dxa" w:w="70"/>
+            </w:tcMar>
+            <w:vAlign w:val="center"/>
+          </w:tcPr>
+          <w:p>
+            <w:pPr>
+              <w:spacing w:after="0" w:line="212"/>
+            </w:pPr>
+            <w:r>
+              <w:rPr>
+                <w:rFonts w:ascii="Arial" w:cs="Arial" w:eastAsia="Arial" w:hAnsi="Arial"/>
+                <w:sz w:val="14"/>
+                <w:szCs w:val="14"/>
+              </w:rPr>
+              <w:t xml:space="preserve">Pitali smo decu: AI — pametniji ili lenjiji?</w:t>
+            </w:r>
+          </w:p>
+        </w:tc>
+        <w:tc>
+          <w:tcPr>
+            <w:tcW w:type="dxa" w:w="1696"/>
+            <w:tcBorders>
+              <w:top w:val="single" w:color="D9E1EC" w:sz="4"/>
+              <w:left w:val="single" w:color="D9E1EC" w:sz="4"/>
+              <w:bottom w:val="single" w:color="D9E1EC" w:sz="4"/>
+              <w:right w:val="single" w:color="D9E1EC" w:sz="4"/>
+            </w:tcBorders>
+            <w:shd w:fill="E3F6EF" w:color="auto" w:val="clear"/>
+            <w:tcMar>
+              <w:top w:type="dxa" w:w="22"/>
+              <w:left w:type="dxa" w:w="70"/>
+              <w:bottom w:type="dxa" w:w="22"/>
+              <w:right w:type="dxa" w:w="70"/>
+            </w:tcMar>
+            <w:vAlign w:val="center"/>
+          </w:tcPr>
+          <w:p>
+            <w:pPr>
+              <w:spacing w:after="0" w:line="212"/>
+            </w:pPr>
+            <w:r>
+              <w:rPr>
+                <w:rFonts w:ascii="Arial" w:cs="Arial" w:eastAsia="Arial" w:hAnsi="Arial"/>
+                <w:sz w:val="14"/>
+                <w:szCs w:val="14"/>
+              </w:rPr>
+              <w:t xml:space="preserve">W3 → · video</w:t>
             </w:r>
           </w:p>
         </w:tc>
@@ -3362,7 +3620,7 @@
         </w:trPr>
         <w:tc>
           <w:tcPr>
-            <w:tcW w:type="dxa" w:w="800"/>
+            <w:tcW w:type="dxa" w:w="1250"/>
             <w:tcBorders>
               <w:top w:val="single" w:color="D9E1EC" w:sz="4"/>
               <w:left w:val="single" w:color="D9E1EC" w:sz="4"/>
@@ -3387,8 +3645,8 @@
                 <w:rFonts w:ascii="Arial" w:cs="Arial" w:eastAsia="Arial" w:hAnsi="Arial"/>
                 <w:b/>
                 <w:bCs/>
-                <w:sz w:val="15"/>
-                <w:szCs w:val="15"/>
+                <w:sz w:val="14"/>
+                <w:szCs w:val="14"/>
               </w:rPr>
               <w:t xml:space="preserve">O1 / R3</w:t>
             </w:r>
@@ -3396,73 +3654,73 @@
         </w:tc>
         <w:tc>
           <w:tcPr>
-            <w:tcW w:type="dxa" w:w="4500"/>
-            <w:tcBorders>
-              <w:top w:val="single" w:color="D9E1EC" w:sz="4"/>
-              <w:left w:val="single" w:color="D9E1EC" w:sz="4"/>
-              <w:bottom w:val="single" w:color="D9E1EC" w:sz="4"/>
-              <w:right w:val="single" w:color="D9E1EC" w:sz="4"/>
-            </w:tcBorders>
-            <w:shd w:fill="FFFFFF" w:color="auto" w:val="clear"/>
-            <w:tcMar>
-              <w:top w:type="dxa" w:w="22"/>
-              <w:left w:type="dxa" w:w="70"/>
-              <w:bottom w:type="dxa" w:w="22"/>
-              <w:right w:type="dxa" w:w="70"/>
-            </w:tcMar>
-            <w:vAlign w:val="center"/>
-          </w:tcPr>
-          <w:p>
-            <w:pPr>
-              <w:spacing w:after="0" w:line="212"/>
-            </w:pPr>
-            <w:r>
-              <w:rPr>
-                <w:rFonts w:ascii="Arial" w:cs="Arial" w:eastAsia="Arial" w:hAnsi="Arial"/>
-                <w:b/>
-                <w:bCs/>
-                <w:sz w:val="15"/>
-                <w:szCs w:val="15"/>
+            <w:tcW w:type="dxa" w:w="3500"/>
+            <w:tcBorders>
+              <w:top w:val="single" w:color="D9E1EC" w:sz="4"/>
+              <w:left w:val="single" w:color="D9E1EC" w:sz="4"/>
+              <w:bottom w:val="single" w:color="D9E1EC" w:sz="4"/>
+              <w:right w:val="single" w:color="D9E1EC" w:sz="4"/>
+            </w:tcBorders>
+            <w:shd w:fill="FFFFFF" w:color="auto" w:val="clear"/>
+            <w:tcMar>
+              <w:top w:type="dxa" w:w="22"/>
+              <w:left w:type="dxa" w:w="70"/>
+              <w:bottom w:type="dxa" w:w="22"/>
+              <w:right w:type="dxa" w:w="70"/>
+            </w:tcMar>
+            <w:vAlign w:val="center"/>
+          </w:tcPr>
+          <w:p>
+            <w:pPr>
+              <w:spacing w:after="0" w:line="212"/>
+            </w:pPr>
+            <w:r>
+              <w:rPr>
+                <w:rFonts w:ascii="Arial" w:cs="Arial" w:eastAsia="Arial" w:hAnsi="Arial"/>
+                <w:b/>
+                <w:bCs/>
+                <w:sz w:val="14"/>
+                <w:szCs w:val="14"/>
               </w:rPr>
               <w:t xml:space="preserve">C6 Open Day</w:t>
             </w:r>
             <w:r>
               <w:rPr>
                 <w:rFonts w:ascii="Arial" w:cs="Arial" w:eastAsia="Arial" w:hAnsi="Arial"/>
-                <w:sz w:val="15"/>
-                <w:szCs w:val="15"/>
-              </w:rPr>
-              <w:t xml:space="preserve"> · "Neka dete isproba. Vi upoznajte program." + 3 mini-workshops (O2 = best P-ad re-cut with Open Day copy)</w:t>
-            </w:r>
-          </w:p>
-        </w:tc>
-        <w:tc>
-          <w:tcPr>
-            <w:tcW w:type="dxa" w:w="600"/>
-            <w:tcBorders>
-              <w:top w:val="single" w:color="D9E1EC" w:sz="4"/>
-              <w:left w:val="single" w:color="D9E1EC" w:sz="4"/>
-              <w:bottom w:val="single" w:color="D9E1EC" w:sz="4"/>
-              <w:right w:val="single" w:color="D9E1EC" w:sz="4"/>
-            </w:tcBorders>
-            <w:shd w:fill="FFFFFF" w:color="auto" w:val="clear"/>
-            <w:tcMar>
-              <w:top w:type="dxa" w:w="22"/>
-              <w:left w:type="dxa" w:w="70"/>
-              <w:bottom w:type="dxa" w:w="22"/>
-              <w:right w:type="dxa" w:w="70"/>
-            </w:tcMar>
-            <w:vAlign w:val="center"/>
-          </w:tcPr>
-          <w:p>
-            <w:pPr>
-              <w:spacing w:after="0" w:line="212"/>
-            </w:pPr>
-            <w:r>
-              <w:rPr>
-                <w:rFonts w:ascii="Arial" w:cs="Arial" w:eastAsia="Arial" w:hAnsi="Arial"/>
-                <w:sz w:val="15"/>
-                <w:szCs w:val="15"/>
+                <w:sz w:val="14"/>
+                <w:szCs w:val="14"/>
+              </w:rPr>
+              <w:t xml:space="preserve"> · "Neka dete isproba. Vi upoznajte program."</w:t>
+            </w:r>
+          </w:p>
+        </w:tc>
+        <w:tc>
+          <w:tcPr>
+            <w:tcW w:type="dxa" w:w="650"/>
+            <w:tcBorders>
+              <w:top w:val="single" w:color="D9E1EC" w:sz="4"/>
+              <w:left w:val="single" w:color="D9E1EC" w:sz="4"/>
+              <w:bottom w:val="single" w:color="D9E1EC" w:sz="4"/>
+              <w:right w:val="single" w:color="D9E1EC" w:sz="4"/>
+            </w:tcBorders>
+            <w:shd w:fill="FFFFFF" w:color="auto" w:val="clear"/>
+            <w:tcMar>
+              <w:top w:type="dxa" w:w="22"/>
+              <w:left w:type="dxa" w:w="70"/>
+              <w:bottom w:type="dxa" w:w="22"/>
+              <w:right w:type="dxa" w:w="70"/>
+            </w:tcMar>
+            <w:vAlign w:val="center"/>
+          </w:tcPr>
+          <w:p>
+            <w:pPr>
+              <w:spacing w:after="0" w:line="212"/>
+            </w:pPr>
+            <w:r>
+              <w:rPr>
+                <w:rFonts w:ascii="Arial" w:cs="Arial" w:eastAsia="Arial" w:hAnsi="Arial"/>
+                <w:sz w:val="14"/>
+                <w:szCs w:val="14"/>
               </w:rPr>
               <w:t xml:space="preserve">D</w:t>
             </w:r>
@@ -3470,65 +3728,65 @@
         </w:tc>
         <w:tc>
           <w:tcPr>
-            <w:tcW w:type="dxa" w:w="3700"/>
-            <w:tcBorders>
-              <w:top w:val="single" w:color="D9E1EC" w:sz="4"/>
-              <w:left w:val="single" w:color="D9E1EC" w:sz="4"/>
-              <w:bottom w:val="single" w:color="D9E1EC" w:sz="4"/>
-              <w:right w:val="single" w:color="D9E1EC" w:sz="4"/>
-            </w:tcBorders>
-            <w:shd w:fill="FFFFFF" w:color="auto" w:val="clear"/>
-            <w:tcMar>
-              <w:top w:type="dxa" w:w="22"/>
-              <w:left w:type="dxa" w:w="70"/>
-              <w:bottom w:type="dxa" w:w="22"/>
-              <w:right w:type="dxa" w:w="70"/>
-            </w:tcMar>
-            <w:vAlign w:val="center"/>
-          </w:tcPr>
-          <w:p>
-            <w:pPr>
-              <w:spacing w:after="0" w:line="212"/>
-            </w:pPr>
-            <w:r>
-              <w:rPr>
-                <w:rFonts w:ascii="Arial" w:cs="Arial" w:eastAsia="Arial" w:hAnsi="Arial"/>
-                <w:sz w:val="15"/>
-                <w:szCs w:val="15"/>
-              </w:rPr>
-              <w:t xml:space="preserve">Dođite na NXT Open Day — subota, 24. oktobar, Cara Dušana 49.</w:t>
-            </w:r>
-          </w:p>
-        </w:tc>
-        <w:tc>
-          <w:tcPr>
-            <w:tcW w:type="dxa" w:w="946"/>
-            <w:tcBorders>
-              <w:top w:val="single" w:color="D9E1EC" w:sz="4"/>
-              <w:left w:val="single" w:color="D9E1EC" w:sz="4"/>
-              <w:bottom w:val="single" w:color="D9E1EC" w:sz="4"/>
-              <w:right w:val="single" w:color="D9E1EC" w:sz="4"/>
-            </w:tcBorders>
-            <w:shd w:fill="FFFFFF" w:color="auto" w:val="clear"/>
-            <w:tcMar>
-              <w:top w:type="dxa" w:w="22"/>
-              <w:left w:type="dxa" w:w="70"/>
-              <w:bottom w:type="dxa" w:w="22"/>
-              <w:right w:type="dxa" w:w="70"/>
-            </w:tcMar>
-            <w:vAlign w:val="center"/>
-          </w:tcPr>
-          <w:p>
-            <w:pPr>
-              <w:spacing w:after="0" w:line="212"/>
-            </w:pPr>
-            <w:r>
-              <w:rPr>
-                <w:rFonts w:ascii="Arial" w:cs="Arial" w:eastAsia="Arial" w:hAnsi="Arial"/>
-                <w:sz w:val="15"/>
-                <w:szCs w:val="15"/>
-              </w:rPr>
-              <w:t xml:space="preserve">2.1 · 3.1</w:t>
+            <w:tcW w:type="dxa" w:w="3450"/>
+            <w:tcBorders>
+              <w:top w:val="single" w:color="D9E1EC" w:sz="4"/>
+              <w:left w:val="single" w:color="D9E1EC" w:sz="4"/>
+              <w:bottom w:val="single" w:color="D9E1EC" w:sz="4"/>
+              <w:right w:val="single" w:color="D9E1EC" w:sz="4"/>
+            </w:tcBorders>
+            <w:shd w:fill="FFFFFF" w:color="auto" w:val="clear"/>
+            <w:tcMar>
+              <w:top w:type="dxa" w:w="22"/>
+              <w:left w:type="dxa" w:w="70"/>
+              <w:bottom w:type="dxa" w:w="22"/>
+              <w:right w:type="dxa" w:w="70"/>
+            </w:tcMar>
+            <w:vAlign w:val="center"/>
+          </w:tcPr>
+          <w:p>
+            <w:pPr>
+              <w:spacing w:after="0" w:line="212"/>
+            </w:pPr>
+            <w:r>
+              <w:rPr>
+                <w:rFonts w:ascii="Arial" w:cs="Arial" w:eastAsia="Arial" w:hAnsi="Arial"/>
+                <w:sz w:val="14"/>
+                <w:szCs w:val="14"/>
+              </w:rPr>
+              <w:t xml:space="preserve">Dođite na NXT Open Day — subota, 24. oktobar.</w:t>
+            </w:r>
+          </w:p>
+        </w:tc>
+        <w:tc>
+          <w:tcPr>
+            <w:tcW w:type="dxa" w:w="1696"/>
+            <w:tcBorders>
+              <w:top w:val="single" w:color="D9E1EC" w:sz="4"/>
+              <w:left w:val="single" w:color="D9E1EC" w:sz="4"/>
+              <w:bottom w:val="single" w:color="D9E1EC" w:sz="4"/>
+              <w:right w:val="single" w:color="D9E1EC" w:sz="4"/>
+            </w:tcBorders>
+            <w:shd w:fill="E8F2FF" w:color="auto" w:val="clear"/>
+            <w:tcMar>
+              <w:top w:type="dxa" w:w="22"/>
+              <w:left w:type="dxa" w:w="70"/>
+              <w:bottom w:type="dxa" w:w="22"/>
+              <w:right w:type="dxa" w:w="70"/>
+            </w:tcMar>
+            <w:vAlign w:val="center"/>
+          </w:tcPr>
+          <w:p>
+            <w:pPr>
+              <w:spacing w:after="0" w:line="212"/>
+            </w:pPr>
+            <w:r>
+              <w:rPr>
+                <w:rFonts w:ascii="Arial" w:cs="Arial" w:eastAsia="Arial" w:hAnsi="Arial"/>
+                <w:sz w:val="14"/>
+                <w:szCs w:val="14"/>
+              </w:rPr>
+              <w:t xml:space="preserve">W2–W3 · static</w:t>
             </w:r>
           </w:p>
         </w:tc>
@@ -3539,7 +3797,7 @@
         </w:trPr>
         <w:tc>
           <w:tcPr>
-            <w:tcW w:type="dxa" w:w="800"/>
+            <w:tcW w:type="dxa" w:w="1250"/>
             <w:tcBorders>
               <w:top w:val="single" w:color="D9E1EC" w:sz="4"/>
               <w:left w:val="single" w:color="D9E1EC" w:sz="4"/>
@@ -3564,8 +3822,175 @@
                 <w:rFonts w:ascii="Arial" w:cs="Arial" w:eastAsia="Arial" w:hAnsi="Arial"/>
                 <w:b/>
                 <w:bCs/>
-                <w:sz w:val="15"/>
-                <w:szCs w:val="15"/>
+                <w:sz w:val="14"/>
+                <w:szCs w:val="14"/>
+              </w:rPr>
+              <w:t xml:space="preserve">O2 · O3</w:t>
+            </w:r>
+          </w:p>
+        </w:tc>
+        <w:tc>
+          <w:tcPr>
+            <w:tcW w:type="dxa" w:w="3500"/>
+            <w:tcBorders>
+              <w:top w:val="single" w:color="D9E1EC" w:sz="4"/>
+              <w:left w:val="single" w:color="D9E1EC" w:sz="4"/>
+              <w:bottom w:val="single" w:color="D9E1EC" w:sz="4"/>
+              <w:right w:val="single" w:color="D9E1EC" w:sz="4"/>
+            </w:tcBorders>
+            <w:shd w:fill="FFFFFF" w:color="auto" w:val="clear"/>
+            <w:tcMar>
+              <w:top w:type="dxa" w:w="22"/>
+              <w:left w:type="dxa" w:w="70"/>
+              <w:bottom w:type="dxa" w:w="22"/>
+              <w:right w:type="dxa" w:w="70"/>
+            </w:tcMar>
+            <w:vAlign w:val="center"/>
+          </w:tcPr>
+          <w:p>
+            <w:pPr>
+              <w:spacing w:after="0" w:line="212"/>
+            </w:pPr>
+            <w:r>
+              <w:rPr>
+                <w:rFonts w:ascii="Arial" w:cs="Arial" w:eastAsia="Arial" w:hAnsi="Arial"/>
+                <w:sz w:val="14"/>
+                <w:szCs w:val="14"/>
+              </w:rPr>
+              <w:t xml:space="preserve">Best P-ad + Open Day band · O3 countdown (19 Oct)</w:t>
+            </w:r>
+          </w:p>
+        </w:tc>
+        <w:tc>
+          <w:tcPr>
+            <w:tcW w:type="dxa" w:w="650"/>
+            <w:tcBorders>
+              <w:top w:val="single" w:color="D9E1EC" w:sz="4"/>
+              <w:left w:val="single" w:color="D9E1EC" w:sz="4"/>
+              <w:bottom w:val="single" w:color="D9E1EC" w:sz="4"/>
+              <w:right w:val="single" w:color="D9E1EC" w:sz="4"/>
+            </w:tcBorders>
+            <w:shd w:fill="FFFFFF" w:color="auto" w:val="clear"/>
+            <w:tcMar>
+              <w:top w:type="dxa" w:w="22"/>
+              <w:left w:type="dxa" w:w="70"/>
+              <w:bottom w:type="dxa" w:w="22"/>
+              <w:right w:type="dxa" w:w="70"/>
+            </w:tcMar>
+            <w:vAlign w:val="center"/>
+          </w:tcPr>
+          <w:p>
+            <w:pPr>
+              <w:spacing w:after="0" w:line="212"/>
+            </w:pPr>
+            <w:r>
+              <w:rPr>
+                <w:rFonts w:ascii="Arial" w:cs="Arial" w:eastAsia="Arial" w:hAnsi="Arial"/>
+                <w:sz w:val="14"/>
+                <w:szCs w:val="14"/>
+              </w:rPr>
+              <w:t xml:space="preserve">D</w:t>
+            </w:r>
+          </w:p>
+        </w:tc>
+        <w:tc>
+          <w:tcPr>
+            <w:tcW w:type="dxa" w:w="3450"/>
+            <w:tcBorders>
+              <w:top w:val="single" w:color="D9E1EC" w:sz="4"/>
+              <w:left w:val="single" w:color="D9E1EC" w:sz="4"/>
+              <w:bottom w:val="single" w:color="D9E1EC" w:sz="4"/>
+              <w:right w:val="single" w:color="D9E1EC" w:sz="4"/>
+            </w:tcBorders>
+            <w:shd w:fill="FFFFFF" w:color="auto" w:val="clear"/>
+            <w:tcMar>
+              <w:top w:type="dxa" w:w="22"/>
+              <w:left w:type="dxa" w:w="70"/>
+              <w:bottom w:type="dxa" w:w="22"/>
+              <w:right w:type="dxa" w:w="70"/>
+            </w:tcMar>
+            <w:vAlign w:val="center"/>
+          </w:tcPr>
+          <w:p>
+            <w:pPr>
+              <w:spacing w:after="0" w:line="212"/>
+            </w:pPr>
+            <w:r>
+              <w:rPr>
+                <w:rFonts w:ascii="Arial" w:cs="Arial" w:eastAsia="Arial" w:hAnsi="Arial"/>
+                <w:sz w:val="14"/>
+                <w:szCs w:val="14"/>
+              </w:rPr>
+              <w:t xml:space="preserve">Open Day copy, first line adapted to the angle</w:t>
+            </w:r>
+          </w:p>
+        </w:tc>
+        <w:tc>
+          <w:tcPr>
+            <w:tcW w:type="dxa" w:w="1696"/>
+            <w:tcBorders>
+              <w:top w:val="single" w:color="D9E1EC" w:sz="4"/>
+              <w:left w:val="single" w:color="D9E1EC" w:sz="4"/>
+              <w:bottom w:val="single" w:color="D9E1EC" w:sz="4"/>
+              <w:right w:val="single" w:color="D9E1EC" w:sz="4"/>
+            </w:tcBorders>
+            <w:shd w:fill="E8F2FF" w:color="auto" w:val="clear"/>
+            <w:tcMar>
+              <w:top w:type="dxa" w:w="22"/>
+              <w:left w:type="dxa" w:w="70"/>
+              <w:bottom w:type="dxa" w:w="22"/>
+              <w:right w:type="dxa" w:w="70"/>
+            </w:tcMar>
+            <w:vAlign w:val="center"/>
+          </w:tcPr>
+          <w:p>
+            <w:pPr>
+              <w:spacing w:after="0" w:line="212"/>
+            </w:pPr>
+            <w:r>
+              <w:rPr>
+                <w:rFonts w:ascii="Arial" w:cs="Arial" w:eastAsia="Arial" w:hAnsi="Arial"/>
+                <w:sz w:val="14"/>
+                <w:szCs w:val="14"/>
+              </w:rPr>
+              <w:t xml:space="preserve">W2–W3 · static</w:t>
+            </w:r>
+          </w:p>
+        </w:tc>
+      </w:tr>
+      <w:tr>
+        <w:trPr>
+          <w:cantSplit/>
+        </w:trPr>
+        <w:tc>
+          <w:tcPr>
+            <w:tcW w:type="dxa" w:w="1250"/>
+            <w:tcBorders>
+              <w:top w:val="single" w:color="D9E1EC" w:sz="4"/>
+              <w:left w:val="single" w:color="D9E1EC" w:sz="4"/>
+              <w:bottom w:val="single" w:color="D9E1EC" w:sz="4"/>
+              <w:right w:val="single" w:color="D9E1EC" w:sz="4"/>
+            </w:tcBorders>
+            <w:shd w:fill="F1F5F9" w:color="auto" w:val="clear"/>
+            <w:tcMar>
+              <w:top w:type="dxa" w:w="22"/>
+              <w:left w:type="dxa" w:w="70"/>
+              <w:bottom w:type="dxa" w:w="22"/>
+              <w:right w:type="dxa" w:w="70"/>
+            </w:tcMar>
+            <w:vAlign w:val="center"/>
+          </w:tcPr>
+          <w:p>
+            <w:pPr>
+              <w:spacing w:after="0" w:line="212"/>
+            </w:pPr>
+            <w:r>
+              <w:rPr>
+                <w:rFonts w:ascii="Arial" w:cs="Arial" w:eastAsia="Arial" w:hAnsi="Arial"/>
+                <w:b/>
+                <w:bCs/>
+                <w:sz w:val="14"/>
+                <w:szCs w:val="14"/>
               </w:rPr>
               <w:t xml:space="preserve">R2</w:t>
             </w:r>
@@ -3573,105 +3998,105 @@
         </w:tc>
         <w:tc>
           <w:tcPr>
-            <w:tcW w:type="dxa" w:w="4500"/>
-            <w:tcBorders>
-              <w:top w:val="single" w:color="D9E1EC" w:sz="4"/>
-              <w:left w:val="single" w:color="D9E1EC" w:sz="4"/>
-              <w:bottom w:val="single" w:color="D9E1EC" w:sz="4"/>
-              <w:right w:val="single" w:color="D9E1EC" w:sz="4"/>
-            </w:tcBorders>
-            <w:shd w:fill="FFFFFF" w:color="auto" w:val="clear"/>
-            <w:tcMar>
-              <w:top w:type="dxa" w:w="22"/>
-              <w:left w:type="dxa" w:w="70"/>
-              <w:bottom w:type="dxa" w:w="22"/>
-              <w:right w:type="dxa" w:w="70"/>
-            </w:tcMar>
-            <w:vAlign w:val="center"/>
-          </w:tcPr>
-          <w:p>
-            <w:pPr>
-              <w:spacing w:after="0" w:line="212"/>
-            </w:pPr>
-            <w:r>
-              <w:rPr>
-                <w:rFonts w:ascii="Arial" w:cs="Arial" w:eastAsia="Arial" w:hAnsi="Arial"/>
-                <w:b/>
-                <w:bCs/>
-                <w:sz w:val="15"/>
-                <w:szCs w:val="15"/>
+            <w:tcW w:type="dxa" w:w="3500"/>
+            <w:tcBorders>
+              <w:top w:val="single" w:color="D9E1EC" w:sz="4"/>
+              <w:left w:val="single" w:color="D9E1EC" w:sz="4"/>
+              <w:bottom w:val="single" w:color="D9E1EC" w:sz="4"/>
+              <w:right w:val="single" w:color="D9E1EC" w:sz="4"/>
+            </w:tcBorders>
+            <w:shd w:fill="FFFFFF" w:color="auto" w:val="clear"/>
+            <w:tcMar>
+              <w:top w:type="dxa" w:w="22"/>
+              <w:left w:type="dxa" w:w="70"/>
+              <w:bottom w:type="dxa" w:w="22"/>
+              <w:right w:type="dxa" w:w="70"/>
+            </w:tcMar>
+            <w:vAlign w:val="center"/>
+          </w:tcPr>
+          <w:p>
+            <w:pPr>
+              <w:spacing w:after="0" w:line="212"/>
+            </w:pPr>
+            <w:r>
+              <w:rPr>
+                <w:rFonts w:ascii="Arial" w:cs="Arial" w:eastAsia="Arial" w:hAnsi="Arial"/>
+                <w:b/>
+                <w:bCs/>
+                <w:sz w:val="14"/>
+                <w:szCs w:val="14"/>
               </w:rPr>
               <w:t xml:space="preserve">FAQ</w:t>
             </w:r>
             <w:r>
               <w:rPr>
                 <w:rFonts w:ascii="Arial" w:cs="Arial" w:eastAsia="Arial" w:hAnsi="Arial"/>
-                <w:sz w:val="15"/>
-                <w:szCs w:val="15"/>
-              </w:rPr>
-              <w:t xml:space="preserve"> · "Još razmišljate?" — 3 parent questions answered</w:t>
-            </w:r>
-          </w:p>
-        </w:tc>
-        <w:tc>
-          <w:tcPr>
-            <w:tcW w:type="dxa" w:w="600"/>
-            <w:tcBorders>
-              <w:top w:val="single" w:color="D9E1EC" w:sz="4"/>
-              <w:left w:val="single" w:color="D9E1EC" w:sz="4"/>
-              <w:bottom w:val="single" w:color="D9E1EC" w:sz="4"/>
-              <w:right w:val="single" w:color="D9E1EC" w:sz="4"/>
-            </w:tcBorders>
-            <w:shd w:fill="FFFFFF" w:color="auto" w:val="clear"/>
-            <w:tcMar>
-              <w:top w:type="dxa" w:w="22"/>
-              <w:left w:type="dxa" w:w="70"/>
-              <w:bottom w:type="dxa" w:w="22"/>
-              <w:right w:type="dxa" w:w="70"/>
-            </w:tcMar>
-            <w:vAlign w:val="center"/>
-          </w:tcPr>
-          <w:p>
-            <w:pPr>
-              <w:spacing w:after="0" w:line="212"/>
-            </w:pPr>
-            <w:r>
-              <w:rPr>
-                <w:rFonts w:ascii="Arial" w:cs="Arial" w:eastAsia="Arial" w:hAnsi="Arial"/>
-                <w:sz w:val="15"/>
-                <w:szCs w:val="15"/>
-              </w:rPr>
-              <w:t xml:space="preserve">C</w:t>
-            </w:r>
-          </w:p>
-        </w:tc>
-        <w:tc>
-          <w:tcPr>
-            <w:tcW w:type="dxa" w:w="3700"/>
-            <w:tcBorders>
-              <w:top w:val="single" w:color="D9E1EC" w:sz="4"/>
-              <w:left w:val="single" w:color="D9E1EC" w:sz="4"/>
-              <w:bottom w:val="single" w:color="D9E1EC" w:sz="4"/>
-              <w:right w:val="single" w:color="D9E1EC" w:sz="4"/>
-            </w:tcBorders>
-            <w:shd w:fill="FFFFFF" w:color="auto" w:val="clear"/>
-            <w:tcMar>
-              <w:top w:type="dxa" w:w="22"/>
-              <w:left w:type="dxa" w:w="70"/>
-              <w:bottom w:type="dxa" w:w="22"/>
-              <w:right w:type="dxa" w:w="70"/>
-            </w:tcMar>
-            <w:vAlign w:val="center"/>
-          </w:tcPr>
-          <w:p>
-            <w:pPr>
-              <w:spacing w:after="0" w:line="212"/>
-            </w:pPr>
-            <w:r>
-              <w:rPr>
-                <w:rFonts w:ascii="Arial" w:cs="Arial" w:eastAsia="Arial" w:hAnsi="Arial"/>
-                <w:sz w:val="15"/>
-                <w:szCs w:val="15"/>
+                <w:sz w:val="14"/>
+                <w:szCs w:val="14"/>
+              </w:rPr>
+              <w:t xml:space="preserve"> · coding, English, portfolio, entrance test</w:t>
+            </w:r>
+          </w:p>
+        </w:tc>
+        <w:tc>
+          <w:tcPr>
+            <w:tcW w:type="dxa" w:w="650"/>
+            <w:tcBorders>
+              <w:top w:val="single" w:color="D9E1EC" w:sz="4"/>
+              <w:left w:val="single" w:color="D9E1EC" w:sz="4"/>
+              <w:bottom w:val="single" w:color="D9E1EC" w:sz="4"/>
+              <w:right w:val="single" w:color="D9E1EC" w:sz="4"/>
+            </w:tcBorders>
+            <w:shd w:fill="FFFFFF" w:color="auto" w:val="clear"/>
+            <w:tcMar>
+              <w:top w:type="dxa" w:w="22"/>
+              <w:left w:type="dxa" w:w="70"/>
+              <w:bottom w:type="dxa" w:w="22"/>
+              <w:right w:type="dxa" w:w="70"/>
+            </w:tcMar>
+            <w:vAlign w:val="center"/>
+          </w:tcPr>
+          <w:p>
+            <w:pPr>
+              <w:spacing w:after="0" w:line="212"/>
+            </w:pPr>
+            <w:r>
+              <w:rPr>
+                <w:rFonts w:ascii="Arial" w:cs="Arial" w:eastAsia="Arial" w:hAnsi="Arial"/>
+                <w:sz w:val="14"/>
+                <w:szCs w:val="14"/>
+              </w:rPr>
+              <w:t xml:space="preserve">Offer</w:t>
+            </w:r>
+          </w:p>
+        </w:tc>
+        <w:tc>
+          <w:tcPr>
+            <w:tcW w:type="dxa" w:w="3450"/>
+            <w:tcBorders>
+              <w:top w:val="single" w:color="D9E1EC" w:sz="4"/>
+              <w:left w:val="single" w:color="D9E1EC" w:sz="4"/>
+              <w:bottom w:val="single" w:color="D9E1EC" w:sz="4"/>
+              <w:right w:val="single" w:color="D9E1EC" w:sz="4"/>
+            </w:tcBorders>
+            <w:shd w:fill="FFFFFF" w:color="auto" w:val="clear"/>
+            <w:tcMar>
+              <w:top w:type="dxa" w:w="22"/>
+              <w:left w:type="dxa" w:w="70"/>
+              <w:bottom w:type="dxa" w:w="22"/>
+              <w:right w:type="dxa" w:w="70"/>
+            </w:tcMar>
+            <w:vAlign w:val="center"/>
+          </w:tcPr>
+          <w:p>
+            <w:pPr>
+              <w:spacing w:after="0" w:line="212"/>
+            </w:pPr>
+            <w:r>
+              <w:rPr>
+                <w:rFonts w:ascii="Arial" w:cs="Arial" w:eastAsia="Arial" w:hAnsi="Arial"/>
+                <w:sz w:val="14"/>
+                <w:szCs w:val="14"/>
               </w:rPr>
               <w:t xml:space="preserve">Da li je ovo škola programiranja? Nije…</w:t>
             </w:r>
@@ -3679,33 +4104,554 @@
         </w:tc>
         <w:tc>
           <w:tcPr>
-            <w:tcW w:type="dxa" w:w="946"/>
-            <w:tcBorders>
-              <w:top w:val="single" w:color="D9E1EC" w:sz="4"/>
-              <w:left w:val="single" w:color="D9E1EC" w:sz="4"/>
-              <w:bottom w:val="single" w:color="D9E1EC" w:sz="4"/>
-              <w:right w:val="single" w:color="D9E1EC" w:sz="4"/>
-            </w:tcBorders>
-            <w:shd w:fill="FFFFFF" w:color="auto" w:val="clear"/>
-            <w:tcMar>
-              <w:top w:type="dxa" w:w="22"/>
-              <w:left w:type="dxa" w:w="70"/>
-              <w:bottom w:type="dxa" w:w="22"/>
-              <w:right w:type="dxa" w:w="70"/>
-            </w:tcMar>
-            <w:vAlign w:val="center"/>
-          </w:tcPr>
-          <w:p>
-            <w:pPr>
-              <w:spacing w:after="0" w:line="212"/>
-            </w:pPr>
-            <w:r>
-              <w:rPr>
-                <w:rFonts w:ascii="Arial" w:cs="Arial" w:eastAsia="Arial" w:hAnsi="Arial"/>
-                <w:sz w:val="15"/>
-                <w:szCs w:val="15"/>
-              </w:rPr>
-              <w:t xml:space="preserve">3.1</w:t>
+            <w:tcW w:type="dxa" w:w="1696"/>
+            <w:tcBorders>
+              <w:top w:val="single" w:color="D9E1EC" w:sz="4"/>
+              <w:left w:val="single" w:color="D9E1EC" w:sz="4"/>
+              <w:bottom w:val="single" w:color="D9E1EC" w:sz="4"/>
+              <w:right w:val="single" w:color="D9E1EC" w:sz="4"/>
+            </w:tcBorders>
+            <w:shd w:fill="E8F2FF" w:color="auto" w:val="clear"/>
+            <w:tcMar>
+              <w:top w:type="dxa" w:w="22"/>
+              <w:left w:type="dxa" w:w="70"/>
+              <w:bottom w:type="dxa" w:w="22"/>
+              <w:right w:type="dxa" w:w="70"/>
+            </w:tcMar>
+            <w:vAlign w:val="center"/>
+          </w:tcPr>
+          <w:p>
+            <w:pPr>
+              <w:spacing w:after="0" w:line="212"/>
+            </w:pPr>
+            <w:r>
+              <w:rPr>
+                <w:rFonts w:ascii="Arial" w:cs="Arial" w:eastAsia="Arial" w:hAnsi="Arial"/>
+                <w:sz w:val="14"/>
+                <w:szCs w:val="14"/>
+              </w:rPr>
+              <w:t xml:space="preserve">From W2 · static</w:t>
+            </w:r>
+          </w:p>
+        </w:tc>
+      </w:tr>
+      <w:tr>
+        <w:trPr>
+          <w:cantSplit/>
+        </w:trPr>
+        <w:tc>
+          <w:tcPr>
+            <w:tcW w:type="dxa" w:w="1250"/>
+            <w:tcBorders>
+              <w:top w:val="single" w:color="D9E1EC" w:sz="4"/>
+              <w:left w:val="single" w:color="D9E1EC" w:sz="4"/>
+              <w:bottom w:val="single" w:color="D9E1EC" w:sz="4"/>
+              <w:right w:val="single" w:color="D9E1EC" w:sz="4"/>
+            </w:tcBorders>
+            <w:shd w:fill="F1F5F9" w:color="auto" w:val="clear"/>
+            <w:tcMar>
+              <w:top w:type="dxa" w:w="22"/>
+              <w:left w:type="dxa" w:w="70"/>
+              <w:bottom w:type="dxa" w:w="22"/>
+              <w:right w:type="dxa" w:w="70"/>
+            </w:tcMar>
+            <w:vAlign w:val="center"/>
+          </w:tcPr>
+          <w:p>
+            <w:pPr>
+              <w:spacing w:after="0" w:line="212"/>
+            </w:pPr>
+            <w:r>
+              <w:rPr>
+                <w:rFonts w:ascii="Arial" w:cs="Arial" w:eastAsia="Arial" w:hAnsi="Arial"/>
+                <w:b/>
+                <w:bCs/>
+                <w:sz w:val="14"/>
+                <w:szCs w:val="14"/>
+              </w:rPr>
+              <w:t xml:space="preserve">R4</w:t>
+            </w:r>
+          </w:p>
+        </w:tc>
+        <w:tc>
+          <w:tcPr>
+            <w:tcW w:type="dxa" w:w="3500"/>
+            <w:tcBorders>
+              <w:top w:val="single" w:color="D9E1EC" w:sz="4"/>
+              <w:left w:val="single" w:color="D9E1EC" w:sz="4"/>
+              <w:bottom w:val="single" w:color="D9E1EC" w:sz="4"/>
+              <w:right w:val="single" w:color="D9E1EC" w:sz="4"/>
+            </w:tcBorders>
+            <w:shd w:fill="FFFFFF" w:color="auto" w:val="clear"/>
+            <w:tcMar>
+              <w:top w:type="dxa" w:w="22"/>
+              <w:left w:type="dxa" w:w="70"/>
+              <w:bottom w:type="dxa" w:w="22"/>
+              <w:right w:type="dxa" w:w="70"/>
+            </w:tcMar>
+            <w:vAlign w:val="center"/>
+          </w:tcPr>
+          <w:p>
+            <w:pPr>
+              <w:spacing w:after="0" w:line="212"/>
+            </w:pPr>
+            <w:r>
+              <w:rPr>
+                <w:rFonts w:ascii="Arial" w:cs="Arial" w:eastAsia="Arial" w:hAnsi="Arial"/>
+                <w:b/>
+                <w:bCs/>
+                <w:sz w:val="14"/>
+                <w:szCs w:val="14"/>
+              </w:rPr>
+              <w:t xml:space="preserve">C2 Levels</w:t>
+            </w:r>
+            <w:r>
+              <w:rPr>
+                <w:rFonts w:ascii="Arial" w:cs="Arial" w:eastAsia="Arial" w:hAnsi="Arial"/>
+                <w:sz w:val="14"/>
+                <w:szCs w:val="14"/>
+              </w:rPr>
+              <w:t xml:space="preserve"> · Explore · Create · Build · Lead</w:t>
+            </w:r>
+          </w:p>
+        </w:tc>
+        <w:tc>
+          <w:tcPr>
+            <w:tcW w:type="dxa" w:w="650"/>
+            <w:tcBorders>
+              <w:top w:val="single" w:color="D9E1EC" w:sz="4"/>
+              <w:left w:val="single" w:color="D9E1EC" w:sz="4"/>
+              <w:bottom w:val="single" w:color="D9E1EC" w:sz="4"/>
+              <w:right w:val="single" w:color="D9E1EC" w:sz="4"/>
+            </w:tcBorders>
+            <w:shd w:fill="FFFFFF" w:color="auto" w:val="clear"/>
+            <w:tcMar>
+              <w:top w:type="dxa" w:w="22"/>
+              <w:left w:type="dxa" w:w="70"/>
+              <w:bottom w:type="dxa" w:w="22"/>
+              <w:right w:type="dxa" w:w="70"/>
+            </w:tcMar>
+            <w:vAlign w:val="center"/>
+          </w:tcPr>
+          <w:p>
+            <w:pPr>
+              <w:spacing w:after="0" w:line="212"/>
+            </w:pPr>
+            <w:r>
+              <w:rPr>
+                <w:rFonts w:ascii="Arial" w:cs="Arial" w:eastAsia="Arial" w:hAnsi="Arial"/>
+                <w:sz w:val="14"/>
+                <w:szCs w:val="14"/>
+              </w:rPr>
+              <w:t xml:space="preserve">1</w:t>
+            </w:r>
+          </w:p>
+        </w:tc>
+        <w:tc>
+          <w:tcPr>
+            <w:tcW w:type="dxa" w:w="3450"/>
+            <w:tcBorders>
+              <w:top w:val="single" w:color="D9E1EC" w:sz="4"/>
+              <w:left w:val="single" w:color="D9E1EC" w:sz="4"/>
+              <w:bottom w:val="single" w:color="D9E1EC" w:sz="4"/>
+              <w:right w:val="single" w:color="D9E1EC" w:sz="4"/>
+            </w:tcBorders>
+            <w:shd w:fill="FFFFFF" w:color="auto" w:val="clear"/>
+            <w:tcMar>
+              <w:top w:type="dxa" w:w="22"/>
+              <w:left w:type="dxa" w:w="70"/>
+              <w:bottom w:type="dxa" w:w="22"/>
+              <w:right w:type="dxa" w:w="70"/>
+            </w:tcMar>
+            <w:vAlign w:val="center"/>
+          </w:tcPr>
+          <w:p>
+            <w:pPr>
+              <w:spacing w:after="0" w:line="212"/>
+            </w:pPr>
+            <w:r>
+              <w:rPr>
+                <w:rFonts w:ascii="Arial" w:cs="Arial" w:eastAsia="Arial" w:hAnsi="Arial"/>
+                <w:sz w:val="14"/>
+                <w:szCs w:val="14"/>
+              </w:rPr>
+              <w:t xml:space="preserve">Isti NXT pristup, prilagođen uzrastu.</w:t>
+            </w:r>
+          </w:p>
+        </w:tc>
+        <w:tc>
+          <w:tcPr>
+            <w:tcW w:type="dxa" w:w="1696"/>
+            <w:tcBorders>
+              <w:top w:val="single" w:color="D9E1EC" w:sz="4"/>
+              <w:left w:val="single" w:color="D9E1EC" w:sz="4"/>
+              <w:bottom w:val="single" w:color="D9E1EC" w:sz="4"/>
+              <w:right w:val="single" w:color="D9E1EC" w:sz="4"/>
+            </w:tcBorders>
+            <w:shd w:fill="E8F2FF" w:color="auto" w:val="clear"/>
+            <w:tcMar>
+              <w:top w:type="dxa" w:w="22"/>
+              <w:left w:type="dxa" w:w="70"/>
+              <w:bottom w:type="dxa" w:w="22"/>
+              <w:right w:type="dxa" w:w="70"/>
+            </w:tcMar>
+            <w:vAlign w:val="center"/>
+          </w:tcPr>
+          <w:p>
+            <w:pPr>
+              <w:spacing w:after="0" w:line="212"/>
+            </w:pPr>
+            <w:r>
+              <w:rPr>
+                <w:rFonts w:ascii="Arial" w:cs="Arial" w:eastAsia="Arial" w:hAnsi="Arial"/>
+                <w:sz w:val="14"/>
+                <w:szCs w:val="14"/>
+              </w:rPr>
+              <w:t xml:space="preserve">From W2 · static</w:t>
+            </w:r>
+          </w:p>
+        </w:tc>
+      </w:tr>
+      <w:tr>
+        <w:trPr>
+          <w:cantSplit/>
+        </w:trPr>
+        <w:tc>
+          <w:tcPr>
+            <w:tcW w:type="dxa" w:w="1250"/>
+            <w:tcBorders>
+              <w:top w:val="single" w:color="D9E1EC" w:sz="4"/>
+              <w:left w:val="single" w:color="D9E1EC" w:sz="4"/>
+              <w:bottom w:val="single" w:color="D9E1EC" w:sz="4"/>
+              <w:right w:val="single" w:color="D9E1EC" w:sz="4"/>
+            </w:tcBorders>
+            <w:shd w:fill="F1F5F9" w:color="auto" w:val="clear"/>
+            <w:tcMar>
+              <w:top w:type="dxa" w:w="22"/>
+              <w:left w:type="dxa" w:w="70"/>
+              <w:bottom w:type="dxa" w:w="22"/>
+              <w:right w:type="dxa" w:w="70"/>
+            </w:tcMar>
+            <w:vAlign w:val="center"/>
+          </w:tcPr>
+          <w:p>
+            <w:pPr>
+              <w:spacing w:after="0" w:line="212"/>
+            </w:pPr>
+            <w:r>
+              <w:rPr>
+                <w:rFonts w:ascii="Arial" w:cs="Arial" w:eastAsia="Arial" w:hAnsi="Arial"/>
+                <w:b/>
+                <w:bCs/>
+                <w:sz w:val="14"/>
+                <w:szCs w:val="14"/>
+              </w:rPr>
+              <w:t xml:space="preserve">R5</w:t>
+            </w:r>
+          </w:p>
+        </w:tc>
+        <w:tc>
+          <w:tcPr>
+            <w:tcW w:type="dxa" w:w="3500"/>
+            <w:tcBorders>
+              <w:top w:val="single" w:color="D9E1EC" w:sz="4"/>
+              <w:left w:val="single" w:color="D9E1EC" w:sz="4"/>
+              <w:bottom w:val="single" w:color="D9E1EC" w:sz="4"/>
+              <w:right w:val="single" w:color="D9E1EC" w:sz="4"/>
+            </w:tcBorders>
+            <w:shd w:fill="FFFFFF" w:color="auto" w:val="clear"/>
+            <w:tcMar>
+              <w:top w:type="dxa" w:w="22"/>
+              <w:left w:type="dxa" w:w="70"/>
+              <w:bottom w:type="dxa" w:w="22"/>
+              <w:right w:type="dxa" w:w="70"/>
+            </w:tcMar>
+            <w:vAlign w:val="center"/>
+          </w:tcPr>
+          <w:p>
+            <w:pPr>
+              <w:spacing w:after="0" w:line="212"/>
+            </w:pPr>
+            <w:r>
+              <w:rPr>
+                <w:rFonts w:ascii="Arial" w:cs="Arial" w:eastAsia="Arial" w:hAnsi="Arial"/>
+                <w:b/>
+                <w:bCs/>
+                <w:sz w:val="14"/>
+                <w:szCs w:val="14"/>
+              </w:rPr>
+              <w:t xml:space="preserve">Team</w:t>
+            </w:r>
+            <w:r>
+              <w:rPr>
+                <w:rFonts w:ascii="Arial" w:cs="Arial" w:eastAsia="Arial" w:hAnsi="Arial"/>
+                <w:sz w:val="14"/>
+                <w:szCs w:val="14"/>
+              </w:rPr>
+              <w:t xml:space="preserve"> · "Ko stoji iza NXT-a?" (real portraits)</w:t>
+            </w:r>
+          </w:p>
+        </w:tc>
+        <w:tc>
+          <w:tcPr>
+            <w:tcW w:type="dxa" w:w="650"/>
+            <w:tcBorders>
+              <w:top w:val="single" w:color="D9E1EC" w:sz="4"/>
+              <w:left w:val="single" w:color="D9E1EC" w:sz="4"/>
+              <w:bottom w:val="single" w:color="D9E1EC" w:sz="4"/>
+              <w:right w:val="single" w:color="D9E1EC" w:sz="4"/>
+            </w:tcBorders>
+            <w:shd w:fill="FFFFFF" w:color="auto" w:val="clear"/>
+            <w:tcMar>
+              <w:top w:type="dxa" w:w="22"/>
+              <w:left w:type="dxa" w:w="70"/>
+              <w:bottom w:type="dxa" w:w="22"/>
+              <w:right w:type="dxa" w:w="70"/>
+            </w:tcMar>
+            <w:vAlign w:val="center"/>
+          </w:tcPr>
+          <w:p>
+            <w:pPr>
+              <w:spacing w:after="0" w:line="212"/>
+            </w:pPr>
+            <w:r>
+              <w:rPr>
+                <w:rFonts w:ascii="Arial" w:cs="Arial" w:eastAsia="Arial" w:hAnsi="Arial"/>
+                <w:sz w:val="14"/>
+                <w:szCs w:val="14"/>
+              </w:rPr>
+              <w:t xml:space="preserve">Offer</w:t>
+            </w:r>
+          </w:p>
+        </w:tc>
+        <w:tc>
+          <w:tcPr>
+            <w:tcW w:type="dxa" w:w="3450"/>
+            <w:tcBorders>
+              <w:top w:val="single" w:color="D9E1EC" w:sz="4"/>
+              <w:left w:val="single" w:color="D9E1EC" w:sz="4"/>
+              <w:bottom w:val="single" w:color="D9E1EC" w:sz="4"/>
+              <w:right w:val="single" w:color="D9E1EC" w:sz="4"/>
+            </w:tcBorders>
+            <w:shd w:fill="FFFFFF" w:color="auto" w:val="clear"/>
+            <w:tcMar>
+              <w:top w:type="dxa" w:w="22"/>
+              <w:left w:type="dxa" w:w="70"/>
+              <w:bottom w:type="dxa" w:w="22"/>
+              <w:right w:type="dxa" w:w="70"/>
+            </w:tcMar>
+            <w:vAlign w:val="center"/>
+          </w:tcPr>
+          <w:p>
+            <w:pPr>
+              <w:spacing w:after="0" w:line="212"/>
+            </w:pPr>
+            <w:r>
+              <w:rPr>
+                <w:rFonts w:ascii="Arial" w:cs="Arial" w:eastAsia="Arial" w:hAnsi="Arial"/>
+                <w:sz w:val="14"/>
+                <w:szCs w:val="14"/>
+              </w:rPr>
+              <w:t xml:space="preserve">Obrazovanje, tehnologija i kreativne industrije.</w:t>
+            </w:r>
+          </w:p>
+        </w:tc>
+        <w:tc>
+          <w:tcPr>
+            <w:tcW w:type="dxa" w:w="1696"/>
+            <w:tcBorders>
+              <w:top w:val="single" w:color="D9E1EC" w:sz="4"/>
+              <w:left w:val="single" w:color="D9E1EC" w:sz="4"/>
+              <w:bottom w:val="single" w:color="D9E1EC" w:sz="4"/>
+              <w:right w:val="single" w:color="D9E1EC" w:sz="4"/>
+            </w:tcBorders>
+            <w:shd w:fill="E3F6EF" w:color="auto" w:val="clear"/>
+            <w:tcMar>
+              <w:top w:type="dxa" w:w="22"/>
+              <w:left w:type="dxa" w:w="70"/>
+              <w:bottom w:type="dxa" w:w="22"/>
+              <w:right w:type="dxa" w:w="70"/>
+            </w:tcMar>
+            <w:vAlign w:val="center"/>
+          </w:tcPr>
+          <w:p>
+            <w:pPr>
+              <w:spacing w:after="0" w:line="212"/>
+            </w:pPr>
+            <w:r>
+              <w:rPr>
+                <w:rFonts w:ascii="Arial" w:cs="Arial" w:eastAsia="Arial" w:hAnsi="Arial"/>
+                <w:sz w:val="14"/>
+                <w:szCs w:val="14"/>
+              </w:rPr>
+              <w:t xml:space="preserve">W3 → · photos</w:t>
+            </w:r>
+          </w:p>
+        </w:tc>
+      </w:tr>
+      <w:tr>
+        <w:trPr>
+          <w:cantSplit/>
+        </w:trPr>
+        <w:tc>
+          <w:tcPr>
+            <w:tcW w:type="dxa" w:w="1250"/>
+            <w:tcBorders>
+              <w:top w:val="single" w:color="D9E1EC" w:sz="4"/>
+              <w:left w:val="single" w:color="D9E1EC" w:sz="4"/>
+              <w:bottom w:val="single" w:color="D9E1EC" w:sz="4"/>
+              <w:right w:val="single" w:color="D9E1EC" w:sz="4"/>
+            </w:tcBorders>
+            <w:shd w:fill="F1F5F9" w:color="auto" w:val="clear"/>
+            <w:tcMar>
+              <w:top w:type="dxa" w:w="22"/>
+              <w:left w:type="dxa" w:w="70"/>
+              <w:bottom w:type="dxa" w:w="22"/>
+              <w:right w:type="dxa" w:w="70"/>
+            </w:tcMar>
+            <w:vAlign w:val="center"/>
+          </w:tcPr>
+          <w:p>
+            <w:pPr>
+              <w:spacing w:after="0" w:line="212"/>
+            </w:pPr>
+            <w:r>
+              <w:rPr>
+                <w:rFonts w:ascii="Arial" w:cs="Arial" w:eastAsia="Arial" w:hAnsi="Arial"/>
+                <w:b/>
+                <w:bCs/>
+                <w:sz w:val="14"/>
+                <w:szCs w:val="14"/>
+              </w:rPr>
+              <w:t xml:space="preserve">R6 · R7</w:t>
+            </w:r>
+          </w:p>
+        </w:tc>
+        <w:tc>
+          <w:tcPr>
+            <w:tcW w:type="dxa" w:w="3500"/>
+            <w:tcBorders>
+              <w:top w:val="single" w:color="D9E1EC" w:sz="4"/>
+              <w:left w:val="single" w:color="D9E1EC" w:sz="4"/>
+              <w:bottom w:val="single" w:color="D9E1EC" w:sz="4"/>
+              <w:right w:val="single" w:color="D9E1EC" w:sz="4"/>
+            </w:tcBorders>
+            <w:shd w:fill="FFFFFF" w:color="auto" w:val="clear"/>
+            <w:tcMar>
+              <w:top w:type="dxa" w:w="22"/>
+              <w:left w:type="dxa" w:w="70"/>
+              <w:bottom w:type="dxa" w:w="22"/>
+              <w:right w:type="dxa" w:w="70"/>
+            </w:tcMar>
+            <w:vAlign w:val="center"/>
+          </w:tcPr>
+          <w:p>
+            <w:pPr>
+              <w:spacing w:after="0" w:line="212"/>
+            </w:pPr>
+            <w:r>
+              <w:rPr>
+                <w:rFonts w:ascii="Arial" w:cs="Arial" w:eastAsia="Arial" w:hAnsi="Arial"/>
+                <w:sz w:val="14"/>
+                <w:szCs w:val="14"/>
+              </w:rPr>
+              <w:t xml:space="preserve">"Počinjemo 9. novembra" · Open Day recap</w:t>
+            </w:r>
+          </w:p>
+        </w:tc>
+        <w:tc>
+          <w:tcPr>
+            <w:tcW w:type="dxa" w:w="650"/>
+            <w:tcBorders>
+              <w:top w:val="single" w:color="D9E1EC" w:sz="4"/>
+              <w:left w:val="single" w:color="D9E1EC" w:sz="4"/>
+              <w:bottom w:val="single" w:color="D9E1EC" w:sz="4"/>
+              <w:right w:val="single" w:color="D9E1EC" w:sz="4"/>
+            </w:tcBorders>
+            <w:shd w:fill="FFFFFF" w:color="auto" w:val="clear"/>
+            <w:tcMar>
+              <w:top w:type="dxa" w:w="22"/>
+              <w:left w:type="dxa" w:w="70"/>
+              <w:bottom w:type="dxa" w:w="22"/>
+              <w:right w:type="dxa" w:w="70"/>
+            </w:tcMar>
+            <w:vAlign w:val="center"/>
+          </w:tcPr>
+          <w:p>
+            <w:pPr>
+              <w:spacing w:after="0" w:line="212"/>
+            </w:pPr>
+            <w:r>
+              <w:rPr>
+                <w:rFonts w:ascii="Arial" w:cs="Arial" w:eastAsia="Arial" w:hAnsi="Arial"/>
+                <w:sz w:val="14"/>
+                <w:szCs w:val="14"/>
+              </w:rPr>
+              <w:t xml:space="preserve">Offer · D</w:t>
+            </w:r>
+          </w:p>
+        </w:tc>
+        <w:tc>
+          <w:tcPr>
+            <w:tcW w:type="dxa" w:w="3450"/>
+            <w:tcBorders>
+              <w:top w:val="single" w:color="D9E1EC" w:sz="4"/>
+              <w:left w:val="single" w:color="D9E1EC" w:sz="4"/>
+              <w:bottom w:val="single" w:color="D9E1EC" w:sz="4"/>
+              <w:right w:val="single" w:color="D9E1EC" w:sz="4"/>
+            </w:tcBorders>
+            <w:shd w:fill="FFFFFF" w:color="auto" w:val="clear"/>
+            <w:tcMar>
+              <w:top w:type="dxa" w:w="22"/>
+              <w:left w:type="dxa" w:w="70"/>
+              <w:bottom w:type="dxa" w:w="22"/>
+              <w:right w:type="dxa" w:w="70"/>
+            </w:tcMar>
+            <w:vAlign w:val="center"/>
+          </w:tcPr>
+          <w:p>
+            <w:pPr>
+              <w:spacing w:after="0" w:line="212"/>
+            </w:pPr>
+            <w:r>
+              <w:rPr>
+                <w:rFonts w:ascii="Arial" w:cs="Arial" w:eastAsia="Arial" w:hAnsi="Arial"/>
+                <w:sz w:val="14"/>
+                <w:szCs w:val="14"/>
+              </w:rPr>
+              <w:t xml:space="preserve">Prva generacija počinje u ponedeljak, 9. novembra.</w:t>
+            </w:r>
+          </w:p>
+        </w:tc>
+        <w:tc>
+          <w:tcPr>
+            <w:tcW w:type="dxa" w:w="1696"/>
+            <w:tcBorders>
+              <w:top w:val="single" w:color="D9E1EC" w:sz="4"/>
+              <w:left w:val="single" w:color="D9E1EC" w:sz="4"/>
+              <w:bottom w:val="single" w:color="D9E1EC" w:sz="4"/>
+              <w:right w:val="single" w:color="D9E1EC" w:sz="4"/>
+            </w:tcBorders>
+            <w:shd w:fill="E3F6EF" w:color="auto" w:val="clear"/>
+            <w:tcMar>
+              <w:top w:type="dxa" w:w="22"/>
+              <w:left w:type="dxa" w:w="70"/>
+              <w:bottom w:type="dxa" w:w="22"/>
+              <w:right w:type="dxa" w:w="70"/>
+            </w:tcMar>
+            <w:vAlign w:val="center"/>
+          </w:tcPr>
+          <w:p>
+            <w:pPr>
+              <w:spacing w:after="0" w:line="212"/>
+            </w:pPr>
+            <w:r>
+              <w:rPr>
+                <w:rFonts w:ascii="Arial" w:cs="Arial" w:eastAsia="Arial" w:hAnsi="Arial"/>
+                <w:sz w:val="14"/>
+                <w:szCs w:val="14"/>
+              </w:rPr>
+              <w:t xml:space="preserve">W4 · static + photos</w:t>
             </w:r>
           </w:p>
         </w:tc>
@@ -3714,7 +4660,7 @@
     <w:p>
       <w:pPr>
         <w:keepNext/>
-        <w:spacing w:after="30" w:before="90"/>
+        <w:spacing w:after="30" w:before="80"/>
       </w:pPr>
       <w:r>
         <w:rPr>
@@ -3725,7 +4671,7 @@
           <w:sz w:val="14"/>
           <w:szCs w:val="14"/>
         </w:rPr>
-        <w:t xml:space="preserve">Creative mocks</w:t>
+        <w:t xml:space="preserve">Launch statics</w:t>
       </w:r>
       <w:r>
         <w:rPr>
@@ -3734,7 +4680,7 @@
           <w:sz w:val="14"/>
           <w:szCs w:val="14"/>
         </w:rPr>
-        <w:t xml:space="preserve"> (direction for design — final logo + real photos replace these after the shoot) · every creative in 4:5 feed + 9:16 Stories/Reels</w:t>
+        <w:t xml:space="preserve"> (direction mocks — real photos replace them from W2–W3) · every creative in 4:5 feed + 9:16 · blue = static, green = real photo / video</w:t>
       </w:r>
     </w:p>
     <w:tbl>
@@ -3781,7 +4727,7 @@
             <w:r>
               <w:drawing>
                 <wp:inline distT="0" distB="0" distL="0" distR="0">
-                  <wp:extent cx="952500" cy="1190625"/>
+                  <wp:extent cx="800100" cy="1000125"/>
                   <wp:effectExtent t="0" r="0" b="0" l="0"/>
                   <wp:docPr id="1" name="C1 Hero" descr="C1 Hero" title="C1 Hero"/>
                   <wp:cNvGraphicFramePr>
@@ -3806,7 +4752,7 @@
                         <pic:spPr bwMode="auto">
                           <a:xfrm>
                             <a:off x="0" y="0"/>
-                            <a:ext cx="952500" cy="1190625"/>
+                            <a:ext cx="800100" cy="1000125"/>
                           </a:xfrm>
                           <a:prstGeom prst="rect">
                             <a:avLst/>
@@ -3860,9 +4806,9 @@
             <w:r>
               <w:drawing>
                 <wp:inline distT="0" distB="0" distL="0" distR="0">
-                  <wp:extent cx="952500" cy="1190625"/>
+                  <wp:extent cx="800100" cy="1000125"/>
                   <wp:effectExtent t="0" r="0" b="0" l="0"/>
-                  <wp:docPr id="1" name="C2 Future Skills" descr="C2 Future Skills" title="C2 Future Skills"/>
+                  <wp:docPr id="1" name="C3 Less scrolling" descr="C3 Less scrolling" title="C3 Less scrolling"/>
                   <wp:cNvGraphicFramePr>
                     <a:graphicFrameLocks xmlns:a="http://schemas.openxmlformats.org/drawingml/2006/main" noChangeAspect="1"/>
                   </wp:cNvGraphicFramePr>
@@ -3885,7 +4831,7 @@
                         <pic:spPr bwMode="auto">
                           <a:xfrm>
                             <a:off x="0" y="0"/>
-                            <a:ext cx="952500" cy="1190625"/>
+                            <a:ext cx="800100" cy="1000125"/>
                           </a:xfrm>
                           <a:prstGeom prst="rect">
                             <a:avLst/>
@@ -3912,7 +4858,7 @@
                 <w:sz w:val="13"/>
                 <w:szCs w:val="13"/>
               </w:rPr>
-              <w:t xml:space="preserve">C2 Future Skills</w:t>
+              <w:t xml:space="preserve">C3 Less scrolling</w:t>
             </w:r>
           </w:p>
         </w:tc>
@@ -3939,9 +4885,9 @@
             <w:r>
               <w:drawing>
                 <wp:inline distT="0" distB="0" distL="0" distR="0">
-                  <wp:extent cx="952500" cy="1190625"/>
+                  <wp:extent cx="800100" cy="1000125"/>
                   <wp:effectExtent t="0" r="0" b="0" l="0"/>
-                  <wp:docPr id="1" name="C3 Less scrolling" descr="C3 Less scrolling" title="C3 Less scrolling"/>
+                  <wp:docPr id="1" name="C4 English" descr="C4 English" title="C4 English"/>
                   <wp:cNvGraphicFramePr>
                     <a:graphicFrameLocks xmlns:a="http://schemas.openxmlformats.org/drawingml/2006/main" noChangeAspect="1"/>
                   </wp:cNvGraphicFramePr>
@@ -3964,7 +4910,7 @@
                         <pic:spPr bwMode="auto">
                           <a:xfrm>
                             <a:off x="0" y="0"/>
-                            <a:ext cx="952500" cy="1190625"/>
+                            <a:ext cx="800100" cy="1000125"/>
                           </a:xfrm>
                           <a:prstGeom prst="rect">
                             <a:avLst/>
@@ -3991,7 +4937,7 @@
                 <w:sz w:val="13"/>
                 <w:szCs w:val="13"/>
               </w:rPr>
-              <w:t xml:space="preserve">C3 Less scrolling</w:t>
+              <w:t xml:space="preserve">C4 English</w:t>
             </w:r>
           </w:p>
         </w:tc>
@@ -4018,9 +4964,9 @@
             <w:r>
               <w:drawing>
                 <wp:inline distT="0" distB="0" distL="0" distR="0">
-                  <wp:extent cx="952500" cy="1190625"/>
+                  <wp:extent cx="800100" cy="1000125"/>
                   <wp:effectExtent t="0" r="0" b="0" l="0"/>
-                  <wp:docPr id="1" name="C4 English + AI" descr="C4 English + AI" title="C4 English + AI"/>
+                  <wp:docPr id="1" name="C7 AI literacy" descr="C7 AI literacy" title="C7 AI literacy"/>
                   <wp:cNvGraphicFramePr>
                     <a:graphicFrameLocks xmlns:a="http://schemas.openxmlformats.org/drawingml/2006/main" noChangeAspect="1"/>
                   </wp:cNvGraphicFramePr>
@@ -4043,7 +4989,7 @@
                         <pic:spPr bwMode="auto">
                           <a:xfrm>
                             <a:off x="0" y="0"/>
-                            <a:ext cx="952500" cy="1190625"/>
+                            <a:ext cx="800100" cy="1000125"/>
                           </a:xfrm>
                           <a:prstGeom prst="rect">
                             <a:avLst/>
@@ -4070,7 +5016,7 @@
                 <w:sz w:val="13"/>
                 <w:szCs w:val="13"/>
               </w:rPr>
-              <w:t xml:space="preserve">C4 English + AI</w:t>
+              <w:t xml:space="preserve">C7 AI literacy</w:t>
             </w:r>
           </w:p>
         </w:tc>
@@ -4097,7 +5043,7 @@
             <w:r>
               <w:drawing>
                 <wp:inline distT="0" distB="0" distL="0" distR="0">
-                  <wp:extent cx="952500" cy="1190625"/>
+                  <wp:extent cx="800100" cy="1000125"/>
                   <wp:effectExtent t="0" r="0" b="0" l="0"/>
                   <wp:docPr id="1" name="C5 Founding" descr="C5 Founding" title="C5 Founding"/>
                   <wp:cNvGraphicFramePr>
@@ -4122,7 +5068,7 @@
                         <pic:spPr bwMode="auto">
                           <a:xfrm>
                             <a:off x="0" y="0"/>
-                            <a:ext cx="952500" cy="1190625"/>
+                            <a:ext cx="800100" cy="1000125"/>
                           </a:xfrm>
                           <a:prstGeom prst="rect">
                             <a:avLst/>
@@ -4176,7 +5122,7 @@
             <w:r>
               <w:drawing>
                 <wp:inline distT="0" distB="0" distL="0" distR="0">
-                  <wp:extent cx="952500" cy="1190625"/>
+                  <wp:extent cx="800100" cy="1000125"/>
                   <wp:effectExtent t="0" r="0" b="0" l="0"/>
                   <wp:docPr id="1" name="C6 Open Day" descr="C6 Open Day" title="C6 Open Day"/>
                   <wp:cNvGraphicFramePr>
@@ -4201,7 +5147,7 @@
                         <pic:spPr bwMode="auto">
                           <a:xfrm>
                             <a:off x="0" y="0"/>
-                            <a:ext cx="952500" cy="1190625"/>
+                            <a:ext cx="800100" cy="1000125"/>
                           </a:xfrm>
                           <a:prstGeom prst="rect">
                             <a:avLst/>
@@ -4259,7 +5205,7 @@
           <w:sz w:val="20"/>
           <w:szCs w:val="20"/>
         </w:rPr>
-        <w:t xml:space="preserve">Rules for the first 30 days</w:t>
+        <w:t xml:space="preserve">Rules until 8 Nov</w:t>
       </w:r>
     </w:p>
     <w:p>
@@ -4276,18 +5222,18 @@
           <w:rFonts w:ascii="Arial" w:cs="Arial" w:eastAsia="Arial" w:hAnsi="Arial"/>
           <w:b/>
           <w:bCs/>
-          <w:sz w:val="15"/>
-          <w:szCs w:val="15"/>
+          <w:sz w:val="14"/>
+          <w:szCs w:val="14"/>
         </w:rPr>
-        <w:t xml:space="preserve">First 72 h hands off</w:t>
+        <w:t xml:space="preserve">First 72 h hands off; first 20–30 leads = validation</w:t>
       </w:r>
       <w:r>
         <w:rPr>
           <w:rFonts w:ascii="Arial" w:cs="Arial" w:eastAsia="Arial" w:hAnsi="Arial"/>
-          <w:sz w:val="15"/>
-          <w:szCs w:val="15"/>
+          <w:sz w:val="14"/>
+          <w:szCs w:val="14"/>
         </w:rPr>
-        <w:t xml:space="preserve"> — QA only: lead lands in GHL with phone/email, Lead event fires, UTMs stored.</w:t>
+        <w:t xml:space="preserve"> — QA only: lead lands in Fast Lane with phone/email, Lead event fires, UTMs stored.</w:t>
       </w:r>
     </w:p>
     <w:p>
@@ -4304,16 +5250,16 @@
           <w:rFonts w:ascii="Arial" w:cs="Arial" w:eastAsia="Arial" w:hAnsi="Arial"/>
           <w:b/>
           <w:bCs/>
-          <w:sz w:val="15"/>
-          <w:szCs w:val="15"/>
+          <w:sz w:val="14"/>
+          <w:szCs w:val="14"/>
         </w:rPr>
-        <w:t xml:space="preserve">Cut an ad</w:t>
+        <w:t xml:space="preserve">Cut</w:t>
       </w:r>
       <w:r>
         <w:rPr>
           <w:rFonts w:ascii="Arial" w:cs="Arial" w:eastAsia="Arial" w:hAnsi="Arial"/>
-          <w:sz w:val="15"/>
-          <w:szCs w:val="15"/>
+          <w:sz w:val="14"/>
+          <w:szCs w:val="14"/>
         </w:rPr>
         <w:t xml:space="preserve"> at ≥ 1,500 impressions with link CTR &lt; 0.6%, or 2,000 RSD spent with 0 leads. </w:t>
       </w:r>
@@ -4322,18 +5268,18 @@
           <w:rFonts w:ascii="Arial" w:cs="Arial" w:eastAsia="Arial" w:hAnsi="Arial"/>
           <w:b/>
           <w:bCs/>
-          <w:sz w:val="15"/>
-          <w:szCs w:val="15"/>
+          <w:sz w:val="14"/>
+          <w:szCs w:val="14"/>
         </w:rPr>
         <w:t xml:space="preserve">Winner</w:t>
       </w:r>
       <w:r>
         <w:rPr>
           <w:rFonts w:ascii="Arial" w:cs="Arial" w:eastAsia="Arial" w:hAnsi="Arial"/>
-          <w:sz w:val="15"/>
-          <w:szCs w:val="15"/>
+          <w:sz w:val="14"/>
+          <w:szCs w:val="14"/>
         </w:rPr>
-        <w:t xml:space="preserve"> (CPL ≤ 800, ≥ 5 leads) → 2 iterations; then 60/30/10.</w:t>
+        <w:t xml:space="preserve"> (CPL ≤ 800, ≥ 5 qualified leads) → variants in W3, then 60/30/10.</w:t>
       </w:r>
     </w:p>
     <w:p>
@@ -4350,36 +5296,18 @@
           <w:rFonts w:ascii="Arial" w:cs="Arial" w:eastAsia="Arial" w:hAnsi="Arial"/>
           <w:b/>
           <w:bCs/>
-          <w:sz w:val="15"/>
-          <w:szCs w:val="15"/>
+          <w:sz w:val="14"/>
+          <w:szCs w:val="14"/>
         </w:rPr>
-        <w:t xml:space="preserve">Scale to 150k</w:t>
+        <w:t xml:space="preserve">Content:</w:t>
       </w:r>
       <w:r>
         <w:rPr>
           <w:rFonts w:ascii="Arial" w:cs="Arial" w:eastAsia="Arial" w:hAnsi="Arial"/>
-          <w:sz w:val="15"/>
-          <w:szCs w:val="15"/>
+          <w:sz w:val="14"/>
+          <w:szCs w:val="14"/>
         </w:rPr>
-        <w:t xml:space="preserve"> (+20% every 3–4 days) when CPL ≤ 1,000 and ≥ 50% of leads are call-qualified. </w:t>
-      </w:r>
-      <w:r>
-        <w:rPr>
-          <w:rFonts w:ascii="Arial" w:cs="Arial" w:eastAsia="Arial" w:hAnsi="Arial"/>
-          <w:b/>
-          <w:bCs/>
-          <w:sz w:val="15"/>
-          <w:szCs w:val="15"/>
-        </w:rPr>
-        <w:t xml:space="preserve">Drop to 100k</w:t>
-      </w:r>
-      <w:r>
-        <w:rPr>
-          <w:rFonts w:ascii="Arial" w:cs="Arial" w:eastAsia="Arial" w:hAnsi="Arial"/>
-          <w:sz w:val="15"/>
-          <w:szCs w:val="15"/>
-        </w:rPr>
-        <w:t xml:space="preserve"> if CPL &gt; 1,500 after day 10.</w:t>
+        <w:t xml:space="preserve"> static W1 → real space photos W2 → Šmiranti shoot + first Reels W3 → Open Day content + last call W4. Cast kids are never captioned as NXT students.</w:t>
       </w:r>
     </w:p>
     <w:p>
@@ -4396,23 +5324,51 @@
           <w:rFonts w:ascii="Arial" w:cs="Arial" w:eastAsia="Arial" w:hAnsi="Arial"/>
           <w:b/>
           <w:bCs/>
-          <w:sz w:val="15"/>
-          <w:szCs w:val="15"/>
+          <w:sz w:val="14"/>
+          <w:szCs w:val="14"/>
         </w:rPr>
-        <w:t xml:space="preserve">To confirm before launch:</w:t>
+        <w:t xml:space="preserve">Budget:</w:t>
       </w:r>
       <w:r>
         <w:rPr>
           <w:rFonts w:ascii="Arial" w:cs="Arial" w:eastAsia="Arial" w:hAnsi="Arial"/>
-          <w:sz w:val="15"/>
-          <w:szCs w:val="15"/>
+          <w:sz w:val="14"/>
+          <w:szCs w:val="14"/>
         </w:rPr>
-        <w:t xml:space="preserve"> Open Day date (24 Oct proposed) · real seat cap (for "mesta ograničena") · founding price locked for all 24 weeks? · class times vs school shifts.</w:t>
+        <w:t xml:space="preserve"> 150k is what 30–40 enrolled needs (~150–200 leads at ~20%). If CPL &gt; 1,000 after day 10, hold at 120k (≈ 20–25 enrolled) and roll the rest into January.</w:t>
+      </w:r>
+    </w:p>
+    <w:p>
+      <w:pPr>
+        <w:pStyle w:val="ListParagraph"/>
+        <w:numPr>
+          <w:ilvl w:val="0"/>
+          <w:numId w:val="2"/>
+        </w:numPr>
+        <w:spacing w:after="0" w:line="212"/>
+      </w:pPr>
+      <w:r>
+        <w:rPr>
+          <w:rFonts w:ascii="Arial" w:cs="Arial" w:eastAsia="Arial" w:hAnsi="Arial"/>
+          <w:b/>
+          <w:bCs/>
+          <w:sz w:val="14"/>
+          <w:szCs w:val="14"/>
+        </w:rPr>
+        <w:t xml:space="preserve">To confirm:</w:t>
+      </w:r>
+      <w:r>
+        <w:rPr>
+          <w:rFonts w:ascii="Arial" w:cs="Arial" w:eastAsia="Arial" w:hAnsi="Arial"/>
+          <w:sz w:val="14"/>
+          <w:szCs w:val="14"/>
+        </w:rPr>
+        <w:t xml:space="preserve"> Open Day date (24 Oct) · founding price locked for all 24 weeks? · enrolment cut-off before 9 Nov · team roles for R5 · Mladen signs off all messaging.</w:t>
       </w:r>
     </w:p>
     <w:sectPr>
       <w:pgSz w:w="11906" w:h="16838" w:orient="portrait"/>
-      <w:pgMar w:top="520" w:right="680" w:bottom="400" w:left="680" w:header="708" w:footer="708" w:gutter="0"/>
+      <w:pgMar w:top="440" w:right="680" w:bottom="360" w:left="680" w:header="708" w:footer="708" w:gutter="0"/>
       <w:pgNumType/>
       <w:docGrid w:linePitch="360"/>
     </w:sectPr>
@@ -4617,8 +5573,8 @@
     <w:rPrDefault>
       <w:rPr>
         <w:rFonts w:ascii="Arial" w:cs="Arial" w:eastAsia="Arial" w:hAnsi="Arial"/>
-        <w:sz w:val="15"/>
-        <w:szCs w:val="15"/>
+        <w:sz w:val="14"/>
+        <w:szCs w:val="14"/>
       </w:rPr>
     </w:rPrDefault>
     <w:pPrDefault/>

--- a/nxt-school-launch/NXT_Meta_Launch_1-pager.docx
+++ b/nxt-school-launch/NXT_Meta_Launch_1-pager.docx
@@ -931,7 +931,7 @@
                 <w:sz w:val="14"/>
                 <w:szCs w:val="14"/>
               </w:rPr>
-              <w:t xml:space="preserve"> (15%) · ~1,900/day</w:t>
+              <w:t xml:space="preserve"> (15%) · ~1,550/day</w:t>
             </w:r>
           </w:p>
         </w:tc>
@@ -963,7 +963,7 @@
                 <w:sz w:val="14"/>
                 <w:szCs w:val="14"/>
               </w:rPr>
-              <w:t xml:space="preserve">12 → 23 Oct</w:t>
+              <w:t xml:space="preserve">12 → 26 Oct</w:t>
             </w:r>
           </w:p>
         </w:tc>
@@ -2157,7 +2157,7 @@
                 <w:sz w:val="14"/>
                 <w:szCs w:val="14"/>
               </w:rPr>
-              <w:t xml:space="preserve">5,900 vs 6,400 · start 9 Nov · Showcase · no entrance test</w:t>
+              <w:t xml:space="preserve">5,900 vs 7,200 · start 9 Nov · Showcase · no entrance test</w:t>
             </w:r>
           </w:p>
         </w:tc>
@@ -2292,7 +2292,7 @@
                 <w:sz w:val="14"/>
                 <w:szCs w:val="14"/>
               </w:rPr>
-              <w:t xml:space="preserve">~90 min: kids’ mini challenge, parents meet the team</w:t>
+              <w:t xml:space="preserve">Mon 26 Oct, 18–20 h: kids’ mini challenge, parents meet the program</w:t>
             </w:r>
           </w:p>
         </w:tc>
@@ -3754,7 +3754,7 @@
                 <w:sz w:val="14"/>
                 <w:szCs w:val="14"/>
               </w:rPr>
-              <w:t xml:space="preserve">Dođite na NXT Open Day — subota, 24. oktobar.</w:t>
+              <w:t xml:space="preserve">Dođite na NXT Open Day — ponedeljak, 26. oktobar, 18–20 h.</w:t>
             </w:r>
           </w:p>
         </w:tc>
@@ -3857,7 +3857,7 @@
                 <w:sz w:val="14"/>
                 <w:szCs w:val="14"/>
               </w:rPr>
-              <w:t xml:space="preserve">Best P-ad + Open Day band · O3 countdown (19 Oct)</w:t>
+              <w:t xml:space="preserve">Best P-ad + Open Day band · O3 countdown (21 Oct)</w:t>
             </w:r>
           </w:p>
         </w:tc>
@@ -5355,7 +5355,7 @@
           <w:sz w:val="14"/>
           <w:szCs w:val="14"/>
         </w:rPr>
-        <w:t xml:space="preserve">To confirm:</w:t>
+        <w:t xml:space="preserve">Confirmed by the live site:</w:t>
       </w:r>
       <w:r>
         <w:rPr>
@@ -5363,7 +5363,25 @@
           <w:sz w:val="14"/>
           <w:szCs w:val="14"/>
         </w:rPr>
-        <w:t xml:space="preserve"> Open Day date (24 Oct) · founding price locked for all 24 weeks? · enrolment cut-off before 9 Nov · team roles for R5 · Mladen signs off all messaging.</w:t>
+        <w:t xml:space="preserve"> Open Day Mon 26 Oct, 18–20 h · founding 5.900 RSD for the whole program (6 payments), regular 7.200 · no joining mid-program. </w:t>
+      </w:r>
+      <w:r>
+        <w:rPr>
+          <w:rFonts w:ascii="Arial" w:cs="Arial" w:eastAsia="Arial" w:hAnsi="Arial"/>
+          <w:b/>
+          <w:bCs/>
+          <w:sz w:val="14"/>
+          <w:szCs w:val="14"/>
+        </w:rPr>
+        <w:t xml:space="preserve">Still to confirm:</w:t>
+      </w:r>
+      <w:r>
+        <w:rPr>
+          <w:rFonts w:ascii="Arial" w:cs="Arial" w:eastAsia="Arial" w:hAnsi="Arial"/>
+          <w:sz w:val="14"/>
+          <w:szCs w:val="14"/>
+        </w:rPr>
+        <w:t xml:space="preserve"> is the Open Day free? · team roles for R5 · Mladen signs off all messaging.</w:t>
       </w:r>
     </w:p>
     <w:sectPr>

--- a/nxt-school-launch/NXT_Meta_Launch_1-pager.docx
+++ b/nxt-school-launch/NXT_Meta_Launch_1-pager.docx
@@ -1887,7 +1887,7 @@
                 <w:sz w:val="14"/>
                 <w:szCs w:val="14"/>
               </w:rPr>
-              <w:t xml:space="preserve">Working language, grows with the group · Serbian if needed</w:t>
+              <w:t xml:space="preserve">Speaks through projects, grows with the group’s confidence · Serbian if needed</w:t>
             </w:r>
           </w:p>
         </w:tc>
@@ -2982,7 +2982,7 @@
                 <w:sz w:val="14"/>
                 <w:szCs w:val="14"/>
               </w:rPr>
-              <w:t xml:space="preserve"> · "English is not a subject here" + kids’ chat</w:t>
+              <w:t xml:space="preserve"> · "Engleski bez straha." + kids’ chat</w:t>
             </w:r>
           </w:p>
         </w:tc>
@@ -3046,7 +3046,7 @@
                 <w:sz w:val="14"/>
                 <w:szCs w:val="14"/>
               </w:rPr>
-              <w:t xml:space="preserve">English is not a subject here. It’s the language we use.</w:t>
+              <w:t xml:space="preserve">Zna reči, ali ne priča? Engleski bez straha — kroz projekte.</w:t>
             </w:r>
           </w:p>
         </w:tc>

--- a/nxt-school-launch/NXT_Meta_Launch_1-pager.docx
+++ b/nxt-school-launch/NXT_Meta_Launch_1-pager.docx
@@ -3857,7 +3857,7 @@
                 <w:sz w:val="14"/>
                 <w:szCs w:val="14"/>
               </w:rPr>
-              <w:t xml:space="preserve">Best P-ad + Open Day band · O3 countdown (21 Oct)</w:t>
+              <w:t xml:space="preserve">O2 Open Day invite on the winning P-ad hook · O3 countdown (21 Oct)</w:t>
             </w:r>
           </w:p>
         </w:tc>

--- a/nxt-school-launch/NXT_Meta_Launch_1-pager.docx
+++ b/nxt-school-launch/NXT_Meta_Launch_1-pager.docx
@@ -3857,7 +3857,7 @@
                 <w:sz w:val="14"/>
                 <w:szCs w:val="14"/>
               </w:rPr>
-              <w:t xml:space="preserve">O2 Open Day invite on the winning P-ad hook · O3 countdown (21 Oct)</w:t>
+              <w:t xml:space="preserve">Best P-ad + Open Day framing (kicker + date band) · O3 countdown (21 Oct)</w:t>
             </w:r>
           </w:p>
         </w:tc>
